--- a/report.docx
+++ b/report.docx
@@ -3737,6 +3737,101 @@
         </w:rPr>
         <w:t>การเยี่ยมชมที่ควบคุมความหนาของหาง</w:t>
       </w:r>
+      <w:r>
+        <w:rPr>
+          <w:rFonts w:hint="cs"/>
+          <w:sz w:val="28"/>
+          <w:szCs w:val="28"/>
+          <w:cs/>
+        </w:rPr>
+        <w:t xml:space="preserve"> </w:t>
+      </w:r>
+      <w:r>
+        <w:rPr>
+          <w:sz w:val="28"/>
+          <w:szCs w:val="28"/>
+          <w:cs/>
+        </w:rPr>
+        <w:t xml:space="preserve">การแจกแจงแบบ </w:t>
+      </w:r>
+      <w:r>
+        <w:rPr>
+          <w:sz w:val="28"/>
+          <w:szCs w:val="28"/>
+        </w:rPr>
+        <w:t xml:space="preserve">Cauchy-Lorentz </w:t>
+      </w:r>
+      <w:r>
+        <w:rPr>
+          <w:sz w:val="28"/>
+          <w:szCs w:val="28"/>
+          <w:cs/>
+        </w:rPr>
+        <w:t>มีลักษณะ "หางหนา" (</w:t>
+      </w:r>
+      <w:r>
+        <w:rPr>
+          <w:sz w:val="28"/>
+          <w:szCs w:val="28"/>
+        </w:rPr>
+        <w:t xml:space="preserve">Fat-tailed) </w:t>
+      </w:r>
+      <w:r>
+        <w:rPr>
+          <w:rFonts w:hint="cs"/>
+          <w:sz w:val="28"/>
+          <w:szCs w:val="28"/>
+          <w:cs/>
+        </w:rPr>
+        <w:t>ทำ</w:t>
+      </w:r>
+      <w:r>
+        <w:rPr>
+          <w:sz w:val="28"/>
+          <w:szCs w:val="28"/>
+          <w:cs/>
+        </w:rPr>
+        <w:t>ให้มีความน่าจะเป็นสูงในการสร้างจุดที่ห่างไกลจากต</w:t>
+      </w:r>
+      <w:r>
+        <w:rPr>
+          <w:rFonts w:hint="cs"/>
+          <w:sz w:val="28"/>
+          <w:szCs w:val="28"/>
+          <w:cs/>
+        </w:rPr>
+        <w:t>ำ</w:t>
+      </w:r>
+      <w:r>
+        <w:rPr>
+          <w:sz w:val="28"/>
+          <w:szCs w:val="28"/>
+          <w:cs/>
+        </w:rPr>
+        <w:t xml:space="preserve">แหน่งปัจจุบัน เมื่อเทียบกับ </w:t>
+      </w:r>
+      <w:r>
+        <w:rPr>
+          <w:sz w:val="28"/>
+          <w:szCs w:val="28"/>
+        </w:rPr>
+        <w:t xml:space="preserve">Gaussian Distribution </w:t>
+      </w:r>
+      <w:r>
+        <w:rPr>
+          <w:sz w:val="28"/>
+          <w:szCs w:val="28"/>
+          <w:cs/>
+        </w:rPr>
+        <w:t xml:space="preserve">ที่มักสร้างจุดใกล้เคียงเท่านั้น ความสามารถในการกระโดดไกลนี้เป็นกลไกหลักในการหลีกเลี่ยง </w:t>
+      </w:r>
+      <w:r>
+        <w:rPr>
+          <w:sz w:val="28"/>
+          <w:szCs w:val="28"/>
+        </w:rPr>
+        <w:t>Local Minima</w:t>
+      </w:r>
     </w:p>
     <w:p>
       <w:pPr>
@@ -4433,6 +4528,148 @@
     <w:p>
       <w:pPr>
         <w:spacing w:after="0"/>
+        <w:ind w:firstLine="720"/>
+        <w:jc w:val="thaiDistribute"/>
+        <w:rPr>
+          <w:rFonts w:eastAsiaTheme="minorEastAsia"/>
+          <w:sz w:val="28"/>
+          <w:szCs w:val="28"/>
+        </w:rPr>
+      </w:pPr>
+      <w:r>
+        <w:rPr>
+          <w:rFonts w:eastAsiaTheme="minorEastAsia"/>
+          <w:sz w:val="28"/>
+          <w:szCs w:val="28"/>
+          <w:cs/>
+        </w:rPr>
+        <w:t xml:space="preserve">เมื่ออุณหภูมิ </w:t>
+      </w:r>
+      <w:r>
+        <w:rPr>
+          <w:rFonts w:eastAsiaTheme="minorEastAsia"/>
+          <w:sz w:val="28"/>
+          <w:szCs w:val="28"/>
+        </w:rPr>
+        <w:t xml:space="preserve">T </w:t>
+      </w:r>
+      <w:r>
+        <w:rPr>
+          <w:rFonts w:eastAsiaTheme="minorEastAsia"/>
+          <w:sz w:val="28"/>
+          <w:szCs w:val="28"/>
+          <w:cs/>
+        </w:rPr>
+        <w:t xml:space="preserve">สูง (ช่วงเริ่มต้น) </w:t>
+      </w:r>
+      <w:r>
+        <w:rPr>
+          <w:rFonts w:eastAsiaTheme="minorEastAsia"/>
+          <w:sz w:val="28"/>
+          <w:szCs w:val="28"/>
+        </w:rPr>
+        <w:t xml:space="preserve">Algorithms </w:t>
+      </w:r>
+      <w:r>
+        <w:rPr>
+          <w:rFonts w:eastAsiaTheme="minorEastAsia"/>
+          <w:sz w:val="28"/>
+          <w:szCs w:val="28"/>
+          <w:cs/>
+        </w:rPr>
+        <w:t>มีแนวโน้มยอมรับจุดที่แย่กว่าได้ง่าย สนับสนุนการส</w:t>
+      </w:r>
+      <w:r>
+        <w:rPr>
+          <w:rFonts w:eastAsiaTheme="minorEastAsia" w:hint="cs"/>
+          <w:sz w:val="28"/>
+          <w:szCs w:val="28"/>
+          <w:cs/>
+        </w:rPr>
+        <w:t>ำ</w:t>
+      </w:r>
+      <w:r>
+        <w:rPr>
+          <w:rFonts w:eastAsiaTheme="minorEastAsia"/>
+          <w:sz w:val="28"/>
+          <w:szCs w:val="28"/>
+          <w:cs/>
+        </w:rPr>
+        <w:t xml:space="preserve">รวจพื้นที่กว้าง เมื่อ </w:t>
+      </w:r>
+      <w:r>
+        <w:rPr>
+          <w:rFonts w:eastAsiaTheme="minorEastAsia"/>
+          <w:sz w:val="28"/>
+          <w:szCs w:val="28"/>
+        </w:rPr>
+        <w:t xml:space="preserve">T </w:t>
+      </w:r>
+      <w:r>
+        <w:rPr>
+          <w:rFonts w:eastAsiaTheme="minorEastAsia"/>
+          <w:sz w:val="28"/>
+          <w:szCs w:val="28"/>
+          <w:cs/>
+        </w:rPr>
+        <w:t>ลดลงตามเวลา การยอมรับจะเข้มงวด</w:t>
+      </w:r>
+      <w:r>
+        <w:rPr>
+          <w:rFonts w:eastAsiaTheme="minorEastAsia"/>
+          <w:sz w:val="28"/>
+          <w:szCs w:val="28"/>
+        </w:rPr>
+        <w:t xml:space="preserve"> </w:t>
+      </w:r>
+      <w:r>
+        <w:rPr>
+          <w:rFonts w:eastAsiaTheme="minorEastAsia"/>
+          <w:sz w:val="28"/>
+          <w:szCs w:val="28"/>
+          <w:cs/>
+        </w:rPr>
+        <w:t>ขึ้น</w:t>
+      </w:r>
+      <w:r>
+        <w:rPr>
+          <w:rFonts w:eastAsiaTheme="minorEastAsia" w:hint="cs"/>
+          <w:sz w:val="28"/>
+          <w:szCs w:val="28"/>
+          <w:cs/>
+        </w:rPr>
+        <w:t>ทำ</w:t>
+      </w:r>
+      <w:r>
+        <w:rPr>
+          <w:rFonts w:eastAsiaTheme="minorEastAsia"/>
+          <w:sz w:val="28"/>
+          <w:szCs w:val="28"/>
+          <w:cs/>
+        </w:rPr>
+        <w:t xml:space="preserve">ให้ </w:t>
+      </w:r>
+      <w:r>
+        <w:rPr>
+          <w:rFonts w:eastAsiaTheme="minorEastAsia"/>
+          <w:sz w:val="28"/>
+          <w:szCs w:val="28"/>
+        </w:rPr>
+        <w:t xml:space="preserve">Algorithms </w:t>
+      </w:r>
+      <w:r>
+        <w:rPr>
+          <w:rFonts w:eastAsiaTheme="minorEastAsia"/>
+          <w:sz w:val="28"/>
+          <w:szCs w:val="28"/>
+          <w:cs/>
+        </w:rPr>
+        <w:t>มุ่งเน้นการหาค่าเหมาะสมที่สุดในบริเวณที่มีศักยภาพ</w:t>
+      </w:r>
+    </w:p>
+    <w:p>
+      <w:pPr>
+        <w:spacing w:after="0"/>
         <w:ind w:left="720"/>
         <w:jc w:val="thaiDistribute"/>
         <w:rPr>
@@ -4773,33 +5010,32 @@
         <w:spacing w:after="0"/>
         <w:rPr>
           <w:rFonts w:eastAsiaTheme="minorEastAsia"/>
+          <w:sz w:val="28"/>
+          <w:szCs w:val="28"/>
+        </w:rPr>
+      </w:pPr>
+      <w:r>
+        <w:rPr>
+          <w:rFonts w:eastAsiaTheme="minorEastAsia"/>
           <w:b/>
           <w:bCs/>
           <w:sz w:val="28"/>
           <w:szCs w:val="28"/>
-        </w:rPr>
-      </w:pPr>
-      <w:r>
-        <w:rPr>
-          <w:rFonts w:eastAsiaTheme="minorEastAsia"/>
+          <w:cs/>
+        </w:rPr>
+        <w:t>ขั้นตอนการทำงาน</w:t>
+      </w:r>
+      <w:r>
+        <w:rPr>
+          <w:rFonts w:eastAsiaTheme="minorEastAsia" w:hint="cs"/>
           <w:b/>
           <w:bCs/>
           <w:sz w:val="28"/>
           <w:szCs w:val="28"/>
           <w:cs/>
         </w:rPr>
-        <w:t>ขั้นตอนการทำงาน</w:t>
-      </w:r>
-    </w:p>
-    <w:p>
-      <w:pPr>
-        <w:spacing w:after="0"/>
-        <w:rPr>
-          <w:rFonts w:eastAsiaTheme="minorEastAsia"/>
-          <w:sz w:val="28"/>
-          <w:szCs w:val="28"/>
-        </w:rPr>
-      </w:pPr>
+        <w:t xml:space="preserve"> </w:t>
+      </w:r>
       <w:r>
         <w:rPr>
           <w:rFonts w:eastAsiaTheme="minorEastAsia"/>
@@ -6079,24 +6315,7 @@
     </w:p>
     <w:p>
       <w:pPr>
-        <w:rPr>
-          <w:rFonts w:eastAsiaTheme="minorEastAsia"/>
-          <w:sz w:val="28"/>
-          <w:szCs w:val="28"/>
-        </w:rPr>
-      </w:pPr>
-      <w:r>
-        <w:rPr>
-          <w:rFonts w:eastAsiaTheme="minorEastAsia"/>
-          <w:sz w:val="28"/>
-          <w:szCs w:val="28"/>
-        </w:rPr>
-        <w:br w:type="page"/>
-      </w:r>
-    </w:p>
-    <w:p>
-      <w:pPr>
-        <w:spacing w:after="0"/>
+        <w:spacing w:before="240" w:after="0"/>
         <w:rPr>
           <w:rFonts w:eastAsiaTheme="minorEastAsia"/>
           <w:b/>
@@ -6759,6 +6978,100 @@
           <w:cs/>
         </w:rPr>
         <w:t>โดยตรง</w:t>
+      </w:r>
+      <w:r>
+        <w:rPr>
+          <w:rFonts w:hint="cs"/>
+          <w:sz w:val="28"/>
+          <w:szCs w:val="28"/>
+          <w:cs/>
+        </w:rPr>
+        <w:t xml:space="preserve"> </w:t>
+      </w:r>
+      <w:r>
+        <w:rPr>
+          <w:sz w:val="28"/>
+          <w:szCs w:val="28"/>
+          <w:cs/>
+        </w:rPr>
+        <w:t>แนวคิดหลักคือการแปลงพื้นผิวที่ซับซ้อนให้เรียบขึ้นโดยใช้เฉพาะค่า</w:t>
+      </w:r>
+      <w:r>
+        <w:rPr>
+          <w:sz w:val="28"/>
+          <w:szCs w:val="28"/>
+        </w:rPr>
+        <w:t xml:space="preserve"> Local Minimum </w:t>
+      </w:r>
+      <w:r>
+        <w:rPr>
+          <w:sz w:val="28"/>
+          <w:szCs w:val="28"/>
+          <w:cs/>
+        </w:rPr>
+        <w:t xml:space="preserve">ของแต่ละ </w:t>
+      </w:r>
+      <w:r>
+        <w:rPr>
+          <w:sz w:val="28"/>
+          <w:szCs w:val="28"/>
+        </w:rPr>
+        <w:t xml:space="preserve">Basin </w:t>
+      </w:r>
+      <w:r>
+        <w:rPr>
+          <w:sz w:val="28"/>
+          <w:szCs w:val="28"/>
+          <w:cs/>
+        </w:rPr>
+        <w:t>แทนที่จะใช้ค่าจริงของ</w:t>
+      </w:r>
+      <w:r>
+        <w:rPr>
+          <w:sz w:val="28"/>
+          <w:szCs w:val="28"/>
+        </w:rPr>
+        <w:t xml:space="preserve"> Function</w:t>
+      </w:r>
+      <w:r>
+        <w:rPr>
+          <w:sz w:val="28"/>
+          <w:szCs w:val="28"/>
+          <w:cs/>
+        </w:rPr>
+        <w:t xml:space="preserve"> ท</w:t>
+      </w:r>
+      <w:r>
+        <w:rPr>
+          <w:rFonts w:hint="cs"/>
+          <w:sz w:val="28"/>
+          <w:szCs w:val="28"/>
+          <w:cs/>
+        </w:rPr>
+        <w:t>ำ</w:t>
+      </w:r>
+      <w:r>
+        <w:rPr>
+          <w:sz w:val="28"/>
+          <w:szCs w:val="28"/>
+          <w:cs/>
+        </w:rPr>
+        <w:t xml:space="preserve">ให้ </w:t>
+      </w:r>
+      <w:r>
+        <w:rPr>
+          <w:sz w:val="28"/>
+          <w:szCs w:val="28"/>
+        </w:rPr>
+        <w:t>Algorithms "</w:t>
+      </w:r>
+      <w:r>
+        <w:rPr>
+          <w:sz w:val="28"/>
+          <w:szCs w:val="28"/>
+          <w:cs/>
+        </w:rPr>
+        <w:t>มองเห็น" เฉพาะความลึกของแต่ละหุบเขา ไม่สนใจความผันผวนรายละเอียดบนพื้นผิว</w:t>
       </w:r>
     </w:p>
     <w:p>
@@ -8034,33 +8347,32 @@
         <w:jc w:val="thaiDistribute"/>
         <w:rPr>
           <w:rFonts w:eastAsiaTheme="minorEastAsia"/>
+          <w:sz w:val="28"/>
+          <w:szCs w:val="28"/>
+        </w:rPr>
+      </w:pPr>
+      <w:r>
+        <w:rPr>
+          <w:rFonts w:eastAsiaTheme="minorEastAsia"/>
           <w:b/>
           <w:bCs/>
           <w:sz w:val="28"/>
           <w:szCs w:val="28"/>
-        </w:rPr>
-      </w:pPr>
-      <w:r>
-        <w:rPr>
-          <w:rFonts w:eastAsiaTheme="minorEastAsia"/>
+          <w:cs/>
+        </w:rPr>
+        <w:t>ขั้นตอนการทำงาน</w:t>
+      </w:r>
+      <w:r>
+        <w:rPr>
+          <w:rFonts w:eastAsiaTheme="minorEastAsia" w:hint="cs"/>
           <w:b/>
           <w:bCs/>
           <w:sz w:val="28"/>
           <w:szCs w:val="28"/>
           <w:cs/>
         </w:rPr>
-        <w:t>ขั้นตอนการทำงาน</w:t>
-      </w:r>
-    </w:p>
-    <w:p>
-      <w:pPr>
-        <w:spacing w:after="0"/>
-        <w:rPr>
-          <w:rFonts w:eastAsiaTheme="minorEastAsia"/>
-          <w:sz w:val="28"/>
-          <w:szCs w:val="28"/>
-        </w:rPr>
-      </w:pPr>
+        <w:t xml:space="preserve"> </w:t>
+      </w:r>
       <w:r>
         <w:rPr>
           <w:rFonts w:eastAsiaTheme="minorEastAsia"/>
@@ -9301,7 +9613,7 @@
         <w:spacing w:after="0"/>
         <w:jc w:val="thaiDistribute"/>
         <w:rPr>
-          <w:rFonts w:eastAsiaTheme="minorEastAsia" w:hint="cs"/>
+          <w:rFonts w:eastAsiaTheme="minorEastAsia"/>
           <w:b/>
           <w:bCs/>
           <w:sz w:val="28"/>
@@ -10524,7 +10836,6 @@
       <w:pPr>
         <w:spacing w:before="240" w:after="0"/>
         <w:rPr>
-          <w:rFonts w:hint="cs"/>
           <w:b/>
           <w:bCs/>
           <w:sz w:val="28"/>
@@ -10708,13 +11019,47 @@
         <w:spacing w:after="0"/>
         <w:jc w:val="center"/>
         <w:rPr>
+          <w:rFonts w:eastAsiaTheme="minorEastAsia"/>
+          <w:b/>
+          <w:bCs/>
+          <w:sz w:val="28"/>
+          <w:szCs w:val="28"/>
+        </w:rPr>
+      </w:pPr>
+      <w:r>
+        <w:rPr>
           <w:rFonts w:eastAsiaTheme="minorEastAsia" w:hint="cs"/>
           <w:b/>
           <w:bCs/>
           <w:sz w:val="28"/>
           <w:szCs w:val="28"/>
-        </w:rPr>
-      </w:pPr>
+          <w:cs/>
+        </w:rPr>
+        <w:t>รูปที่ 1</w:t>
+      </w:r>
+    </w:p>
+    <w:p>
+      <w:pPr>
+        <w:spacing w:after="0"/>
+        <w:rPr>
+          <w:rFonts w:eastAsiaTheme="minorEastAsia"/>
+          <w:b/>
+          <w:bCs/>
+          <w:sz w:val="28"/>
+          <w:szCs w:val="28"/>
+        </w:rPr>
+      </w:pPr>
+      <w:r>
+        <w:rPr>
+          <w:rFonts w:eastAsiaTheme="minorEastAsia"/>
+          <w:b/>
+          <w:bCs/>
+          <w:sz w:val="28"/>
+          <w:szCs w:val="28"/>
+          <w:cs/>
+        </w:rPr>
+        <w:t xml:space="preserve">ตารางที่ </w:t>
+      </w:r>
       <w:r>
         <w:rPr>
           <w:rFonts w:eastAsiaTheme="minorEastAsia" w:hint="cs"/>
@@ -10724,12 +11069,9 @@
           <w:szCs w:val="28"/>
           <w:cs/>
         </w:rPr>
-        <w:t>รูปที่ 1</w:t>
-      </w:r>
-    </w:p>
-    <w:p>
-      <w:pPr>
-        <w:spacing w:after="0"/>
+        <w:t>2</w:t>
+      </w:r>
+      <w:r>
         <w:rPr>
           <w:rFonts w:eastAsiaTheme="minorEastAsia"/>
           <w:b/>
@@ -10737,27 +11079,7 @@
           <w:sz w:val="28"/>
           <w:szCs w:val="28"/>
         </w:rPr>
-      </w:pPr>
-      <w:r>
-        <w:rPr>
-          <w:rFonts w:eastAsiaTheme="minorEastAsia"/>
-          <w:b/>
-          <w:bCs/>
-          <w:sz w:val="28"/>
-          <w:szCs w:val="28"/>
-          <w:cs/>
-        </w:rPr>
-        <w:t xml:space="preserve">ตารางที่ </w:t>
-      </w:r>
-      <w:r>
-        <w:rPr>
-          <w:rFonts w:eastAsiaTheme="minorEastAsia"/>
-          <w:b/>
-          <w:bCs/>
-          <w:sz w:val="28"/>
-          <w:szCs w:val="28"/>
-        </w:rPr>
-        <w:t xml:space="preserve">3: </w:t>
+        <w:t xml:space="preserve">: </w:t>
       </w:r>
       <w:r>
         <w:rPr>
@@ -11795,13 +12117,24 @@
       </w:r>
       <w:r>
         <w:rPr>
-          <w:rFonts w:eastAsiaTheme="minorEastAsia"/>
+          <w:rFonts w:eastAsiaTheme="minorEastAsia" w:hint="cs"/>
           <w:b/>
           <w:bCs/>
           <w:sz w:val="28"/>
           <w:szCs w:val="28"/>
-        </w:rPr>
-        <w:t xml:space="preserve">2: </w:t>
+          <w:cs/>
+        </w:rPr>
+        <w:t>3</w:t>
+      </w:r>
+      <w:r>
+        <w:rPr>
+          <w:rFonts w:eastAsiaTheme="minorEastAsia"/>
+          <w:b/>
+          <w:bCs/>
+          <w:sz w:val="28"/>
+          <w:szCs w:val="28"/>
+        </w:rPr>
+        <w:t xml:space="preserve">: </w:t>
       </w:r>
       <w:r>
         <w:rPr>
@@ -13028,13 +13361,14 @@
       </w:r>
       <w:r>
         <w:rPr>
-          <w:rFonts w:eastAsiaTheme="minorEastAsia"/>
+          <w:rFonts w:eastAsiaTheme="minorEastAsia" w:hint="cs"/>
           <w:b/>
           <w:bCs/>
           <w:sz w:val="28"/>
           <w:szCs w:val="28"/>
-        </w:rPr>
-        <w:t xml:space="preserve">3: </w:t>
+          <w:cs/>
+        </w:rPr>
+        <w:t>4</w:t>
       </w:r>
       <w:r>
         <w:rPr>
@@ -13043,9 +13377,8 @@
           <w:bCs/>
           <w:sz w:val="28"/>
           <w:szCs w:val="28"/>
-          <w:cs/>
-        </w:rPr>
-        <w:t xml:space="preserve">ผลการทดลอง </w:t>
+        </w:rPr>
+        <w:t xml:space="preserve">: </w:t>
       </w:r>
       <w:r>
         <w:rPr>
@@ -13054,8 +13387,30 @@
           <w:bCs/>
           <w:sz w:val="28"/>
           <w:szCs w:val="28"/>
-        </w:rPr>
-        <w:t xml:space="preserve">Dual Annealing </w:t>
+          <w:cs/>
+        </w:rPr>
+        <w:t xml:space="preserve">ผลการทดลอง </w:t>
+      </w:r>
+      <w:r>
+        <w:rPr>
+          <w:rFonts w:eastAsiaTheme="minorEastAsia"/>
+          <w:b/>
+          <w:bCs/>
+          <w:sz w:val="28"/>
+          <w:szCs w:val="28"/>
+        </w:rPr>
+        <w:t>Basin Hopping</w:t>
+      </w:r>
+      <w:r>
+        <w:rPr>
+          <w:rFonts w:eastAsiaTheme="minorEastAsia"/>
+          <w:b/>
+          <w:bCs/>
+          <w:sz w:val="28"/>
+          <w:szCs w:val="28"/>
+          <w:cs/>
+        </w:rPr>
+        <w:t xml:space="preserve"> </w:t>
       </w:r>
       <w:r>
         <w:rPr>
@@ -14017,7 +14372,7 @@
     <w:p>
       <w:pPr>
         <w:rPr>
-          <w:rFonts w:eastAsiaTheme="minorEastAsia" w:hint="cs"/>
+          <w:rFonts w:eastAsiaTheme="minorEastAsia"/>
           <w:sz w:val="28"/>
           <w:szCs w:val="28"/>
           <w:cs/>
@@ -14974,9 +15329,8 @@
           <w:szCs w:val="28"/>
           <w:cs/>
         </w:rPr>
-        <w:t xml:space="preserve">ซึ่งสามารถวิเคราะห์ประสิทธิภาพระหว่าง 2 </w:t>
-      </w:r>
-      <w:proofErr w:type="spellStart"/>
+        <w:t>ซึ่งสามารถวิเคราะห์ประสิทธิภาพระหว่าง 2 ว</w:t>
+      </w:r>
       <w:r>
         <w:rPr>
           <w:rFonts w:eastAsiaTheme="minorEastAsia" w:hint="cs"/>
@@ -14984,9 +15338,8 @@
           <w:szCs w:val="28"/>
           <w:cs/>
         </w:rPr>
-        <w:t>วธี</w:t>
-      </w:r>
-      <w:proofErr w:type="spellEnd"/>
+        <w:t>ิ</w:t>
+      </w:r>
       <w:r>
         <w:rPr>
           <w:rFonts w:eastAsiaTheme="minorEastAsia" w:hint="cs"/>
@@ -14994,7 +15347,7 @@
           <w:szCs w:val="28"/>
           <w:cs/>
         </w:rPr>
-        <w:t>ได้ดังนี้</w:t>
+        <w:t>ธีได้ดังนี้</w:t>
       </w:r>
     </w:p>
     <w:p>
@@ -15341,7 +15694,7 @@
                 <w:sz w:val="28"/>
                 <w:szCs w:val="28"/>
               </w:rPr>
-              <w:t>14.4×</w:t>
+              <w:t>14.4</w:t>
             </w:r>
           </w:p>
         </w:tc>
@@ -15493,7 +15846,7 @@
                 <w:sz w:val="28"/>
                 <w:szCs w:val="28"/>
               </w:rPr>
-              <w:t>8.1×</w:t>
+              <w:t>8.1</w:t>
             </w:r>
           </w:p>
         </w:tc>
@@ -15645,7 +15998,7 @@
                 <w:sz w:val="28"/>
                 <w:szCs w:val="28"/>
               </w:rPr>
-              <w:t>2.8×</w:t>
+              <w:t>2.8</w:t>
             </w:r>
           </w:p>
         </w:tc>
@@ -15797,7 +16150,7 @@
                 <w:sz w:val="28"/>
                 <w:szCs w:val="28"/>
               </w:rPr>
-              <w:t>1.3×</w:t>
+              <w:t>1.3</w:t>
             </w:r>
           </w:p>
         </w:tc>
@@ -15949,7 +16302,7 @@
                 <w:sz w:val="28"/>
                 <w:szCs w:val="28"/>
               </w:rPr>
-              <w:t>1.3×</w:t>
+              <w:t>1.3</w:t>
             </w:r>
           </w:p>
         </w:tc>
@@ -16198,7 +16551,109 @@
           <w:szCs w:val="28"/>
           <w:cs/>
         </w:rPr>
-        <w:t>ได้อย่างมีประสิทธิภาพ อย่างไรก็ตาม ในมิติสูง (</w:t>
+        <w:t xml:space="preserve">ได้อย่างมีประสิทธิภาพโดยไม่ต้องสำรวจทุกพื้นที่อย่างละเอียด การกระโดดระยะไกลนี้ช่วยให้ </w:t>
+      </w:r>
+      <w:r>
+        <w:rPr>
+          <w:rFonts w:eastAsiaTheme="minorEastAsia"/>
+          <w:sz w:val="28"/>
+          <w:szCs w:val="28"/>
+        </w:rPr>
+        <w:t xml:space="preserve">Algorithm </w:t>
+      </w:r>
+      <w:r>
+        <w:rPr>
+          <w:rFonts w:eastAsiaTheme="minorEastAsia"/>
+          <w:sz w:val="28"/>
+          <w:szCs w:val="28"/>
+          <w:cs/>
+        </w:rPr>
+        <w:t xml:space="preserve">หลีกเลี่ยงการติดอยู่ใน </w:t>
+      </w:r>
+      <w:r>
+        <w:rPr>
+          <w:rFonts w:eastAsiaTheme="minorEastAsia"/>
+          <w:sz w:val="28"/>
+          <w:szCs w:val="28"/>
+        </w:rPr>
+        <w:t xml:space="preserve">Basins </w:t>
+      </w:r>
+      <w:r>
+        <w:rPr>
+          <w:rFonts w:eastAsiaTheme="minorEastAsia"/>
+          <w:sz w:val="28"/>
+          <w:szCs w:val="28"/>
+          <w:cs/>
+        </w:rPr>
+        <w:t xml:space="preserve">ที่ไม่ดี และเข้าถึง </w:t>
+      </w:r>
+      <w:r>
+        <w:rPr>
+          <w:rFonts w:eastAsiaTheme="minorEastAsia"/>
+          <w:sz w:val="28"/>
+          <w:szCs w:val="28"/>
+        </w:rPr>
+        <w:t xml:space="preserve">Basin </w:t>
+      </w:r>
+      <w:r>
+        <w:rPr>
+          <w:rFonts w:eastAsiaTheme="minorEastAsia"/>
+          <w:sz w:val="28"/>
+          <w:szCs w:val="28"/>
+          <w:cs/>
+        </w:rPr>
+        <w:t xml:space="preserve">ของ </w:t>
+      </w:r>
+      <w:r>
+        <w:rPr>
+          <w:rFonts w:eastAsiaTheme="minorEastAsia"/>
+          <w:sz w:val="28"/>
+          <w:szCs w:val="28"/>
+        </w:rPr>
+        <w:t xml:space="preserve">Global Minimum </w:t>
+      </w:r>
+      <w:r>
+        <w:rPr>
+          <w:rFonts w:eastAsiaTheme="minorEastAsia"/>
+          <w:sz w:val="28"/>
+          <w:szCs w:val="28"/>
+          <w:cs/>
+        </w:rPr>
+        <w:t xml:space="preserve">ได้เร็วขึ้น โดยเฉพาะในมิติ </w:t>
+      </w:r>
+      <w:r>
+        <w:rPr>
+          <w:rFonts w:eastAsiaTheme="minorEastAsia"/>
+          <w:sz w:val="28"/>
+          <w:szCs w:val="28"/>
+        </w:rPr>
+        <w:t xml:space="preserve">2D </w:t>
+      </w:r>
+      <w:r>
+        <w:rPr>
+          <w:rFonts w:eastAsiaTheme="minorEastAsia"/>
+          <w:sz w:val="28"/>
+          <w:szCs w:val="28"/>
+          <w:cs/>
+        </w:rPr>
+        <w:t>ที่แสดงความได้เปรียบสูงสุด</w:t>
+      </w:r>
+      <w:r>
+        <w:rPr>
+          <w:rFonts w:eastAsiaTheme="minorEastAsia"/>
+          <w:sz w:val="28"/>
+          <w:szCs w:val="28"/>
+        </w:rPr>
+        <w:t xml:space="preserve"> </w:t>
+      </w:r>
+      <w:r>
+        <w:rPr>
+          <w:rFonts w:eastAsiaTheme="minorEastAsia"/>
+          <w:sz w:val="28"/>
+          <w:szCs w:val="28"/>
+          <w:cs/>
+        </w:rPr>
+        <w:t>อย่างไรก็ตาม ในมิติสูง (</w:t>
       </w:r>
       <w:r>
         <w:rPr>
@@ -16256,7 +16711,41 @@
           <w:szCs w:val="28"/>
           <w:cs/>
         </w:rPr>
-        <w:t xml:space="preserve">เท่า แสดงให้เห็นว่าเมื่อความซับซ้อนของปัญหาเพิ่มขึ้น ทั้งสอง </w:t>
+        <w:t xml:space="preserve">เท่า แสดงให้เห็นว่าเมื่อความซับซ้อนของปัญหาเพิ่มขึ้น พื้นที่ค้นหาขยายตัวแบบ </w:t>
+      </w:r>
+      <w:r>
+        <w:rPr>
+          <w:rFonts w:eastAsiaTheme="minorEastAsia"/>
+          <w:sz w:val="28"/>
+          <w:szCs w:val="28"/>
+        </w:rPr>
+        <w:t xml:space="preserve">Exponential </w:t>
+      </w:r>
+      <w:r>
+        <w:rPr>
+          <w:rFonts w:eastAsiaTheme="minorEastAsia"/>
+          <w:sz w:val="28"/>
+          <w:szCs w:val="28"/>
+          <w:cs/>
+        </w:rPr>
+        <w:t xml:space="preserve">และจำนวน </w:t>
+      </w:r>
+      <w:r>
+        <w:rPr>
+          <w:rFonts w:eastAsiaTheme="minorEastAsia"/>
+          <w:sz w:val="28"/>
+          <w:szCs w:val="28"/>
+        </w:rPr>
+        <w:t xml:space="preserve">Local Minima </w:t>
+      </w:r>
+      <w:r>
+        <w:rPr>
+          <w:rFonts w:eastAsiaTheme="minorEastAsia"/>
+          <w:sz w:val="28"/>
+          <w:szCs w:val="28"/>
+          <w:cs/>
+        </w:rPr>
+        <w:t xml:space="preserve">เพิ่มขึ้นอย่างมหาศาล ทำให้ทั้งสอง </w:t>
       </w:r>
       <w:r>
         <w:rPr>
@@ -16273,7 +16762,56 @@
           <w:szCs w:val="28"/>
           <w:cs/>
         </w:rPr>
-        <w:t>มีประสิทธิภาพที่ใกล้เคียงกันมากขึ้น</w:t>
+        <w:t>มีประสิทธิภาพที่ใกล้เคียงกันมากขึ้น สิ่งนี้สะท้อนให้เห็นถึง "</w:t>
+      </w:r>
+      <w:r>
+        <w:rPr>
+          <w:rFonts w:eastAsiaTheme="minorEastAsia"/>
+          <w:sz w:val="28"/>
+          <w:szCs w:val="28"/>
+        </w:rPr>
+        <w:t xml:space="preserve">Curse </w:t>
+      </w:r>
+      <w:r>
+        <w:rPr>
+          <w:rFonts w:eastAsiaTheme="minorEastAsia"/>
+          <w:sz w:val="28"/>
+          <w:szCs w:val="28"/>
+        </w:rPr>
+        <w:t xml:space="preserve">Of </w:t>
+      </w:r>
+      <w:r>
+        <w:rPr>
+          <w:rFonts w:eastAsiaTheme="minorEastAsia"/>
+          <w:sz w:val="28"/>
+          <w:szCs w:val="28"/>
+        </w:rPr>
+        <w:t>Dimensionality</w:t>
+      </w:r>
+      <w:r>
+        <w:rPr>
+          <w:rFonts w:eastAsiaTheme="minorEastAsia"/>
+          <w:sz w:val="28"/>
+          <w:szCs w:val="28"/>
+        </w:rPr>
+        <w:t xml:space="preserve">" </w:t>
+      </w:r>
+      <w:r>
+        <w:rPr>
+          <w:rFonts w:eastAsiaTheme="minorEastAsia"/>
+          <w:sz w:val="28"/>
+          <w:szCs w:val="28"/>
+          <w:cs/>
+        </w:rPr>
+        <w:t xml:space="preserve">ที่ส่งผลกระทบต่อทุก </w:t>
+      </w:r>
+      <w:r>
+        <w:rPr>
+          <w:rFonts w:eastAsiaTheme="minorEastAsia"/>
+          <w:sz w:val="28"/>
+          <w:szCs w:val="28"/>
+        </w:rPr>
+        <w:t>Global Optimization Algorithm</w:t>
       </w:r>
     </w:p>
     <w:p>
@@ -16328,24 +16866,24 @@
           <w:szCs w:val="28"/>
           <w:cs/>
         </w:rPr>
-        <w:t>อย่างชัดเจน</w:t>
-      </w:r>
-      <w:r>
-        <w:rPr>
-          <w:rFonts w:eastAsiaTheme="minorEastAsia"/>
-          <w:sz w:val="28"/>
-          <w:szCs w:val="28"/>
-        </w:rPr>
-        <w:t xml:space="preserve"> Dual Annealing </w:t>
-      </w:r>
-      <w:r>
-        <w:rPr>
-          <w:rFonts w:eastAsiaTheme="minorEastAsia"/>
-          <w:sz w:val="28"/>
-          <w:szCs w:val="28"/>
-          <w:cs/>
-        </w:rPr>
-        <w:t xml:space="preserve">มี </w:t>
+        <w:t xml:space="preserve">อย่างชัดเจน </w:t>
+      </w:r>
+      <w:r>
+        <w:rPr>
+          <w:rFonts w:eastAsiaTheme="minorEastAsia"/>
+          <w:sz w:val="28"/>
+          <w:szCs w:val="28"/>
+        </w:rPr>
+        <w:t xml:space="preserve">Dual Annealing </w:t>
+      </w:r>
+      <w:r>
+        <w:rPr>
+          <w:rFonts w:eastAsiaTheme="minorEastAsia"/>
+          <w:sz w:val="28"/>
+          <w:szCs w:val="28"/>
+          <w:cs/>
+        </w:rPr>
+        <w:t xml:space="preserve">แสดงพฤติกรรม "เลือกสรร" โดยมี </w:t>
       </w:r>
       <w:r>
         <w:rPr>
@@ -16362,75 +16900,84 @@
           <w:szCs w:val="28"/>
           <w:cs/>
         </w:rPr>
-        <w:t xml:space="preserve">ที่เพิ่มขึ้นจาก </w:t>
-      </w:r>
-      <w:r>
-        <w:rPr>
-          <w:rFonts w:eastAsiaTheme="minorEastAsia"/>
-          <w:sz w:val="28"/>
-          <w:szCs w:val="28"/>
-        </w:rPr>
-        <w:t xml:space="preserve">1.4% </w:t>
-      </w:r>
-      <w:r>
-        <w:rPr>
-          <w:rFonts w:eastAsiaTheme="minorEastAsia"/>
-          <w:sz w:val="28"/>
-          <w:szCs w:val="28"/>
-          <w:cs/>
-        </w:rPr>
-        <w:t xml:space="preserve">ในมิติ </w:t>
-      </w:r>
-      <w:r>
-        <w:rPr>
-          <w:rFonts w:eastAsiaTheme="minorEastAsia"/>
-          <w:sz w:val="28"/>
-          <w:szCs w:val="28"/>
-        </w:rPr>
-        <w:t xml:space="preserve">2d </w:t>
-      </w:r>
-      <w:r>
-        <w:rPr>
-          <w:rFonts w:eastAsiaTheme="minorEastAsia"/>
-          <w:sz w:val="28"/>
-          <w:szCs w:val="28"/>
-          <w:cs/>
-        </w:rPr>
-        <w:t xml:space="preserve">เป็น </w:t>
-      </w:r>
-      <w:r>
-        <w:rPr>
-          <w:rFonts w:eastAsiaTheme="minorEastAsia"/>
-          <w:sz w:val="28"/>
-          <w:szCs w:val="28"/>
-        </w:rPr>
-        <w:t xml:space="preserve">83.1% </w:t>
-      </w:r>
-      <w:r>
-        <w:rPr>
-          <w:rFonts w:eastAsiaTheme="minorEastAsia"/>
-          <w:sz w:val="28"/>
-          <w:szCs w:val="28"/>
-          <w:cs/>
-        </w:rPr>
-        <w:t xml:space="preserve">ในมิติ </w:t>
-      </w:r>
-      <w:r>
-        <w:rPr>
-          <w:rFonts w:eastAsiaTheme="minorEastAsia"/>
-          <w:sz w:val="28"/>
-          <w:szCs w:val="28"/>
-        </w:rPr>
-        <w:t xml:space="preserve">6d </w:t>
-      </w:r>
-      <w:r>
-        <w:rPr>
-          <w:rFonts w:eastAsiaTheme="minorEastAsia"/>
-          <w:sz w:val="28"/>
-          <w:szCs w:val="28"/>
-          <w:cs/>
-        </w:rPr>
-        <w:t xml:space="preserve">ซึ่งสอดคล้องกับ </w:t>
+        <w:t>ที่เพิ่มขึ้นตามมิติ จาก 1.4% ในมิติ 2</w:t>
+      </w:r>
+      <w:r>
+        <w:rPr>
+          <w:rFonts w:eastAsiaTheme="minorEastAsia"/>
+          <w:sz w:val="28"/>
+          <w:szCs w:val="28"/>
+        </w:rPr>
+        <w:t xml:space="preserve">D </w:t>
+      </w:r>
+      <w:r>
+        <w:rPr>
+          <w:rFonts w:eastAsiaTheme="minorEastAsia"/>
+          <w:sz w:val="28"/>
+          <w:szCs w:val="28"/>
+          <w:cs/>
+        </w:rPr>
+        <w:t>เป็น 83.1% ในมิติ 6</w:t>
+      </w:r>
+      <w:r>
+        <w:rPr>
+          <w:rFonts w:eastAsiaTheme="minorEastAsia"/>
+          <w:sz w:val="28"/>
+          <w:szCs w:val="28"/>
+        </w:rPr>
+        <w:t xml:space="preserve">D </w:t>
+      </w:r>
+      <w:r>
+        <w:rPr>
+          <w:rFonts w:eastAsiaTheme="minorEastAsia"/>
+          <w:sz w:val="28"/>
+          <w:szCs w:val="28"/>
+          <w:cs/>
+        </w:rPr>
+        <w:t xml:space="preserve">ในมิติต่ำ </w:t>
+      </w:r>
+      <w:r>
+        <w:rPr>
+          <w:rFonts w:eastAsiaTheme="minorEastAsia"/>
+          <w:sz w:val="28"/>
+          <w:szCs w:val="28"/>
+        </w:rPr>
+        <w:t xml:space="preserve">Algorithm </w:t>
+      </w:r>
+      <w:r>
+        <w:rPr>
+          <w:rFonts w:eastAsiaTheme="minorEastAsia"/>
+          <w:sz w:val="28"/>
+          <w:szCs w:val="28"/>
+          <w:cs/>
+        </w:rPr>
+        <w:t>ยอมรับเฉพาะจุดคุณภาพสูง ส่งผลให้ใช้การประเมิน</w:t>
+      </w:r>
+      <w:r>
+        <w:rPr>
+          <w:rFonts w:eastAsiaTheme="minorEastAsia" w:hint="cs"/>
+          <w:sz w:val="28"/>
+          <w:szCs w:val="28"/>
+          <w:cs/>
+        </w:rPr>
+        <w:t xml:space="preserve"> </w:t>
+      </w:r>
+      <w:r>
+        <w:rPr>
+          <w:rFonts w:eastAsiaTheme="minorEastAsia"/>
+          <w:sz w:val="28"/>
+          <w:szCs w:val="28"/>
+        </w:rPr>
+        <w:t xml:space="preserve">Function </w:t>
+      </w:r>
+      <w:r>
+        <w:rPr>
+          <w:rFonts w:eastAsiaTheme="minorEastAsia"/>
+          <w:sz w:val="28"/>
+          <w:szCs w:val="28"/>
+          <w:cs/>
+        </w:rPr>
+        <w:t xml:space="preserve">อย่างมีประสิทธิภาพ เมื่อมิติเพิ่มขึ้น </w:t>
       </w:r>
       <w:r>
         <w:rPr>
@@ -16447,7 +16994,25 @@
           <w:szCs w:val="28"/>
           <w:cs/>
         </w:rPr>
-        <w:t xml:space="preserve">ที่ปรับตามจำนวนมิติ ทำให้ในมิติสูงอุณหภูมิลดช้าลงและยอมรับการเคลื่อนที่ได้มากขึ้น ในทางตรงกันข้าม </w:t>
+        <w:t>ที่ปรับตามจำนวนมิติทำให้อุณหภูมิลดช้าลง ส่งผลให้ยอมรับการเคลื่อนที่ได้มากขึ้น สะท้อนความจำเป็นในการสำรวจพื้นที่กว้างขึ้นในปัญหามิติสูง</w:t>
+      </w:r>
+      <w:r>
+        <w:rPr>
+          <w:rFonts w:eastAsiaTheme="minorEastAsia" w:hint="cs"/>
+          <w:sz w:val="28"/>
+          <w:szCs w:val="28"/>
+          <w:cs/>
+        </w:rPr>
+        <w:t xml:space="preserve"> </w:t>
+      </w:r>
+      <w:r>
+        <w:rPr>
+          <w:rFonts w:eastAsiaTheme="minorEastAsia"/>
+          <w:sz w:val="28"/>
+          <w:szCs w:val="28"/>
+          <w:cs/>
+        </w:rPr>
+        <w:t xml:space="preserve">ในทางตรงกันข้าม </w:t>
       </w:r>
       <w:r>
         <w:rPr>
@@ -16481,48 +17046,31 @@
           <w:szCs w:val="28"/>
           <w:cs/>
         </w:rPr>
-        <w:t>ไว้ในช่วงแคบ (</w:t>
-      </w:r>
-      <w:r>
-        <w:rPr>
-          <w:rFonts w:eastAsiaTheme="minorEastAsia"/>
-          <w:sz w:val="28"/>
-          <w:szCs w:val="28"/>
-        </w:rPr>
-        <w:t xml:space="preserve">39.8-54.4%) </w:t>
-      </w:r>
-      <w:r>
-        <w:rPr>
-          <w:rFonts w:eastAsiaTheme="minorEastAsia"/>
-          <w:sz w:val="28"/>
-          <w:szCs w:val="28"/>
-          <w:cs/>
-        </w:rPr>
-        <w:t xml:space="preserve">อย่างสม่ำเสมอทุกมิติ สะท้อนกลไก </w:t>
-      </w:r>
-      <w:r>
-        <w:rPr>
-          <w:rFonts w:eastAsiaTheme="minorEastAsia"/>
-          <w:sz w:val="28"/>
-          <w:szCs w:val="28"/>
-        </w:rPr>
-        <w:t xml:space="preserve">Adaptive </w:t>
-      </w:r>
-      <w:proofErr w:type="spellStart"/>
-      <w:r>
-        <w:rPr>
-          <w:rFonts w:eastAsiaTheme="minorEastAsia"/>
-          <w:sz w:val="28"/>
-          <w:szCs w:val="28"/>
-        </w:rPr>
-        <w:t>Stepsize</w:t>
-      </w:r>
-      <w:proofErr w:type="spellEnd"/>
-      <w:r>
-        <w:rPr>
-          <w:rFonts w:eastAsiaTheme="minorEastAsia"/>
-          <w:sz w:val="28"/>
-          <w:szCs w:val="28"/>
+        <w:t xml:space="preserve">ไว้ในช่วงแคบ (39.8-54.4%) อย่างสม่ำเสมอทุกมิติ สะท้อนกลไก </w:t>
+      </w:r>
+      <w:r>
+        <w:rPr>
+          <w:rFonts w:eastAsiaTheme="minorEastAsia"/>
+          <w:sz w:val="28"/>
+          <w:szCs w:val="28"/>
+        </w:rPr>
+        <w:t xml:space="preserve">Adaptive Step Size </w:t>
+      </w:r>
+      <w:r>
+        <w:rPr>
+          <w:rFonts w:eastAsiaTheme="minorEastAsia"/>
+          <w:sz w:val="28"/>
+          <w:szCs w:val="28"/>
+          <w:cs/>
+        </w:rPr>
+        <w:t>ที่ปรับขนาดก้าวอัตโนมัติ</w:t>
+      </w:r>
+      <w:r>
+        <w:rPr>
+          <w:rFonts w:eastAsiaTheme="minorEastAsia" w:hint="cs"/>
+          <w:sz w:val="28"/>
+          <w:szCs w:val="28"/>
+          <w:cs/>
         </w:rPr>
         <w:t xml:space="preserve"> </w:t>
       </w:r>
@@ -16533,46 +17081,112 @@
           <w:szCs w:val="28"/>
           <w:cs/>
         </w:rPr>
-        <w:t>ที่ปรับขนาดก้าวอัตโนมัติเพื่อรักษาเสถียรภาพ ความแตกต่างนี้แสดงให้เห็นว่า</w:t>
-      </w:r>
-      <w:r>
-        <w:rPr>
-          <w:rFonts w:eastAsiaTheme="minorEastAsia"/>
-          <w:sz w:val="28"/>
-          <w:szCs w:val="28"/>
-        </w:rPr>
-        <w:t xml:space="preserve"> Dual Annealing </w:t>
-      </w:r>
-      <w:r>
-        <w:rPr>
-          <w:rFonts w:eastAsiaTheme="minorEastAsia"/>
-          <w:sz w:val="28"/>
-          <w:szCs w:val="28"/>
-          <w:cs/>
-        </w:rPr>
-        <w:t xml:space="preserve">เหมาะสำหรับปัญหาที่ต้องการประสิทธิภาพสูงสุดโดยเฉพาะในมิติต่ำ ในขณะที่ </w:t>
-      </w:r>
-      <w:r>
-        <w:rPr>
-          <w:rFonts w:eastAsiaTheme="minorEastAsia"/>
-          <w:sz w:val="28"/>
-          <w:szCs w:val="28"/>
-        </w:rPr>
-        <w:t xml:space="preserve">Basin Hopping </w:t>
-      </w:r>
-      <w:r>
-        <w:rPr>
-          <w:rFonts w:eastAsiaTheme="minorEastAsia"/>
-          <w:sz w:val="28"/>
-          <w:szCs w:val="28"/>
-          <w:cs/>
-        </w:rPr>
-        <w:t>เหมาะสำหรับสถานการณ์ที่ต้องการความเสถียรและคาดเดาพฤติกรรมได้ง่าย</w:t>
+        <w:t>เพื่อรักษาเสถียรภาพ แนวทางนี้ให้ความมั่นคงและคาดการณ์พฤติกรรมได้ง่าย</w:t>
       </w:r>
     </w:p>
     <w:p>
       <w:pPr>
         <w:spacing w:after="0"/>
+        <w:ind w:firstLine="720"/>
+        <w:jc w:val="thaiDistribute"/>
+        <w:rPr>
+          <w:rFonts w:eastAsiaTheme="minorEastAsia" w:hint="cs"/>
+          <w:sz w:val="28"/>
+          <w:szCs w:val="28"/>
+        </w:rPr>
+      </w:pPr>
+      <w:r>
+        <w:rPr>
+          <w:rFonts w:eastAsiaTheme="minorEastAsia"/>
+          <w:sz w:val="28"/>
+          <w:szCs w:val="28"/>
+          <w:cs/>
+        </w:rPr>
+        <w:t xml:space="preserve">ความแตกต่างนี้แสดงให้เห็นว่า </w:t>
+      </w:r>
+      <w:r>
+        <w:rPr>
+          <w:rFonts w:eastAsiaTheme="minorEastAsia"/>
+          <w:sz w:val="28"/>
+          <w:szCs w:val="28"/>
+        </w:rPr>
+        <w:t xml:space="preserve">Dual Annealing </w:t>
+      </w:r>
+      <w:r>
+        <w:rPr>
+          <w:rFonts w:eastAsiaTheme="minorEastAsia"/>
+          <w:sz w:val="28"/>
+          <w:szCs w:val="28"/>
+          <w:cs/>
+        </w:rPr>
+        <w:t>เหมาะสำหรับปัญหาที่ต้องการ</w:t>
+      </w:r>
+      <w:r>
+        <w:rPr>
+          <w:rFonts w:eastAsiaTheme="minorEastAsia" w:hint="cs"/>
+          <w:sz w:val="28"/>
+          <w:szCs w:val="28"/>
+          <w:cs/>
+        </w:rPr>
+        <w:t xml:space="preserve"> </w:t>
+      </w:r>
+      <w:r>
+        <w:rPr>
+          <w:rFonts w:eastAsiaTheme="minorEastAsia"/>
+          <w:sz w:val="28"/>
+          <w:szCs w:val="28"/>
+          <w:cs/>
+        </w:rPr>
+        <w:t xml:space="preserve">ประสิทธิภาพสูงสุดโดยเฉพาะในมิติต่ำ ในขณะที่ </w:t>
+      </w:r>
+      <w:r>
+        <w:rPr>
+          <w:rFonts w:eastAsiaTheme="minorEastAsia"/>
+          <w:sz w:val="28"/>
+          <w:szCs w:val="28"/>
+        </w:rPr>
+        <w:t xml:space="preserve">Basin Hopping </w:t>
+      </w:r>
+      <w:r>
+        <w:rPr>
+          <w:rFonts w:eastAsiaTheme="minorEastAsia"/>
+          <w:sz w:val="28"/>
+          <w:szCs w:val="28"/>
+          <w:cs/>
+        </w:rPr>
+        <w:t>เหมาะสำหรับ</w:t>
+      </w:r>
+      <w:r>
+        <w:rPr>
+          <w:rFonts w:eastAsiaTheme="minorEastAsia" w:hint="cs"/>
+          <w:sz w:val="28"/>
+          <w:szCs w:val="28"/>
+          <w:cs/>
+        </w:rPr>
+        <w:t xml:space="preserve"> </w:t>
+      </w:r>
+      <w:r>
+        <w:rPr>
+          <w:rFonts w:eastAsiaTheme="minorEastAsia"/>
+          <w:sz w:val="28"/>
+          <w:szCs w:val="28"/>
+          <w:cs/>
+        </w:rPr>
+        <w:t>สถานการณ์ที่ต้องการความเสถียรและคาดเดาพฤติกรรมได้ง่าย</w:t>
+      </w:r>
+      <w:r>
+        <w:rPr>
+          <w:rFonts w:eastAsiaTheme="minorEastAsia"/>
+          <w:sz w:val="28"/>
+          <w:szCs w:val="28"/>
+          <w:cs/>
+        </w:rPr>
+        <w:br w:type="page"/>
+      </w:r>
+    </w:p>
+    <w:p>
+      <w:pPr>
+        <w:spacing w:after="0"/>
         <w:jc w:val="thaiDistribute"/>
         <w:rPr>
           <w:rFonts w:eastAsiaTheme="minorEastAsia"/>
@@ -16590,6 +17204,7 @@
           <w:sz w:val="28"/>
           <w:szCs w:val="28"/>
         </w:rPr>
+        <w:lastRenderedPageBreak/>
         <w:t>Reference</w:t>
       </w:r>
     </w:p>
@@ -16637,7 +17252,43 @@
           <w:sz w:val="20"/>
           <w:szCs w:val="20"/>
         </w:rPr>
-        <w:t xml:space="preserve">, D. A. (1996). Generalized simulated annealing. Physica A: Statistical Mechanics and Its Applications, 233(3-4), 395-406. </w:t>
+        <w:t xml:space="preserve">, D. A. (1996). Generalized simulated annealing. </w:t>
+      </w:r>
+      <w:r>
+        <w:rPr>
+          <w:rFonts w:eastAsiaTheme="minorEastAsia"/>
+          <w:i/>
+          <w:iCs/>
+          <w:sz w:val="20"/>
+          <w:szCs w:val="20"/>
+        </w:rPr>
+        <w:t>Physica A: Statistical Mechanics and Its Applications</w:t>
+      </w:r>
+      <w:r>
+        <w:rPr>
+          <w:rFonts w:eastAsiaTheme="minorEastAsia"/>
+          <w:sz w:val="20"/>
+          <w:szCs w:val="20"/>
+        </w:rPr>
+        <w:t xml:space="preserve">, </w:t>
+      </w:r>
+      <w:r>
+        <w:rPr>
+          <w:rFonts w:eastAsiaTheme="minorEastAsia"/>
+          <w:i/>
+          <w:iCs/>
+          <w:sz w:val="20"/>
+          <w:szCs w:val="20"/>
+        </w:rPr>
+        <w:t>233</w:t>
+      </w:r>
+      <w:r>
+        <w:rPr>
+          <w:rFonts w:eastAsiaTheme="minorEastAsia"/>
+          <w:sz w:val="20"/>
+          <w:szCs w:val="20"/>
+        </w:rPr>
+        <w:t xml:space="preserve">(3-4), 395-406. </w:t>
       </w:r>
       <w:hyperlink r:id="rId13" w:history="1">
         <w:r>
@@ -16667,7 +17318,7 @@
           <w:sz w:val="20"/>
           <w:szCs w:val="20"/>
         </w:rPr>
-        <w:t xml:space="preserve">Wales, D. J., &amp; Doye, J. P. K. (1997). Global optimization by basin-hopping and the lowest energy structures of Lennard-Jones clusters containing up to 110 atoms. </w:t>
+        <w:t xml:space="preserve">Xiang, Y., Sun, D. Y., Fan, W., &amp; Gong, X. G. (1997). Generalized simulated annealing algorithm and its application to the Thomson model. </w:t>
       </w:r>
       <w:r>
         <w:rPr>
@@ -16677,7 +17328,7 @@
           <w:sz w:val="20"/>
           <w:szCs w:val="20"/>
         </w:rPr>
-        <w:t>The Journal of Physical Chemistry A</w:t>
+        <w:t>Physics Letters A</w:t>
       </w:r>
       <w:r>
         <w:rPr>
@@ -16695,7 +17346,7 @@
           <w:sz w:val="20"/>
           <w:szCs w:val="20"/>
         </w:rPr>
-        <w:t>101</w:t>
+        <w:t>233</w:t>
       </w:r>
       <w:r>
         <w:rPr>
@@ -16703,9 +17354,75 @@
           <w:sz w:val="20"/>
           <w:szCs w:val="20"/>
         </w:rPr>
+        <w:t xml:space="preserve">(3), 216-220. </w:t>
+      </w:r>
+      <w:hyperlink r:id="rId14" w:history="1">
+        <w:r>
+          <w:rPr>
+            <w:rStyle w:val="Hyperlink"/>
+            <w:rFonts w:eastAsiaTheme="minorEastAsia"/>
+            <w:sz w:val="20"/>
+            <w:szCs w:val="20"/>
+          </w:rPr>
+          <w:t>https://doi.org/10.1016/S0375-9601(97)00474-X</w:t>
+        </w:r>
+      </w:hyperlink>
+    </w:p>
+    <w:p>
+      <w:pPr>
+        <w:spacing w:after="0"/>
+        <w:jc w:val="thaiDistribute"/>
+        <w:rPr>
+          <w:rFonts w:eastAsiaTheme="minorEastAsia"/>
+          <w:sz w:val="20"/>
+          <w:szCs w:val="20"/>
+        </w:rPr>
+      </w:pPr>
+      <w:r>
+        <w:rPr>
+          <w:rFonts w:eastAsiaTheme="minorEastAsia"/>
+          <w:sz w:val="20"/>
+          <w:szCs w:val="20"/>
+        </w:rPr>
+        <w:t xml:space="preserve">Wales, D. J., &amp; Doye, J. P. K. (1997). Global optimization by basin-hopping and the lowest energy structures of Lennard-Jones clusters containing up to 110 atoms. </w:t>
+      </w:r>
+      <w:r>
+        <w:rPr>
+          <w:rFonts w:eastAsiaTheme="minorEastAsia"/>
+          <w:i/>
+          <w:iCs/>
+          <w:sz w:val="20"/>
+          <w:szCs w:val="20"/>
+        </w:rPr>
+        <w:t>The Journal of Physical Chemistry A</w:t>
+      </w:r>
+      <w:r>
+        <w:rPr>
+          <w:rFonts w:eastAsiaTheme="minorEastAsia"/>
+          <w:sz w:val="20"/>
+          <w:szCs w:val="20"/>
+        </w:rPr>
+        <w:t xml:space="preserve">, </w:t>
+      </w:r>
+      <w:r>
+        <w:rPr>
+          <w:rFonts w:eastAsiaTheme="minorEastAsia"/>
+          <w:i/>
+          <w:iCs/>
+          <w:sz w:val="20"/>
+          <w:szCs w:val="20"/>
+        </w:rPr>
+        <w:t>101</w:t>
+      </w:r>
+      <w:r>
+        <w:rPr>
+          <w:rFonts w:eastAsiaTheme="minorEastAsia"/>
+          <w:sz w:val="20"/>
+          <w:szCs w:val="20"/>
+        </w:rPr>
         <w:t xml:space="preserve">(28), 5111-5116. </w:t>
       </w:r>
-      <w:hyperlink r:id="rId14" w:history="1">
+      <w:hyperlink r:id="rId15" w:history="1">
         <w:r>
           <w:rPr>
             <w:rStyle w:val="Hyperlink"/>
@@ -16733,7 +17450,7 @@
           <w:sz w:val="20"/>
           <w:szCs w:val="20"/>
         </w:rPr>
-        <w:t xml:space="preserve">Virtanen, P., </w:t>
+        <w:t xml:space="preserve">Xiang, Y., </w:t>
       </w:r>
       <w:proofErr w:type="spellStart"/>
       <w:r>
@@ -16742,7 +17459,7 @@
           <w:sz w:val="20"/>
           <w:szCs w:val="20"/>
         </w:rPr>
-        <w:t>Gommers</w:t>
+        <w:t>Gubian</w:t>
       </w:r>
       <w:proofErr w:type="spellEnd"/>
       <w:r>
@@ -16751,7 +17468,25 @@
           <w:sz w:val="20"/>
           <w:szCs w:val="20"/>
         </w:rPr>
-        <w:t xml:space="preserve">, R., Oliphant, T. E., Haberland, M., Reddy, E., ... SciPy 1.0 Contributors. (2020). SciPy 1.0: Fundamental algorithms for scientific computing in Python. </w:t>
+        <w:t xml:space="preserve">, S., Suomela, B., &amp; </w:t>
+      </w:r>
+      <w:proofErr w:type="spellStart"/>
+      <w:r>
+        <w:rPr>
+          <w:rFonts w:eastAsiaTheme="minorEastAsia"/>
+          <w:sz w:val="20"/>
+          <w:szCs w:val="20"/>
+        </w:rPr>
+        <w:t>Hoeng</w:t>
+      </w:r>
+      <w:proofErr w:type="spellEnd"/>
+      <w:r>
+        <w:rPr>
+          <w:rFonts w:eastAsiaTheme="minorEastAsia"/>
+          <w:sz w:val="20"/>
+          <w:szCs w:val="20"/>
+        </w:rPr>
+        <w:t xml:space="preserve">, J. (2013). Generalized simulated annealing for global optimization: The GenSA package. </w:t>
       </w:r>
       <w:r>
         <w:rPr>
@@ -16761,7 +17496,7 @@
           <w:sz w:val="20"/>
           <w:szCs w:val="20"/>
         </w:rPr>
-        <w:t>Nature Methods</w:t>
+        <w:t>The R Journal</w:t>
       </w:r>
       <w:r>
         <w:rPr>
@@ -16779,7 +17514,7 @@
           <w:sz w:val="20"/>
           <w:szCs w:val="20"/>
         </w:rPr>
-        <w:t>17</w:t>
+        <w:t>5</w:t>
       </w:r>
       <w:r>
         <w:rPr>
@@ -16787,9 +17522,129 @@
           <w:sz w:val="20"/>
           <w:szCs w:val="20"/>
         </w:rPr>
+        <w:t xml:space="preserve">(1), 13-28. </w:t>
+      </w:r>
+      <w:hyperlink r:id="rId16" w:history="1">
+        <w:r>
+          <w:rPr>
+            <w:rStyle w:val="Hyperlink"/>
+            <w:rFonts w:eastAsiaTheme="minorEastAsia"/>
+            <w:sz w:val="20"/>
+            <w:szCs w:val="20"/>
+          </w:rPr>
+          <w:t>https://doi.org/10.32614/RJ-2013-002</w:t>
+        </w:r>
+      </w:hyperlink>
+    </w:p>
+    <w:p>
+      <w:pPr>
+        <w:spacing w:after="0"/>
+        <w:jc w:val="thaiDistribute"/>
+        <w:rPr>
+          <w:rFonts w:eastAsiaTheme="minorEastAsia"/>
+          <w:sz w:val="20"/>
+          <w:szCs w:val="20"/>
+        </w:rPr>
+      </w:pPr>
+      <w:r>
+        <w:rPr>
+          <w:rFonts w:eastAsiaTheme="minorEastAsia"/>
+          <w:sz w:val="20"/>
+          <w:szCs w:val="20"/>
+        </w:rPr>
+        <w:t xml:space="preserve">Virtanen, P., </w:t>
+      </w:r>
+      <w:proofErr w:type="spellStart"/>
+      <w:r>
+        <w:rPr>
+          <w:rFonts w:eastAsiaTheme="minorEastAsia"/>
+          <w:sz w:val="20"/>
+          <w:szCs w:val="20"/>
+        </w:rPr>
+        <w:t>Gommers</w:t>
+      </w:r>
+      <w:proofErr w:type="spellEnd"/>
+      <w:r>
+        <w:rPr>
+          <w:rFonts w:eastAsiaTheme="minorEastAsia"/>
+          <w:sz w:val="20"/>
+          <w:szCs w:val="20"/>
+        </w:rPr>
+        <w:t xml:space="preserve">, R., Oliphant, T. E., Haberland, M., Reddy, T., </w:t>
+      </w:r>
+      <w:proofErr w:type="spellStart"/>
+      <w:r>
+        <w:rPr>
+          <w:rFonts w:eastAsiaTheme="minorEastAsia"/>
+          <w:sz w:val="20"/>
+          <w:szCs w:val="20"/>
+        </w:rPr>
+        <w:t>Cournapeau</w:t>
+      </w:r>
+      <w:proofErr w:type="spellEnd"/>
+      <w:r>
+        <w:rPr>
+          <w:rFonts w:eastAsiaTheme="minorEastAsia"/>
+          <w:sz w:val="20"/>
+          <w:szCs w:val="20"/>
+        </w:rPr>
+        <w:t xml:space="preserve">, D., </w:t>
+      </w:r>
+      <w:proofErr w:type="spellStart"/>
+      <w:r>
+        <w:rPr>
+          <w:rFonts w:eastAsiaTheme="minorEastAsia"/>
+          <w:sz w:val="20"/>
+          <w:szCs w:val="20"/>
+        </w:rPr>
+        <w:t>Burovski</w:t>
+      </w:r>
+      <w:proofErr w:type="spellEnd"/>
+      <w:r>
+        <w:rPr>
+          <w:rFonts w:eastAsiaTheme="minorEastAsia"/>
+          <w:sz w:val="20"/>
+          <w:szCs w:val="20"/>
+        </w:rPr>
+        <w:t xml:space="preserve">, E., Peterson, P., Weckesser, W., Bright, J., van der Walt, S. J., Brett, M., Wilson, J., Millman, K. J., Mayorov, N., Nelson, A. R. J., Jones, E., Kern, R., Larson, E., ... SciPy 1.0 Contributors. (2020). SciPy 1.0: Fundamental algorithms for scientific computing in Python. </w:t>
+      </w:r>
+      <w:r>
+        <w:rPr>
+          <w:rFonts w:eastAsiaTheme="minorEastAsia"/>
+          <w:i/>
+          <w:iCs/>
+          <w:sz w:val="20"/>
+          <w:szCs w:val="20"/>
+        </w:rPr>
+        <w:t>Nature Methods</w:t>
+      </w:r>
+      <w:r>
+        <w:rPr>
+          <w:rFonts w:eastAsiaTheme="minorEastAsia"/>
+          <w:sz w:val="20"/>
+          <w:szCs w:val="20"/>
+        </w:rPr>
+        <w:t xml:space="preserve">, </w:t>
+      </w:r>
+      <w:r>
+        <w:rPr>
+          <w:rFonts w:eastAsiaTheme="minorEastAsia"/>
+          <w:i/>
+          <w:iCs/>
+          <w:sz w:val="20"/>
+          <w:szCs w:val="20"/>
+        </w:rPr>
+        <w:t>17</w:t>
+      </w:r>
+      <w:r>
+        <w:rPr>
+          <w:rFonts w:eastAsiaTheme="minorEastAsia"/>
+          <w:sz w:val="20"/>
+          <w:szCs w:val="20"/>
+        </w:rPr>
         <w:t xml:space="preserve">(3), 261-272. </w:t>
       </w:r>
-      <w:hyperlink r:id="rId15" w:history="1">
+      <w:hyperlink r:id="rId17" w:history="1">
         <w:r>
           <w:rPr>
             <w:rStyle w:val="Hyperlink"/>
@@ -16802,7 +17657,7 @@
       </w:hyperlink>
     </w:p>
     <w:sectPr>
-      <w:footerReference w:type="default" r:id="rId16"/>
+      <w:footerReference w:type="default" r:id="rId18"/>
       <w:pgSz w:w="11907" w:h="16840" w:code="9"/>
       <w:pgMar w:top="1440" w:right="1080" w:bottom="1440" w:left="1080" w:header="720" w:footer="624" w:gutter="0"/>
       <w:cols w:space="720"/>

--- a/report.docx
+++ b/report.docx
@@ -2255,7 +2255,39 @@
           <w:szCs w:val="28"/>
           <w:cs/>
         </w:rPr>
-        <w:t xml:space="preserve">เป็นวิธีการหาค่าเหมาะสมที่สุดแบบสากลที่พัฒนาจากการผสมผสาน </w:t>
+        <w:t>เป็น</w:t>
+      </w:r>
+      <w:r>
+        <w:rPr>
+          <w:rFonts w:eastAsiaTheme="minorEastAsia"/>
+          <w:sz w:val="28"/>
+          <w:szCs w:val="28"/>
+        </w:rPr>
+        <w:t xml:space="preserve"> </w:t>
+      </w:r>
+      <w:r>
+        <w:rPr>
+          <w:rFonts w:eastAsiaTheme="minorEastAsia"/>
+          <w:sz w:val="28"/>
+          <w:szCs w:val="28"/>
+        </w:rPr>
+        <w:t>Global Optimization Algorithm</w:t>
+      </w:r>
+      <w:r>
+        <w:rPr>
+          <w:sz w:val="28"/>
+          <w:szCs w:val="28"/>
+          <w:cs/>
+        </w:rPr>
+        <w:t xml:space="preserve"> </w:t>
+      </w:r>
+      <w:r>
+        <w:rPr>
+          <w:sz w:val="28"/>
+          <w:szCs w:val="28"/>
+          <w:cs/>
+        </w:rPr>
+        <w:t xml:space="preserve">ที่พัฒนาจากการผสานหลักการของ </w:t>
       </w:r>
       <w:r>
         <w:rPr>
@@ -2270,7 +2302,7 @@
           <w:szCs w:val="28"/>
           <w:cs/>
         </w:rPr>
-        <w:t xml:space="preserve">บนพื้นฐานสถิติ </w:t>
+        <w:t xml:space="preserve">ซึ่งอิงบนสถิติของ </w:t>
       </w:r>
       <w:proofErr w:type="spellStart"/>
       <w:r>
@@ -2294,29 +2326,21 @@
           <w:szCs w:val="28"/>
           <w:cs/>
         </w:rPr>
-        <w:t>กับการค้นหาเฉพาะที่ (</w:t>
-      </w:r>
-      <w:r>
-        <w:rPr>
-          <w:sz w:val="28"/>
-          <w:szCs w:val="28"/>
-        </w:rPr>
-        <w:t xml:space="preserve">Local Search) </w:t>
-      </w:r>
-      <w:r>
-        <w:rPr>
-          <w:sz w:val="28"/>
-          <w:szCs w:val="28"/>
-          <w:cs/>
-        </w:rPr>
-        <w:t>จุดเด่นของ</w:t>
-      </w:r>
-      <w:r>
-        <w:rPr>
-          <w:kern w:val="0"/>
-          <w:sz w:val="28"/>
-          <w:szCs w:val="28"/>
-          <w14:ligatures w14:val="none"/>
+        <w:t>เข้ากับการ</w:t>
+      </w:r>
+      <w:r>
+        <w:rPr>
+          <w:rFonts w:hint="cs"/>
+          <w:sz w:val="28"/>
+          <w:szCs w:val="28"/>
+          <w:cs/>
+        </w:rPr>
+        <w:t>ทำ</w:t>
+      </w:r>
+      <w:r>
+        <w:rPr>
+          <w:sz w:val="28"/>
+          <w:szCs w:val="28"/>
         </w:rPr>
         <w:t xml:space="preserve"> </w:t>
       </w:r>
@@ -2325,60 +2349,93 @@
           <w:sz w:val="28"/>
           <w:szCs w:val="28"/>
         </w:rPr>
-        <w:t>Algorithms</w:t>
-      </w:r>
-      <w:r>
-        <w:rPr>
-          <w:sz w:val="28"/>
-          <w:szCs w:val="28"/>
-          <w:cs/>
-        </w:rPr>
-        <w:t xml:space="preserve"> นี้คือการใช้ </w:t>
-      </w:r>
-      <w:r>
-        <w:rPr>
-          <w:sz w:val="28"/>
-          <w:szCs w:val="28"/>
-        </w:rPr>
-        <w:t xml:space="preserve">Distorted Cauchy-Lorentz Distribution </w:t>
-      </w:r>
-      <w:r>
-        <w:rPr>
-          <w:sz w:val="28"/>
-          <w:szCs w:val="28"/>
-          <w:cs/>
-        </w:rPr>
-        <w:t>ในการสร้างจุดใหม่ ซึ่งมีหางหนา (</w:t>
-      </w:r>
-      <w:r>
-        <w:rPr>
-          <w:sz w:val="28"/>
-          <w:szCs w:val="28"/>
-        </w:rPr>
-        <w:t xml:space="preserve">Fat tail) </w:t>
-      </w:r>
-      <w:r>
-        <w:rPr>
-          <w:sz w:val="28"/>
-          <w:szCs w:val="28"/>
-          <w:cs/>
-        </w:rPr>
-        <w:t xml:space="preserve">สามารถกระโดดไกลได้มากกว่า </w:t>
-      </w:r>
-      <w:r>
-        <w:rPr>
-          <w:sz w:val="28"/>
-          <w:szCs w:val="28"/>
-        </w:rPr>
-        <w:t xml:space="preserve">Gaussian Distribution </w:t>
-      </w:r>
-      <w:r>
-        <w:rPr>
-          <w:sz w:val="28"/>
-          <w:szCs w:val="28"/>
-          <w:cs/>
-        </w:rPr>
-        <w:t xml:space="preserve">ทำให้หนีจาก </w:t>
+        <w:t xml:space="preserve">Local Search </w:t>
+      </w:r>
+      <w:r>
+        <w:rPr>
+          <w:sz w:val="28"/>
+          <w:szCs w:val="28"/>
+          <w:cs/>
+        </w:rPr>
+        <w:t>จุดเด่นสำคัญ</w:t>
+      </w:r>
+      <w:r>
+        <w:rPr>
+          <w:rFonts w:hint="cs"/>
+          <w:sz w:val="28"/>
+          <w:szCs w:val="28"/>
+          <w:cs/>
+        </w:rPr>
+        <w:t>คือ</w:t>
+      </w:r>
+      <w:r>
+        <w:rPr>
+          <w:sz w:val="28"/>
+          <w:szCs w:val="28"/>
+          <w:cs/>
+        </w:rPr>
+        <w:t xml:space="preserve">การใช้การแจกแจงแบบ </w:t>
+      </w:r>
+      <w:r>
+        <w:rPr>
+          <w:sz w:val="28"/>
+          <w:szCs w:val="28"/>
+        </w:rPr>
+        <w:t xml:space="preserve">Distorted Cauchy–Lorentz </w:t>
+      </w:r>
+      <w:r>
+        <w:rPr>
+          <w:sz w:val="28"/>
+          <w:szCs w:val="28"/>
+          <w:cs/>
+        </w:rPr>
+        <w:t>ซึ่งมีลักษณะหางหนา (</w:t>
+      </w:r>
+      <w:r>
+        <w:rPr>
+          <w:sz w:val="28"/>
+          <w:szCs w:val="28"/>
+        </w:rPr>
+        <w:t>Fat-Tailed Distribution</w:t>
+      </w:r>
+      <w:r>
+        <w:rPr>
+          <w:sz w:val="28"/>
+          <w:szCs w:val="28"/>
+        </w:rPr>
+        <w:t xml:space="preserve">) </w:t>
+      </w:r>
+      <w:r>
+        <w:rPr>
+          <w:sz w:val="28"/>
+          <w:szCs w:val="28"/>
+          <w:cs/>
+        </w:rPr>
+        <w:t xml:space="preserve">ทำให้สามารถสุ่มสร้างตำแหน่งใหม่ที่อยู่ห่างจากจุดปัจจุบันได้มากกว่าเมื่อเทียบกับการแจกแจงแบบ </w:t>
+      </w:r>
+      <w:r>
+        <w:rPr>
+          <w:sz w:val="28"/>
+          <w:szCs w:val="28"/>
+        </w:rPr>
+        <w:t xml:space="preserve">Gaussian </w:t>
+      </w:r>
+      <w:r>
+        <w:rPr>
+          <w:sz w:val="28"/>
+          <w:szCs w:val="28"/>
+          <w:cs/>
+        </w:rPr>
+        <w:t>ส่งผลให้สามารถหลีกเลี่ยงการติดอยู่ใน</w:t>
+      </w:r>
+      <w:r>
+        <w:rPr>
+          <w:rFonts w:hint="cs"/>
+          <w:sz w:val="28"/>
+          <w:szCs w:val="28"/>
+          <w:cs/>
+        </w:rPr>
+        <w:t xml:space="preserve"> </w:t>
       </w:r>
       <w:r>
         <w:rPr>
@@ -2393,22 +2450,29 @@
           <w:szCs w:val="28"/>
           <w:cs/>
         </w:rPr>
-        <w:t xml:space="preserve">ได้ง่ายขึ้น และมีกลไก </w:t>
-      </w:r>
-      <w:r>
-        <w:rPr>
-          <w:sz w:val="28"/>
-          <w:szCs w:val="28"/>
-        </w:rPr>
-        <w:t xml:space="preserve">Reannealing </w:t>
-      </w:r>
-      <w:r>
-        <w:rPr>
-          <w:sz w:val="28"/>
-          <w:szCs w:val="28"/>
-          <w:cs/>
-        </w:rPr>
-        <w:t>ที่ป้องกันการติดอยู่ในบริเวณเดิม</w:t>
+        <w:t>ได้อย่างมีประสิทธิภาพ นอกจากนี้ยังมีกลไก</w:t>
+      </w:r>
+      <w:r>
+        <w:rPr>
+          <w:sz w:val="28"/>
+          <w:szCs w:val="28"/>
+        </w:rPr>
+        <w:t xml:space="preserve"> </w:t>
+      </w:r>
+      <w:r>
+        <w:rPr>
+          <w:sz w:val="28"/>
+          <w:szCs w:val="28"/>
+        </w:rPr>
+        <w:t xml:space="preserve">Reannealing Mechanism </w:t>
+      </w:r>
+      <w:r>
+        <w:rPr>
+          <w:sz w:val="28"/>
+          <w:szCs w:val="28"/>
+          <w:cs/>
+        </w:rPr>
+        <w:t>เพื่อป้องกันไม่ให้กระบวนการค้นหาติดอยู่ในบริเวณเดิมของพื้นที่ค้นหา</w:t>
       </w:r>
     </w:p>
     <w:p>
@@ -6404,7 +6468,42 @@
           <w:szCs w:val="28"/>
           <w:cs/>
         </w:rPr>
-        <w:t>เป็นวิธีการหาค่าเหมาะสมที่สุดแบบสากลที่พัฒนาสำหรับหาโครงสร้างพลังงานต่ำสุดของ</w:t>
+        <w:t>เป็น</w:t>
+      </w:r>
+      <w:r>
+        <w:rPr>
+          <w:rFonts w:eastAsiaTheme="minorEastAsia" w:hint="cs"/>
+          <w:sz w:val="28"/>
+          <w:szCs w:val="28"/>
+          <w:cs/>
+        </w:rPr>
+        <w:t xml:space="preserve"> </w:t>
+      </w:r>
+      <w:r>
+        <w:rPr>
+          <w:rFonts w:eastAsiaTheme="minorEastAsia"/>
+          <w:sz w:val="28"/>
+          <w:szCs w:val="28"/>
+        </w:rPr>
+        <w:t>Global Optimization Algorithm</w:t>
+      </w:r>
+      <w:r>
+        <w:rPr>
+          <w:rFonts w:eastAsiaTheme="minorEastAsia"/>
+          <w:sz w:val="28"/>
+          <w:szCs w:val="28"/>
+          <w:cs/>
+        </w:rPr>
+        <w:t xml:space="preserve"> </w:t>
+      </w:r>
+      <w:r>
+        <w:rPr>
+          <w:rFonts w:eastAsiaTheme="minorEastAsia"/>
+          <w:sz w:val="28"/>
+          <w:szCs w:val="28"/>
+          <w:cs/>
+        </w:rPr>
+        <w:t>ที่พัฒนาสำหรับหาโครงสร้างพลังงานต่ำสุดของ</w:t>
       </w:r>
       <w:r>
         <w:rPr>
@@ -9705,10 +9804,10 @@
         <w:tblLook w:val="04A0" w:firstRow="1" w:lastRow="0" w:firstColumn="1" w:lastColumn="0" w:noHBand="0" w:noVBand="1"/>
       </w:tblPr>
       <w:tblGrid>
-        <w:gridCol w:w="2332"/>
-        <w:gridCol w:w="1290"/>
-        <w:gridCol w:w="1535"/>
-        <w:gridCol w:w="4580"/>
+        <w:gridCol w:w="2333"/>
+        <w:gridCol w:w="1291"/>
+        <w:gridCol w:w="1536"/>
+        <w:gridCol w:w="4583"/>
       </w:tblGrid>
       <w:tr>
         <w:tc>
@@ -11019,15 +11118,6 @@
         <w:spacing w:after="0"/>
         <w:jc w:val="center"/>
         <w:rPr>
-          <w:rFonts w:eastAsiaTheme="minorEastAsia"/>
-          <w:b/>
-          <w:bCs/>
-          <w:sz w:val="28"/>
-          <w:szCs w:val="28"/>
-        </w:rPr>
-      </w:pPr>
-      <w:r>
-        <w:rPr>
           <w:rFonts w:eastAsiaTheme="minorEastAsia" w:hint="cs"/>
           <w:b/>
           <w:bCs/>
@@ -11035,7 +11125,69 @@
           <w:szCs w:val="28"/>
           <w:cs/>
         </w:rPr>
+      </w:pPr>
+      <w:r>
+        <w:rPr>
+          <w:rFonts w:eastAsiaTheme="minorEastAsia" w:hint="cs"/>
+          <w:b/>
+          <w:bCs/>
+          <w:sz w:val="28"/>
+          <w:szCs w:val="28"/>
+          <w:cs/>
+        </w:rPr>
         <w:t>รูปที่ 1</w:t>
+      </w:r>
+      <w:r>
+        <w:rPr>
+          <w:rFonts w:eastAsiaTheme="minorEastAsia"/>
+          <w:b/>
+          <w:bCs/>
+          <w:sz w:val="28"/>
+          <w:szCs w:val="28"/>
+        </w:rPr>
+        <w:t xml:space="preserve"> Optimization Path </w:t>
+      </w:r>
+      <w:r>
+        <w:rPr>
+          <w:rFonts w:eastAsiaTheme="minorEastAsia" w:hint="cs"/>
+          <w:b/>
+          <w:bCs/>
+          <w:sz w:val="28"/>
+          <w:szCs w:val="28"/>
+          <w:cs/>
+        </w:rPr>
+        <w:t xml:space="preserve">และ </w:t>
+      </w:r>
+      <w:r>
+        <w:rPr>
+          <w:rFonts w:eastAsiaTheme="minorEastAsia"/>
+          <w:b/>
+          <w:bCs/>
+          <w:sz w:val="28"/>
+          <w:szCs w:val="28"/>
+        </w:rPr>
+        <w:t xml:space="preserve">Convergence History </w:t>
+      </w:r>
+      <w:r>
+        <w:rPr>
+          <w:rFonts w:eastAsiaTheme="minorEastAsia" w:hint="cs"/>
+          <w:b/>
+          <w:bCs/>
+          <w:sz w:val="28"/>
+          <w:szCs w:val="28"/>
+          <w:cs/>
+        </w:rPr>
+        <w:t xml:space="preserve">ของ </w:t>
+      </w:r>
+      <w:r>
+        <w:rPr>
+          <w:rFonts w:eastAsiaTheme="minorEastAsia"/>
+          <w:b/>
+          <w:bCs/>
+          <w:sz w:val="28"/>
+          <w:szCs w:val="28"/>
+        </w:rPr>
+        <w:t>Dual Annealing</w:t>
       </w:r>
     </w:p>
     <w:p>
@@ -11132,10 +11284,10 @@
       </w:tblPr>
       <w:tblGrid>
         <w:gridCol w:w="510"/>
-        <w:gridCol w:w="1868"/>
-        <w:gridCol w:w="2584"/>
-        <w:gridCol w:w="2804"/>
-        <w:gridCol w:w="1971"/>
+        <w:gridCol w:w="1869"/>
+        <w:gridCol w:w="2586"/>
+        <w:gridCol w:w="2806"/>
+        <w:gridCol w:w="1972"/>
       </w:tblGrid>
       <w:tr>
         <w:tc>
@@ -12175,10 +12327,10 @@
         <w:tblLook w:val="04A0" w:firstRow="1" w:lastRow="0" w:firstColumn="1" w:lastColumn="0" w:noHBand="0" w:noVBand="1"/>
       </w:tblPr>
       <w:tblGrid>
-        <w:gridCol w:w="2329"/>
-        <w:gridCol w:w="1293"/>
-        <w:gridCol w:w="1503"/>
-        <w:gridCol w:w="4483"/>
+        <w:gridCol w:w="2330"/>
+        <w:gridCol w:w="1294"/>
+        <w:gridCol w:w="1504"/>
+        <w:gridCol w:w="4486"/>
       </w:tblGrid>
       <w:tr>
         <w:tc>
@@ -13308,15 +13460,6 @@
         <w:spacing w:after="0"/>
         <w:jc w:val="center"/>
         <w:rPr>
-          <w:rFonts w:eastAsiaTheme="minorEastAsia"/>
-          <w:b/>
-          <w:bCs/>
-          <w:sz w:val="28"/>
-          <w:szCs w:val="28"/>
-        </w:rPr>
-      </w:pPr>
-      <w:r>
-        <w:rPr>
           <w:rFonts w:eastAsiaTheme="minorEastAsia" w:hint="cs"/>
           <w:b/>
           <w:bCs/>
@@ -13324,17 +13467,79 @@
           <w:szCs w:val="28"/>
           <w:cs/>
         </w:rPr>
-        <w:t xml:space="preserve">รูปที่ </w:t>
-      </w:r>
-      <w:r>
-        <w:rPr>
-          <w:rFonts w:eastAsiaTheme="minorEastAsia"/>
+      </w:pPr>
+      <w:r>
+        <w:rPr>
+          <w:rFonts w:eastAsiaTheme="minorEastAsia" w:hint="cs"/>
           <w:b/>
           <w:bCs/>
           <w:sz w:val="28"/>
           <w:szCs w:val="28"/>
+          <w:cs/>
+        </w:rPr>
+        <w:t xml:space="preserve">รูปที่ </w:t>
+      </w:r>
+      <w:r>
+        <w:rPr>
+          <w:rFonts w:eastAsiaTheme="minorEastAsia"/>
+          <w:b/>
+          <w:bCs/>
+          <w:sz w:val="28"/>
+          <w:szCs w:val="28"/>
         </w:rPr>
         <w:t>2</w:t>
+      </w:r>
+      <w:r>
+        <w:rPr>
+          <w:rFonts w:eastAsiaTheme="minorEastAsia"/>
+          <w:b/>
+          <w:bCs/>
+          <w:sz w:val="28"/>
+          <w:szCs w:val="28"/>
+        </w:rPr>
+        <w:t xml:space="preserve"> Optimization Path </w:t>
+      </w:r>
+      <w:r>
+        <w:rPr>
+          <w:rFonts w:eastAsiaTheme="minorEastAsia" w:hint="cs"/>
+          <w:b/>
+          <w:bCs/>
+          <w:sz w:val="28"/>
+          <w:szCs w:val="28"/>
+          <w:cs/>
+        </w:rPr>
+        <w:t xml:space="preserve">และ </w:t>
+      </w:r>
+      <w:r>
+        <w:rPr>
+          <w:rFonts w:eastAsiaTheme="minorEastAsia"/>
+          <w:b/>
+          <w:bCs/>
+          <w:sz w:val="28"/>
+          <w:szCs w:val="28"/>
+        </w:rPr>
+        <w:t xml:space="preserve">Convergence History </w:t>
+      </w:r>
+      <w:r>
+        <w:rPr>
+          <w:rFonts w:eastAsiaTheme="minorEastAsia" w:hint="cs"/>
+          <w:b/>
+          <w:bCs/>
+          <w:sz w:val="28"/>
+          <w:szCs w:val="28"/>
+          <w:cs/>
+        </w:rPr>
+        <w:t xml:space="preserve">ของ </w:t>
+      </w:r>
+      <w:r>
+        <w:rPr>
+          <w:rFonts w:eastAsiaTheme="minorEastAsia"/>
+          <w:b/>
+          <w:bCs/>
+          <w:sz w:val="28"/>
+          <w:szCs w:val="28"/>
+        </w:rPr>
+        <w:t>Basin Hopping</w:t>
       </w:r>
     </w:p>
     <w:p>
@@ -13441,11 +13646,11 @@
         <w:tblLook w:val="04A0" w:firstRow="1" w:lastRow="0" w:firstColumn="1" w:lastColumn="0" w:noHBand="0" w:noVBand="1"/>
       </w:tblPr>
       <w:tblGrid>
-        <w:gridCol w:w="525"/>
-        <w:gridCol w:w="2010"/>
-        <w:gridCol w:w="2643"/>
-        <w:gridCol w:w="2543"/>
-        <w:gridCol w:w="2016"/>
+        <w:gridCol w:w="526"/>
+        <w:gridCol w:w="2011"/>
+        <w:gridCol w:w="2644"/>
+        <w:gridCol w:w="2545"/>
+        <w:gridCol w:w="2017"/>
       </w:tblGrid>
       <w:tr>
         <w:tc>
@@ -14512,9 +14717,9 @@
       </w:tblPr>
       <w:tblGrid>
         <w:gridCol w:w="447"/>
-        <w:gridCol w:w="2668"/>
-        <w:gridCol w:w="2648"/>
-        <w:gridCol w:w="3974"/>
+        <w:gridCol w:w="2669"/>
+        <w:gridCol w:w="2651"/>
+        <w:gridCol w:w="3976"/>
       </w:tblGrid>
       <w:tr>
         <w:tc>
@@ -15403,11 +15608,11 @@
       </w:tblPr>
       <w:tblGrid>
         <w:gridCol w:w="448"/>
-        <w:gridCol w:w="1207"/>
-        <w:gridCol w:w="1192"/>
-        <w:gridCol w:w="2432"/>
-        <w:gridCol w:w="2238"/>
-        <w:gridCol w:w="2220"/>
+        <w:gridCol w:w="1208"/>
+        <w:gridCol w:w="1193"/>
+        <w:gridCol w:w="2434"/>
+        <w:gridCol w:w="2239"/>
+        <w:gridCol w:w="2221"/>
       </w:tblGrid>
       <w:tr>
         <w:tc>
@@ -16443,39 +16648,7 @@
           <w:sz w:val="28"/>
           <w:szCs w:val="28"/>
         </w:rPr>
-        <w:t>2D</w:t>
-      </w:r>
-      <w:r>
-        <w:rPr>
-          <w:rFonts w:eastAsiaTheme="minorEastAsia"/>
-          <w:sz w:val="28"/>
-          <w:szCs w:val="28"/>
-        </w:rPr>
-        <w:t>-</w:t>
-      </w:r>
-      <w:r>
-        <w:rPr>
-          <w:rFonts w:eastAsiaTheme="minorEastAsia"/>
-          <w:sz w:val="28"/>
-          <w:szCs w:val="28"/>
-        </w:rPr>
-        <w:t>4D</w:t>
-      </w:r>
-      <w:r>
-        <w:rPr>
-          <w:rFonts w:eastAsiaTheme="minorEastAsia"/>
-          <w:sz w:val="28"/>
-          <w:szCs w:val="28"/>
-        </w:rPr>
-        <w:t xml:space="preserve">) </w:t>
-      </w:r>
-      <w:r>
-        <w:rPr>
-          <w:rFonts w:eastAsiaTheme="minorEastAsia"/>
-          <w:sz w:val="28"/>
-          <w:szCs w:val="28"/>
-        </w:rPr>
-        <w:t xml:space="preserve">Dual Annealing </w:t>
+        <w:t xml:space="preserve">2D-4D) Dual Annealing </w:t>
       </w:r>
       <w:r>
         <w:rPr>
@@ -16509,23 +16682,7 @@
           <w:sz w:val="28"/>
           <w:szCs w:val="28"/>
         </w:rPr>
-        <w:t>Cauchy</w:t>
-      </w:r>
-      <w:r>
-        <w:rPr>
-          <w:rFonts w:eastAsiaTheme="minorEastAsia"/>
-          <w:sz w:val="28"/>
-          <w:szCs w:val="28"/>
-        </w:rPr>
-        <w:t>-</w:t>
-      </w:r>
-      <w:r>
-        <w:rPr>
-          <w:rFonts w:eastAsiaTheme="minorEastAsia"/>
-          <w:sz w:val="28"/>
-          <w:szCs w:val="28"/>
-        </w:rPr>
-        <w:t xml:space="preserve">Lorentz Distribution </w:t>
+        <w:t xml:space="preserve">Cauchy-Lorentz Distribution </w:t>
       </w:r>
       <w:r>
         <w:rPr>
@@ -16661,31 +16818,7 @@
           <w:sz w:val="28"/>
           <w:szCs w:val="28"/>
         </w:rPr>
-        <w:t>5D</w:t>
-      </w:r>
-      <w:r>
-        <w:rPr>
-          <w:rFonts w:eastAsiaTheme="minorEastAsia"/>
-          <w:sz w:val="28"/>
-          <w:szCs w:val="28"/>
-        </w:rPr>
-        <w:t>-</w:t>
-      </w:r>
-      <w:r>
-        <w:rPr>
-          <w:rFonts w:eastAsiaTheme="minorEastAsia"/>
-          <w:sz w:val="28"/>
-          <w:szCs w:val="28"/>
-        </w:rPr>
-        <w:t>6D</w:t>
-      </w:r>
-      <w:r>
-        <w:rPr>
-          <w:rFonts w:eastAsiaTheme="minorEastAsia"/>
-          <w:sz w:val="28"/>
-          <w:szCs w:val="28"/>
-        </w:rPr>
-        <w:t xml:space="preserve">) </w:t>
+        <w:t xml:space="preserve">5D-6D) </w:t>
       </w:r>
       <w:r>
         <w:rPr>
@@ -16770,31 +16903,7 @@
           <w:sz w:val="28"/>
           <w:szCs w:val="28"/>
         </w:rPr>
-        <w:t xml:space="preserve">Curse </w:t>
-      </w:r>
-      <w:r>
-        <w:rPr>
-          <w:rFonts w:eastAsiaTheme="minorEastAsia"/>
-          <w:sz w:val="28"/>
-          <w:szCs w:val="28"/>
-        </w:rPr>
-        <w:t xml:space="preserve">Of </w:t>
-      </w:r>
-      <w:r>
-        <w:rPr>
-          <w:rFonts w:eastAsiaTheme="minorEastAsia"/>
-          <w:sz w:val="28"/>
-          <w:szCs w:val="28"/>
-        </w:rPr>
-        <w:t>Dimensionality</w:t>
-      </w:r>
-      <w:r>
-        <w:rPr>
-          <w:rFonts w:eastAsiaTheme="minorEastAsia"/>
-          <w:sz w:val="28"/>
-          <w:szCs w:val="28"/>
-        </w:rPr>
-        <w:t xml:space="preserve">" </w:t>
+        <w:t xml:space="preserve">Curse Of Dimensionality" </w:t>
       </w:r>
       <w:r>
         <w:rPr>
@@ -17090,7 +17199,7 @@
         <w:ind w:firstLine="720"/>
         <w:jc w:val="thaiDistribute"/>
         <w:rPr>
-          <w:rFonts w:eastAsiaTheme="minorEastAsia" w:hint="cs"/>
+          <w:rFonts w:eastAsiaTheme="minorEastAsia"/>
           <w:sz w:val="28"/>
           <w:szCs w:val="28"/>
         </w:rPr>
@@ -17318,7 +17427,25 @@
           <w:sz w:val="20"/>
           <w:szCs w:val="20"/>
         </w:rPr>
-        <w:t xml:space="preserve">Xiang, Y., Sun, D. Y., Fan, W., &amp; Gong, X. G. (1997). Generalized simulated annealing algorithm and its application to the Thomson model. </w:t>
+        <w:t xml:space="preserve">Xiang, Y., Sun, D. Y., Fan, W., &amp; Gong, X. G. (1997). </w:t>
+      </w:r>
+      <w:proofErr w:type="gramStart"/>
+      <w:r>
+        <w:rPr>
+          <w:rFonts w:eastAsiaTheme="minorEastAsia"/>
+          <w:sz w:val="20"/>
+          <w:szCs w:val="20"/>
+        </w:rPr>
+        <w:t>Generalized</w:t>
+      </w:r>
+      <w:proofErr w:type="gramEnd"/>
+      <w:r>
+        <w:rPr>
+          <w:rFonts w:eastAsiaTheme="minorEastAsia"/>
+          <w:sz w:val="20"/>
+          <w:szCs w:val="20"/>
+        </w:rPr>
+        <w:t xml:space="preserve"> simulated annealing algorithm and its application to the Thomson model. </w:t>
       </w:r>
       <w:r>
         <w:rPr>
@@ -17659,7 +17786,7 @@
     <w:sectPr>
       <w:footerReference w:type="default" r:id="rId18"/>
       <w:pgSz w:w="11907" w:h="16840" w:code="9"/>
-      <w:pgMar w:top="1440" w:right="1080" w:bottom="1440" w:left="1080" w:header="720" w:footer="624" w:gutter="0"/>
+      <w:pgMar w:top="1247" w:right="1077" w:bottom="1247" w:left="1077" w:header="720" w:footer="624" w:gutter="0"/>
       <w:cols w:space="720"/>
       <w:docGrid w:linePitch="435"/>
     </w:sectPr>
@@ -26274,7 +26401,7 @@
   <w:style w:type="paragraph" w:default="1" w:styleId="Normal">
     <w:name w:val="Normal"/>
     <w:qFormat/>
-    <w:rsid w:val="00A56A02"/>
+    <w:rsid w:val="006F630C"/>
   </w:style>
   <w:style w:type="paragraph" w:styleId="Heading1">
     <w:name w:val="heading 1"/>

--- a/report.docx
+++ b/report.docx
@@ -173,7 +173,16 @@
           <w:szCs w:val="36"/>
           <w:cs/>
         </w:rPr>
-        <w:t>แบบเส้นทางเดียวนการแก้ปัญหาการหาค่าต่ำสุดสากล</w:t>
+        <w:t>แบบเส้นทางเดียวนการแก้ปัญหาการหา</w:t>
+      </w:r>
+      <w:r>
+        <w:rPr>
+          <w:b/>
+          <w:bCs/>
+          <w:sz w:val="36"/>
+          <w:szCs w:val="36"/>
+        </w:rPr>
+        <w:t xml:space="preserve"> Global Minimum</w:t>
       </w:r>
     </w:p>
     <w:p>
@@ -582,12 +591,28 @@
         </w:rPr>
         <w:t>อย่างไรก็ตาม ปัญหาสำคัญที่พบในการหาค่าเหมาะสมที่สุดคือการมีอยู่ของค่าต่ำสุดเฉพาะที่ (</w:t>
       </w:r>
-      <w:r>
-        <w:rPr>
-          <w:sz w:val="28"/>
-          <w:szCs w:val="28"/>
-        </w:rPr>
-        <w:t xml:space="preserve">Local Minima) </w:t>
+      <w:bookmarkStart w:id="0" w:name="_Hlk212647704"/>
+      <w:r>
+        <w:rPr>
+          <w:sz w:val="28"/>
+          <w:szCs w:val="28"/>
+        </w:rPr>
+        <w:t>Local Minim</w:t>
+      </w:r>
+      <w:r>
+        <w:rPr>
+          <w:sz w:val="28"/>
+          <w:szCs w:val="28"/>
+        </w:rPr>
+        <w:t>um</w:t>
+      </w:r>
+      <w:bookmarkEnd w:id="0"/>
+      <w:r>
+        <w:rPr>
+          <w:sz w:val="28"/>
+          <w:szCs w:val="28"/>
+        </w:rPr>
+        <w:t xml:space="preserve">) </w:t>
       </w:r>
       <w:r>
         <w:rPr>
@@ -602,6 +627,13 @@
           <w:sz w:val="28"/>
           <w:szCs w:val="28"/>
         </w:rPr>
+        <w:t xml:space="preserve"> </w:t>
+      </w:r>
+      <w:r>
+        <w:rPr>
+          <w:sz w:val="28"/>
+          <w:szCs w:val="28"/>
+        </w:rPr>
         <w:t xml:space="preserve">Function </w:t>
       </w:r>
       <w:r>
@@ -610,7 +642,37 @@
           <w:szCs w:val="28"/>
           <w:cs/>
         </w:rPr>
-        <w:t xml:space="preserve">ที่มีความซับซ้อนสูง ค่าต่ำสุดเฉพาะที่หมายถึงจุดที่มีค่าต่ำกว่าบริเวณใกล้เคียงโดยรอบ แต่ไม่ใช่ค่าต่ำที่สุดของทั้งระบบ อัลกอริทึมการหาค่าเหมาะสมที่สุดแบบดั้งเดิม เช่น </w:t>
+        <w:t xml:space="preserve">ที่มีความซับซ้อนสูง </w:t>
+      </w:r>
+      <w:r>
+        <w:rPr>
+          <w:sz w:val="28"/>
+          <w:szCs w:val="28"/>
+        </w:rPr>
+        <w:t>Local Minim</w:t>
+      </w:r>
+      <w:r>
+        <w:rPr>
+          <w:sz w:val="28"/>
+          <w:szCs w:val="28"/>
+        </w:rPr>
+        <w:t>um</w:t>
+      </w:r>
+      <w:r>
+        <w:rPr>
+          <w:sz w:val="28"/>
+          <w:szCs w:val="28"/>
+          <w:cs/>
+        </w:rPr>
+        <w:t xml:space="preserve"> </w:t>
+      </w:r>
+      <w:r>
+        <w:rPr>
+          <w:sz w:val="28"/>
+          <w:szCs w:val="28"/>
+          <w:cs/>
+        </w:rPr>
+        <w:t xml:space="preserve">หมายถึงจุดที่มีค่าต่ำกว่าบริเวณใกล้เคียงโดยรอบ แต่ไม่ใช่ค่าต่ำที่สุดของทั้งระบบ อัลกอริทึมการหาค่าเหมาะสมที่สุดแบบดั้งเดิม เช่น </w:t>
       </w:r>
       <w:r>
         <w:rPr>
@@ -632,7 +694,21 @@
           <w:sz w:val="28"/>
           <w:szCs w:val="28"/>
         </w:rPr>
-        <w:t xml:space="preserve">Local Minima </w:t>
+        <w:t>Local Minim</w:t>
+      </w:r>
+      <w:r>
+        <w:rPr>
+          <w:sz w:val="28"/>
+          <w:szCs w:val="28"/>
+        </w:rPr>
+        <w:t>um</w:t>
+      </w:r>
+      <w:r>
+        <w:rPr>
+          <w:sz w:val="28"/>
+          <w:szCs w:val="28"/>
+        </w:rPr>
+        <w:t xml:space="preserve"> </w:t>
       </w:r>
       <w:r>
         <w:rPr>
@@ -825,30 +901,7 @@
           <w:sz w:val="28"/>
           <w:szCs w:val="28"/>
         </w:rPr>
-        <w:t>Algorithms</w:t>
-      </w:r>
-      <w:r>
-        <w:rPr>
-          <w:sz w:val="28"/>
-          <w:szCs w:val="28"/>
-          <w:cs/>
-        </w:rPr>
-        <w:t xml:space="preserve"> </w:t>
-      </w:r>
-      <w:r>
-        <w:rPr>
-          <w:sz w:val="28"/>
-          <w:szCs w:val="28"/>
-          <w:cs/>
-        </w:rPr>
-        <w:t>การหาค่าเหมาะสมที่สุดแบบสากล (</w:t>
-      </w:r>
-      <w:r>
-        <w:rPr>
-          <w:sz w:val="28"/>
-          <w:szCs w:val="28"/>
-        </w:rPr>
-        <w:t xml:space="preserve">Global Optimization Algorithms) </w:t>
+        <w:t>Global Optimization Algorithms</w:t>
       </w:r>
       <w:r>
         <w:rPr>
@@ -1558,15 +1611,22 @@
           <w:cs/>
         </w:rPr>
         <w:tab/>
-        <w:t>ค่าต่ำสุดสากล (</w:t>
-      </w:r>
-      <w:r>
-        <w:rPr>
-          <w:rFonts w:eastAsiaTheme="minorEastAsia"/>
-          <w:sz w:val="28"/>
-          <w:szCs w:val="28"/>
-        </w:rPr>
-        <w:t xml:space="preserve">Global Minimum) </w:t>
+      </w:r>
+      <w:r>
+        <w:rPr>
+          <w:rFonts w:eastAsiaTheme="minorEastAsia"/>
+          <w:sz w:val="28"/>
+          <w:szCs w:val="28"/>
+        </w:rPr>
+        <w:t>Global Minimum</w:t>
+      </w:r>
+      <w:r>
+        <w:rPr>
+          <w:rFonts w:eastAsiaTheme="minorEastAsia"/>
+          <w:sz w:val="28"/>
+          <w:szCs w:val="28"/>
+        </w:rPr>
+        <w:t xml:space="preserve"> </w:t>
       </w:r>
       <w:r>
         <w:rPr>
@@ -1781,6 +1841,7 @@
       <w:pPr>
         <w:spacing w:after="0"/>
         <w:ind w:firstLine="720"/>
+        <w:jc w:val="thaiDistribute"/>
         <w:rPr>
           <w:sz w:val="28"/>
           <w:szCs w:val="28"/>
@@ -1911,6 +1972,7 @@
           <w:ilvl w:val="0"/>
           <w:numId w:val="1"/>
         </w:numPr>
+        <w:jc w:val="thaiDistribute"/>
         <w:rPr>
           <w:rFonts w:cs="TH Sarabun New"/>
           <w:sz w:val="28"/>
@@ -2062,6 +2124,7 @@
           <w:numId w:val="1"/>
         </w:numPr>
         <w:spacing w:after="0"/>
+        <w:jc w:val="thaiDistribute"/>
         <w:rPr>
           <w:rFonts w:cs="TH Sarabun New"/>
           <w:sz w:val="28"/>
@@ -2117,7 +2180,16 @@
           <w:szCs w:val="28"/>
           <w:cs/>
         </w:rPr>
-        <w:t>ร่วมกับการหาค่าต่ำสุดเฉพาะที่ (</w:t>
+        <w:t>ร่วมกับการ</w:t>
+      </w:r>
+      <w:r>
+        <w:rPr>
+          <w:rFonts w:cs="TH Sarabun New" w:hint="cs"/>
+          <w:sz w:val="28"/>
+          <w:szCs w:val="28"/>
+          <w:cs/>
+        </w:rPr>
+        <w:t xml:space="preserve">ทำ </w:t>
       </w:r>
       <w:r>
         <w:rPr>
@@ -2125,7 +2197,7 @@
           <w:sz w:val="28"/>
           <w:szCs w:val="28"/>
         </w:rPr>
-        <w:t xml:space="preserve">Local Minimization) </w:t>
+        <w:t xml:space="preserve">Local Minimization </w:t>
       </w:r>
       <w:r>
         <w:rPr>
@@ -2442,7 +2514,21 @@
           <w:sz w:val="28"/>
           <w:szCs w:val="28"/>
         </w:rPr>
-        <w:t xml:space="preserve">Local Minima </w:t>
+        <w:t>Local Minim</w:t>
+      </w:r>
+      <w:r>
+        <w:rPr>
+          <w:sz w:val="28"/>
+          <w:szCs w:val="28"/>
+        </w:rPr>
+        <w:t>um</w:t>
+      </w:r>
+      <w:r>
+        <w:rPr>
+          <w:sz w:val="28"/>
+          <w:szCs w:val="28"/>
+        </w:rPr>
+        <w:t xml:space="preserve"> </w:t>
       </w:r>
       <w:r>
         <w:rPr>
@@ -3831,7 +3917,7 @@
           <w:szCs w:val="28"/>
           <w:cs/>
         </w:rPr>
-        <w:t>มีลักษณะ "หางหนา" (</w:t>
+        <w:t>มีลักษณะหางหนา (</w:t>
       </w:r>
       <w:r>
         <w:rPr>
@@ -3894,7 +3980,14 @@
           <w:sz w:val="28"/>
           <w:szCs w:val="28"/>
         </w:rPr>
-        <w:t>Local Minima</w:t>
+        <w:t>Local Minim</w:t>
+      </w:r>
+      <w:r>
+        <w:rPr>
+          <w:sz w:val="28"/>
+          <w:szCs w:val="28"/>
+        </w:rPr>
+        <w:t>um</w:t>
       </w:r>
     </w:p>
     <w:p>
@@ -5150,7 +5243,23 @@
           <w:szCs w:val="28"/>
           <w:cs/>
         </w:rPr>
-        <w:t>สำหรับหาค่าต่ำสุดเฉพาะที่</w:t>
+        <w:t>สำหรับหาค่า</w:t>
+      </w:r>
+      <w:r>
+        <w:rPr>
+          <w:sz w:val="28"/>
+          <w:szCs w:val="28"/>
+        </w:rPr>
+        <w:t xml:space="preserve"> </w:t>
+      </w:r>
+      <w:r>
+        <w:rPr>
+          <w:i/>
+          <w:iCs/>
+          <w:sz w:val="28"/>
+          <w:szCs w:val="28"/>
+        </w:rPr>
+        <w:t>Local Minimum</w:t>
       </w:r>
     </w:p>
     <w:p>
@@ -6537,7 +6646,7 @@
           <w:szCs w:val="28"/>
           <w:cs/>
         </w:rPr>
-        <w:t xml:space="preserve">ทุกครั้งหลังจากเคลื่อนที่ไปยังตำแหน่งใหม่ อัลกอริทึมจะ "กระโดด" จาก </w:t>
+        <w:t xml:space="preserve">ทุกครั้งหลังจากเคลื่อนที่ไปยังตำแหน่งใหม่ อัลกอริทึมจะกระโดดจาก </w:t>
       </w:r>
       <w:r>
         <w:rPr>
@@ -6620,7 +6729,23 @@
           <w:sz w:val="28"/>
           <w:szCs w:val="28"/>
         </w:rPr>
-        <w:t xml:space="preserve">Local Minima </w:t>
+        <w:t>Local Minim</w:t>
+      </w:r>
+      <w:r>
+        <w:rPr>
+          <w:rFonts w:eastAsiaTheme="minorEastAsia"/>
+          <w:sz w:val="28"/>
+          <w:szCs w:val="28"/>
+        </w:rPr>
+        <w:t>um</w:t>
+      </w:r>
+      <w:r>
+        <w:rPr>
+          <w:rFonts w:eastAsiaTheme="minorEastAsia"/>
+          <w:sz w:val="28"/>
+          <w:szCs w:val="28"/>
+        </w:rPr>
+        <w:t xml:space="preserve"> </w:t>
       </w:r>
       <w:r>
         <w:rPr>
@@ -7007,14 +7132,44 @@
           <w:szCs w:val="28"/>
           <w:cs/>
         </w:rPr>
-        <w:t>จะใช้ค่าต่ำสุดในบริเวณนั้น (</w:t>
-      </w:r>
-      <w:r>
-        <w:rPr>
-          <w:sz w:val="28"/>
-          <w:szCs w:val="28"/>
-        </w:rPr>
-        <w:t xml:space="preserve">Local Minimum) </w:t>
+        <w:t>จะใช้ค่า</w:t>
+      </w:r>
+      <w:r>
+        <w:rPr>
+          <w:sz w:val="28"/>
+          <w:szCs w:val="28"/>
+        </w:rPr>
+        <w:t xml:space="preserve"> </w:t>
+      </w:r>
+      <w:r>
+        <w:rPr>
+          <w:sz w:val="28"/>
+          <w:szCs w:val="28"/>
+        </w:rPr>
+        <w:t>Local Minim</w:t>
+      </w:r>
+      <w:r>
+        <w:rPr>
+          <w:sz w:val="28"/>
+          <w:szCs w:val="28"/>
+        </w:rPr>
+        <w:t>um</w:t>
+      </w:r>
+      <w:r>
+        <w:rPr>
+          <w:sz w:val="28"/>
+          <w:szCs w:val="28"/>
+          <w:cs/>
+        </w:rPr>
+        <w:t xml:space="preserve"> </w:t>
+      </w:r>
+      <w:r>
+        <w:rPr>
+          <w:sz w:val="28"/>
+          <w:szCs w:val="28"/>
+          <w:cs/>
+        </w:rPr>
+        <w:t>บริเวณนั้น</w:t>
       </w:r>
       <w:r>
         <w:rPr>
@@ -7162,15 +7317,22 @@
           <w:sz w:val="28"/>
           <w:szCs w:val="28"/>
         </w:rPr>
-        <w:t>Algorithms "</w:t>
-      </w:r>
-      <w:r>
-        <w:rPr>
-          <w:sz w:val="28"/>
-          <w:szCs w:val="28"/>
-          <w:cs/>
-        </w:rPr>
-        <w:t>มองเห็น" เฉพาะความลึกของแต่ละหุบเขา ไม่สนใจความผันผวนรายละเอียดบนพื้นผิว</w:t>
+        <w:t>Algorithms</w:t>
+      </w:r>
+      <w:r>
+        <w:rPr>
+          <w:sz w:val="28"/>
+          <w:szCs w:val="28"/>
+        </w:rPr>
+        <w:t xml:space="preserve"> </w:t>
+      </w:r>
+      <w:r>
+        <w:rPr>
+          <w:sz w:val="28"/>
+          <w:szCs w:val="28"/>
+          <w:cs/>
+        </w:rPr>
+        <w:t>มองเห็นเฉพาะความลึกของแต่ละหุบเขา ไม่สนใจความผันผวนรายละเอียดบนพื้นผิว</w:t>
       </w:r>
     </w:p>
     <w:p>
@@ -8502,7 +8664,26 @@
           <w:szCs w:val="28"/>
           <w:cs/>
         </w:rPr>
-        <w:t>สำหรับหาค่าต่ำสุดเฉพาะที่</w:t>
+        <w:t>สำหรับหาค่า</w:t>
+      </w:r>
+      <w:r>
+        <w:rPr>
+          <w:rFonts w:eastAsiaTheme="minorEastAsia"/>
+          <w:i/>
+          <w:iCs/>
+          <w:sz w:val="28"/>
+          <w:szCs w:val="28"/>
+        </w:rPr>
+        <w:t xml:space="preserve"> </w:t>
+      </w:r>
+      <w:r>
+        <w:rPr>
+          <w:i/>
+          <w:iCs/>
+          <w:sz w:val="28"/>
+          <w:szCs w:val="28"/>
+        </w:rPr>
+        <w:t>Local Minimum</w:t>
       </w:r>
     </w:p>
     <w:p>
@@ -9484,7 +9665,6 @@
         </w:rPr>
         <w:t xml:space="preserve">Adaptive </w:t>
       </w:r>
-      <w:proofErr w:type="spellStart"/>
       <w:r>
         <w:rPr>
           <w:rFonts w:eastAsiaTheme="minorEastAsia"/>
@@ -9493,9 +9673,8 @@
           <w:sz w:val="28"/>
           <w:szCs w:val="28"/>
         </w:rPr>
-        <w:t>Stepsize</w:t>
-      </w:r>
-      <w:proofErr w:type="spellEnd"/>
+        <w:t>Step size</w:t>
+      </w:r>
       <w:r>
         <w:rPr>
           <w:rFonts w:eastAsiaTheme="minorEastAsia"/>
@@ -9560,16 +9739,38 @@
         </w:rPr>
         <w:t xml:space="preserve">ปรับ </w:t>
       </w:r>
-      <w:proofErr w:type="spellStart"/>
-      <w:r>
-        <w:rPr>
-          <w:rFonts w:eastAsiaTheme="minorEastAsia"/>
-          <w:sz w:val="28"/>
-          <w:szCs w:val="28"/>
-        </w:rPr>
-        <w:t>stepsize</w:t>
-      </w:r>
-      <w:proofErr w:type="spellEnd"/>
+      <w:r>
+        <w:rPr>
+          <w:rFonts w:eastAsiaTheme="minorEastAsia"/>
+          <w:sz w:val="28"/>
+          <w:szCs w:val="28"/>
+        </w:rPr>
+        <w:t>S</w:t>
+      </w:r>
+      <w:r>
+        <w:rPr>
+          <w:rFonts w:eastAsiaTheme="minorEastAsia"/>
+          <w:sz w:val="28"/>
+          <w:szCs w:val="28"/>
+        </w:rPr>
+        <w:t xml:space="preserve">tep </w:t>
+      </w:r>
+      <w:r>
+        <w:rPr>
+          <w:rFonts w:eastAsiaTheme="minorEastAsia"/>
+          <w:sz w:val="28"/>
+          <w:szCs w:val="28"/>
+        </w:rPr>
+        <w:t>S</w:t>
+      </w:r>
+      <w:r>
+        <w:rPr>
+          <w:rFonts w:eastAsiaTheme="minorEastAsia"/>
+          <w:sz w:val="28"/>
+          <w:szCs w:val="28"/>
+        </w:rPr>
+        <w:t>ize</w:t>
+      </w:r>
       <w:r>
         <w:rPr>
           <w:rFonts w:eastAsiaTheme="minorEastAsia"/>
@@ -10683,7 +10884,29 @@
                 <w:szCs w:val="28"/>
                 <w:cs/>
               </w:rPr>
-              <w:t>วิธีการหาค่าต่ำสุดเฉพาะที่</w:t>
+              <w:t>วิธีการหาค่า</w:t>
+            </w:r>
+            <w:r>
+              <w:rPr>
+                <w:rFonts w:eastAsiaTheme="minorEastAsia"/>
+                <w:sz w:val="28"/>
+                <w:szCs w:val="28"/>
+              </w:rPr>
+              <w:t xml:space="preserve"> </w:t>
+            </w:r>
+            <w:r>
+              <w:rPr>
+                <w:sz w:val="28"/>
+                <w:szCs w:val="28"/>
+              </w:rPr>
+              <w:t>Local Minim</w:t>
+            </w:r>
+            <w:r>
+              <w:rPr>
+                <w:sz w:val="28"/>
+                <w:szCs w:val="28"/>
+              </w:rPr>
+              <w:t>um</w:t>
             </w:r>
           </w:p>
         </w:tc>
@@ -11118,7 +11341,7 @@
         <w:spacing w:after="0"/>
         <w:jc w:val="center"/>
         <w:rPr>
-          <w:rFonts w:eastAsiaTheme="minorEastAsia" w:hint="cs"/>
+          <w:rFonts w:eastAsiaTheme="minorEastAsia"/>
           <w:b/>
           <w:bCs/>
           <w:sz w:val="28"/>
@@ -12913,16 +13136,38 @@
               </w:rPr>
               <w:t xml:space="preserve">ช่วงการปรับ </w:t>
             </w:r>
-            <w:proofErr w:type="spellStart"/>
             <w:r>
               <w:rPr>
                 <w:rFonts w:eastAsiaTheme="minorEastAsia"/>
                 <w:sz w:val="28"/>
                 <w:szCs w:val="28"/>
               </w:rPr>
-              <w:t>stepsize</w:t>
+              <w:t>S</w:t>
             </w:r>
-            <w:proofErr w:type="spellEnd"/>
+            <w:r>
+              <w:rPr>
+                <w:rFonts w:eastAsiaTheme="minorEastAsia"/>
+                <w:sz w:val="28"/>
+                <w:szCs w:val="28"/>
+              </w:rPr>
+              <w:t xml:space="preserve">tep </w:t>
+            </w:r>
+            <w:r>
+              <w:rPr>
+                <w:rFonts w:eastAsiaTheme="minorEastAsia"/>
+                <w:sz w:val="28"/>
+                <w:szCs w:val="28"/>
+              </w:rPr>
+              <w:t>S</w:t>
+            </w:r>
+            <w:r>
+              <w:rPr>
+                <w:rFonts w:eastAsiaTheme="minorEastAsia"/>
+                <w:sz w:val="28"/>
+                <w:szCs w:val="28"/>
+              </w:rPr>
+              <w:t>ize</w:t>
+            </w:r>
             <w:r>
               <w:rPr>
                 <w:rFonts w:eastAsiaTheme="minorEastAsia"/>
@@ -13043,7 +13288,29 @@
                 <w:szCs w:val="28"/>
                 <w:cs/>
               </w:rPr>
-              <w:t>วิธีการหาค่าต่ำสุดเฉพาะที่</w:t>
+              <w:t>วิธีการหาค่า</w:t>
+            </w:r>
+            <w:r>
+              <w:rPr>
+                <w:rFonts w:eastAsiaTheme="minorEastAsia"/>
+                <w:sz w:val="28"/>
+                <w:szCs w:val="28"/>
+              </w:rPr>
+              <w:t xml:space="preserve"> </w:t>
+            </w:r>
+            <w:r>
+              <w:rPr>
+                <w:sz w:val="28"/>
+                <w:szCs w:val="28"/>
+              </w:rPr>
+              <w:t>Local Minim</w:t>
+            </w:r>
+            <w:r>
+              <w:rPr>
+                <w:sz w:val="28"/>
+                <w:szCs w:val="28"/>
+              </w:rPr>
+              <w:t>um</w:t>
             </w:r>
           </w:p>
         </w:tc>
@@ -13460,6 +13727,16 @@
         <w:spacing w:after="0"/>
         <w:jc w:val="center"/>
         <w:rPr>
+          <w:rFonts w:eastAsiaTheme="minorEastAsia"/>
+          <w:b/>
+          <w:bCs/>
+          <w:sz w:val="28"/>
+          <w:szCs w:val="28"/>
+          <w:cs/>
+        </w:rPr>
+      </w:pPr>
+      <w:r>
+        <w:rPr>
           <w:rFonts w:eastAsiaTheme="minorEastAsia" w:hint="cs"/>
           <w:b/>
           <w:bCs/>
@@ -13467,37 +13744,17 @@
           <w:szCs w:val="28"/>
           <w:cs/>
         </w:rPr>
-      </w:pPr>
-      <w:r>
-        <w:rPr>
-          <w:rFonts w:eastAsiaTheme="minorEastAsia" w:hint="cs"/>
+        <w:t xml:space="preserve">รูปที่ </w:t>
+      </w:r>
+      <w:r>
+        <w:rPr>
+          <w:rFonts w:eastAsiaTheme="minorEastAsia"/>
           <w:b/>
           <w:bCs/>
           <w:sz w:val="28"/>
           <w:szCs w:val="28"/>
-          <w:cs/>
-        </w:rPr>
-        <w:t xml:space="preserve">รูปที่ </w:t>
-      </w:r>
-      <w:r>
-        <w:rPr>
-          <w:rFonts w:eastAsiaTheme="minorEastAsia"/>
-          <w:b/>
-          <w:bCs/>
-          <w:sz w:val="28"/>
-          <w:szCs w:val="28"/>
-        </w:rPr>
-        <w:t>2</w:t>
-      </w:r>
-      <w:r>
-        <w:rPr>
-          <w:rFonts w:eastAsiaTheme="minorEastAsia"/>
-          <w:b/>
-          <w:bCs/>
-          <w:sz w:val="28"/>
-          <w:szCs w:val="28"/>
-        </w:rPr>
-        <w:t xml:space="preserve"> Optimization Path </w:t>
+        </w:rPr>
+        <w:t xml:space="preserve">2 Optimization Path </w:t>
       </w:r>
       <w:r>
         <w:rPr>
@@ -14576,6 +14833,146 @@
     </w:p>
     <w:p>
       <w:pPr>
+        <w:spacing w:after="0"/>
+        <w:ind w:firstLine="720"/>
+        <w:jc w:val="thaiDistribute"/>
+        <w:rPr>
+          <w:rFonts w:eastAsiaTheme="minorEastAsia"/>
+          <w:sz w:val="28"/>
+          <w:szCs w:val="28"/>
+        </w:rPr>
+      </w:pPr>
+      <w:r>
+        <w:rPr>
+          <w:rFonts w:eastAsiaTheme="minorEastAsia"/>
+          <w:sz w:val="28"/>
+          <w:szCs w:val="28"/>
+        </w:rPr>
+        <w:t xml:space="preserve">Dual Annealing </w:t>
+      </w:r>
+      <w:r>
+        <w:rPr>
+          <w:rFonts w:eastAsiaTheme="minorEastAsia"/>
+          <w:sz w:val="28"/>
+          <w:szCs w:val="28"/>
+          <w:cs/>
+        </w:rPr>
+        <w:t>และ</w:t>
+      </w:r>
+      <w:r>
+        <w:rPr>
+          <w:rFonts w:eastAsiaTheme="minorEastAsia"/>
+          <w:sz w:val="28"/>
+          <w:szCs w:val="28"/>
+        </w:rPr>
+        <w:t xml:space="preserve"> Basin Hopping </w:t>
+      </w:r>
+      <w:r>
+        <w:rPr>
+          <w:rFonts w:eastAsiaTheme="minorEastAsia"/>
+          <w:sz w:val="28"/>
+          <w:szCs w:val="28"/>
+          <w:cs/>
+        </w:rPr>
+        <w:t xml:space="preserve">สามารถหา </w:t>
+      </w:r>
+      <w:r>
+        <w:rPr>
+          <w:rFonts w:eastAsiaTheme="minorEastAsia"/>
+          <w:sz w:val="28"/>
+          <w:szCs w:val="28"/>
+        </w:rPr>
+        <w:t xml:space="preserve">Global Minimum </w:t>
+      </w:r>
+      <w:r>
+        <w:rPr>
+          <w:rFonts w:eastAsiaTheme="minorEastAsia"/>
+          <w:sz w:val="28"/>
+          <w:szCs w:val="28"/>
+          <w:cs/>
+        </w:rPr>
+        <w:t xml:space="preserve">ของ </w:t>
+      </w:r>
+      <w:r>
+        <w:rPr>
+          <w:rFonts w:eastAsiaTheme="minorEastAsia"/>
+          <w:sz w:val="28"/>
+          <w:szCs w:val="28"/>
+        </w:rPr>
+        <w:t xml:space="preserve">Rastrigin Function </w:t>
+      </w:r>
+      <w:r>
+        <w:rPr>
+          <w:rFonts w:eastAsiaTheme="minorEastAsia"/>
+          <w:sz w:val="28"/>
+          <w:szCs w:val="28"/>
+          <w:cs/>
+        </w:rPr>
+        <w:t>ได้สำเร็จในทุกมิติ</w:t>
+      </w:r>
+      <w:r>
+        <w:rPr>
+          <w:rFonts w:eastAsiaTheme="minorEastAsia" w:hint="cs"/>
+          <w:sz w:val="28"/>
+          <w:szCs w:val="28"/>
+          <w:cs/>
+        </w:rPr>
+        <w:t xml:space="preserve"> </w:t>
+      </w:r>
+      <w:r>
+        <w:rPr>
+          <w:rFonts w:eastAsiaTheme="minorEastAsia"/>
+          <w:sz w:val="28"/>
+          <w:szCs w:val="28"/>
+          <w:cs/>
+        </w:rPr>
+        <w:t xml:space="preserve">โดยค่าฟังก์ชันที่ได้มีค่าเป็นศูนย์หรือใกล้เคียงศูนย์มาก ซึ่งบ่งชี้ว่าทั้งสอง </w:t>
+      </w:r>
+      <w:r>
+        <w:rPr>
+          <w:rFonts w:eastAsiaTheme="minorEastAsia"/>
+          <w:sz w:val="28"/>
+          <w:szCs w:val="28"/>
+        </w:rPr>
+        <w:t>A</w:t>
+      </w:r>
+      <w:r>
+        <w:rPr>
+          <w:rFonts w:eastAsiaTheme="minorEastAsia"/>
+          <w:sz w:val="28"/>
+          <w:szCs w:val="28"/>
+        </w:rPr>
+        <w:t xml:space="preserve">lgorithms </w:t>
+      </w:r>
+      <w:r>
+        <w:rPr>
+          <w:rFonts w:eastAsiaTheme="minorEastAsia"/>
+          <w:sz w:val="28"/>
+          <w:szCs w:val="28"/>
+          <w:cs/>
+        </w:rPr>
+        <w:t>สามารถลู่เข้าสู่จุดกำเนิด ได้อย่างแม่นยำ</w:t>
+      </w:r>
+      <w:r>
+        <w:rPr>
+          <w:rFonts w:eastAsiaTheme="minorEastAsia"/>
+          <w:sz w:val="28"/>
+          <w:szCs w:val="28"/>
+        </w:rPr>
+        <w:t xml:space="preserve"> </w:t>
+      </w:r>
+      <w:r>
+        <w:rPr>
+          <w:rFonts w:eastAsiaTheme="minorEastAsia" w:hint="cs"/>
+          <w:sz w:val="28"/>
+          <w:szCs w:val="28"/>
+          <w:cs/>
+        </w:rPr>
+        <w:t>ซึ่งสามารถวิเคราะห์ประสิทธิภาพระหว่าง 2 วิธีได้ดังนี้</w:t>
+      </w:r>
+    </w:p>
+    <w:p>
+      <w:pPr>
         <w:rPr>
           <w:rFonts w:eastAsiaTheme="minorEastAsia"/>
           <w:sz w:val="28"/>
@@ -14663,7 +15060,7 @@
           <w:sz w:val="28"/>
           <w:szCs w:val="28"/>
         </w:rPr>
-        <w:t xml:space="preserve">5: </w:t>
+        <w:t>5</w:t>
       </w:r>
       <w:r>
         <w:rPr>
@@ -14672,41 +15069,19 @@
           <w:bCs/>
           <w:sz w:val="28"/>
           <w:szCs w:val="28"/>
-          <w:cs/>
-        </w:rPr>
-        <w:t>การเปรียบเทียบ</w:t>
-      </w:r>
-      <w:r>
-        <w:rPr>
-          <w:rFonts w:eastAsiaTheme="minorEastAsia" w:hint="cs"/>
+        </w:rPr>
+        <w:t xml:space="preserve">: </w:t>
+      </w:r>
+      <w:r>
+        <w:rPr>
+          <w:rFonts w:eastAsiaTheme="minorEastAsia"/>
           <w:b/>
           <w:bCs/>
           <w:sz w:val="28"/>
           <w:szCs w:val="28"/>
           <w:cs/>
         </w:rPr>
-        <w:t>ความสามารถ</w:t>
-      </w:r>
-      <w:r>
-        <w:rPr>
-          <w:rFonts w:eastAsiaTheme="minorEastAsia"/>
-          <w:b/>
-          <w:bCs/>
-          <w:sz w:val="28"/>
-          <w:szCs w:val="28"/>
-          <w:cs/>
-        </w:rPr>
-        <w:t xml:space="preserve">ระหว่างสอง </w:t>
-      </w:r>
-      <w:r>
-        <w:rPr>
-          <w:rFonts w:eastAsiaTheme="minorEastAsia"/>
-          <w:b/>
-          <w:bCs/>
-          <w:sz w:val="28"/>
-          <w:szCs w:val="28"/>
-        </w:rPr>
-        <w:t>Algorithms</w:t>
+        <w:t>การเปรียบเทียบสมรรถนะ</w:t>
       </w:r>
     </w:p>
     <w:tbl>
@@ -14716,15 +15091,17 @@
         <w:tblLook w:val="04A0" w:firstRow="1" w:lastRow="0" w:firstColumn="1" w:lastColumn="0" w:noHBand="0" w:noVBand="1"/>
       </w:tblPr>
       <w:tblGrid>
-        <w:gridCol w:w="447"/>
-        <w:gridCol w:w="2669"/>
-        <w:gridCol w:w="2651"/>
-        <w:gridCol w:w="3976"/>
+        <w:gridCol w:w="484"/>
+        <w:gridCol w:w="1954"/>
+        <w:gridCol w:w="1943"/>
+        <w:gridCol w:w="1880"/>
+        <w:gridCol w:w="1748"/>
+        <w:gridCol w:w="1734"/>
       </w:tblGrid>
       <w:tr>
         <w:tc>
           <w:tcPr>
-            <w:tcW w:w="216" w:type="pct"/>
+            <w:tcW w:w="248" w:type="pct"/>
             <w:hideMark/>
           </w:tcPr>
           <w:p>
@@ -14754,7 +15131,7 @@
         </w:tc>
         <w:tc>
           <w:tcPr>
-            <w:tcW w:w="1339" w:type="pct"/>
+            <w:tcW w:w="1003" w:type="pct"/>
             <w:hideMark/>
           </w:tcPr>
           <w:p>
@@ -14777,13 +15154,33 @@
                 <w:sz w:val="28"/>
                 <w:szCs w:val="28"/>
               </w:rPr>
-              <w:t>DA Function Calls</w:t>
+              <w:t xml:space="preserve">DA </w:t>
+            </w:r>
+            <w:r>
+              <w:rPr>
+                <w:rFonts w:eastAsiaTheme="minorEastAsia"/>
+                <w:b/>
+                <w:bCs/>
+                <w:sz w:val="28"/>
+                <w:szCs w:val="28"/>
+              </w:rPr>
+              <w:t xml:space="preserve">Function </w:t>
+            </w:r>
+            <w:r>
+              <w:rPr>
+                <w:rFonts w:eastAsiaTheme="minorEastAsia"/>
+                <w:b/>
+                <w:bCs/>
+                <w:sz w:val="28"/>
+                <w:szCs w:val="28"/>
+              </w:rPr>
+              <w:t>Calls</w:t>
             </w:r>
           </w:p>
         </w:tc>
         <w:tc>
           <w:tcPr>
-            <w:tcW w:w="1329" w:type="pct"/>
+            <w:tcW w:w="997" w:type="pct"/>
             <w:hideMark/>
           </w:tcPr>
           <w:p>
@@ -14806,13 +15203,33 @@
                 <w:sz w:val="28"/>
                 <w:szCs w:val="28"/>
               </w:rPr>
-              <w:t>BH Function Calls</w:t>
+              <w:t xml:space="preserve">BH </w:t>
+            </w:r>
+            <w:r>
+              <w:rPr>
+                <w:rFonts w:eastAsiaTheme="minorEastAsia"/>
+                <w:b/>
+                <w:bCs/>
+                <w:sz w:val="28"/>
+                <w:szCs w:val="28"/>
+              </w:rPr>
+              <w:t xml:space="preserve">Function </w:t>
+            </w:r>
+            <w:r>
+              <w:rPr>
+                <w:rFonts w:eastAsiaTheme="minorEastAsia"/>
+                <w:b/>
+                <w:bCs/>
+                <w:sz w:val="28"/>
+                <w:szCs w:val="28"/>
+              </w:rPr>
+              <w:t>Calls</w:t>
             </w:r>
           </w:p>
         </w:tc>
         <w:tc>
           <w:tcPr>
-            <w:tcW w:w="1992" w:type="pct"/>
+            <w:tcW w:w="965" w:type="pct"/>
             <w:hideMark/>
           </w:tcPr>
           <w:p>
@@ -14836,7 +15253,75 @@
                 <w:szCs w:val="28"/>
                 <w:cs/>
               </w:rPr>
-              <w:t>อัลกอริทึมที่ดีกว่า</w:t>
+              <w:t>อัตราส่วน (</w:t>
+            </w:r>
+            <w:r>
+              <w:rPr>
+                <w:rFonts w:eastAsiaTheme="minorEastAsia"/>
+                <w:b/>
+                <w:bCs/>
+                <w:sz w:val="28"/>
+                <w:szCs w:val="28"/>
+              </w:rPr>
+              <w:t>BH/DA)</w:t>
+            </w:r>
+          </w:p>
+        </w:tc>
+        <w:tc>
+          <w:tcPr>
+            <w:tcW w:w="897" w:type="pct"/>
+            <w:hideMark/>
+          </w:tcPr>
+          <w:p>
+            <w:pPr>
+              <w:spacing w:line="259" w:lineRule="auto"/>
+              <w:jc w:val="center"/>
+              <w:rPr>
+                <w:rFonts w:eastAsiaTheme="minorEastAsia"/>
+                <w:b/>
+                <w:bCs/>
+                <w:sz w:val="28"/>
+                <w:szCs w:val="28"/>
+              </w:rPr>
+            </w:pPr>
+            <w:r>
+              <w:rPr>
+                <w:rFonts w:eastAsiaTheme="minorEastAsia"/>
+                <w:b/>
+                <w:bCs/>
+                <w:sz w:val="28"/>
+                <w:szCs w:val="28"/>
+              </w:rPr>
+              <w:t>DA Accept Rate</w:t>
+            </w:r>
+          </w:p>
+        </w:tc>
+        <w:tc>
+          <w:tcPr>
+            <w:tcW w:w="890" w:type="pct"/>
+            <w:hideMark/>
+          </w:tcPr>
+          <w:p>
+            <w:pPr>
+              <w:spacing w:line="259" w:lineRule="auto"/>
+              <w:jc w:val="center"/>
+              <w:rPr>
+                <w:rFonts w:eastAsiaTheme="minorEastAsia"/>
+                <w:b/>
+                <w:bCs/>
+                <w:sz w:val="28"/>
+                <w:szCs w:val="28"/>
+              </w:rPr>
+            </w:pPr>
+            <w:r>
+              <w:rPr>
+                <w:rFonts w:eastAsiaTheme="minorEastAsia"/>
+                <w:b/>
+                <w:bCs/>
+                <w:sz w:val="28"/>
+                <w:szCs w:val="28"/>
+              </w:rPr>
+              <w:t>BH Accept Rate</w:t>
             </w:r>
           </w:p>
         </w:tc>
@@ -14844,7 +15329,7 @@
       <w:tr>
         <w:tc>
           <w:tcPr>
-            <w:tcW w:w="216" w:type="pct"/>
+            <w:tcW w:w="248" w:type="pct"/>
             <w:hideMark/>
           </w:tcPr>
           <w:p>
@@ -14869,7 +15354,7 @@
         </w:tc>
         <w:tc>
           <w:tcPr>
-            <w:tcW w:w="1339" w:type="pct"/>
+            <w:tcW w:w="1003" w:type="pct"/>
             <w:hideMark/>
           </w:tcPr>
           <w:p>
@@ -14894,7 +15379,7 @@
         </w:tc>
         <w:tc>
           <w:tcPr>
-            <w:tcW w:w="1329" w:type="pct"/>
+            <w:tcW w:w="997" w:type="pct"/>
             <w:hideMark/>
           </w:tcPr>
           <w:p>
@@ -14919,7 +15404,7 @@
         </w:tc>
         <w:tc>
           <w:tcPr>
-            <w:tcW w:w="1992" w:type="pct"/>
+            <w:tcW w:w="965" w:type="pct"/>
             <w:hideMark/>
           </w:tcPr>
           <w:p>
@@ -14938,16 +15423,57 @@
                 <w:sz w:val="28"/>
                 <w:szCs w:val="28"/>
               </w:rPr>
-              <w:t xml:space="preserve">Dual Annealing (14× </w:t>
+              <w:t>14.4</w:t>
             </w:r>
+          </w:p>
+        </w:tc>
+        <w:tc>
+          <w:tcPr>
+            <w:tcW w:w="897" w:type="pct"/>
+            <w:hideMark/>
+          </w:tcPr>
+          <w:p>
+            <w:pPr>
+              <w:spacing w:line="259" w:lineRule="auto"/>
+              <w:jc w:val="center"/>
+              <w:rPr>
+                <w:rFonts w:eastAsiaTheme="minorEastAsia"/>
+                <w:sz w:val="28"/>
+                <w:szCs w:val="28"/>
+              </w:rPr>
+            </w:pPr>
             <w:r>
               <w:rPr>
                 <w:rFonts w:eastAsiaTheme="minorEastAsia"/>
                 <w:sz w:val="28"/>
                 <w:szCs w:val="28"/>
-                <w:cs/>
-              </w:rPr>
-              <w:t>เร็วกว่า)</w:t>
+              </w:rPr>
+              <w:t>1.4%</w:t>
+            </w:r>
+          </w:p>
+        </w:tc>
+        <w:tc>
+          <w:tcPr>
+            <w:tcW w:w="890" w:type="pct"/>
+            <w:hideMark/>
+          </w:tcPr>
+          <w:p>
+            <w:pPr>
+              <w:spacing w:line="259" w:lineRule="auto"/>
+              <w:jc w:val="center"/>
+              <w:rPr>
+                <w:rFonts w:eastAsiaTheme="minorEastAsia"/>
+                <w:sz w:val="28"/>
+                <w:szCs w:val="28"/>
+              </w:rPr>
+            </w:pPr>
+            <w:r>
+              <w:rPr>
+                <w:rFonts w:eastAsiaTheme="minorEastAsia"/>
+                <w:sz w:val="28"/>
+                <w:szCs w:val="28"/>
+              </w:rPr>
+              <w:t>54.4%</w:t>
             </w:r>
           </w:p>
         </w:tc>
@@ -14955,7 +15481,7 @@
       <w:tr>
         <w:tc>
           <w:tcPr>
-            <w:tcW w:w="216" w:type="pct"/>
+            <w:tcW w:w="248" w:type="pct"/>
             <w:hideMark/>
           </w:tcPr>
           <w:p>
@@ -14980,7 +15506,7 @@
         </w:tc>
         <w:tc>
           <w:tcPr>
-            <w:tcW w:w="1339" w:type="pct"/>
+            <w:tcW w:w="1003" w:type="pct"/>
             <w:hideMark/>
           </w:tcPr>
           <w:p>
@@ -15005,7 +15531,7 @@
         </w:tc>
         <w:tc>
           <w:tcPr>
-            <w:tcW w:w="1329" w:type="pct"/>
+            <w:tcW w:w="997" w:type="pct"/>
             <w:hideMark/>
           </w:tcPr>
           <w:p>
@@ -15030,7 +15556,7 @@
         </w:tc>
         <w:tc>
           <w:tcPr>
-            <w:tcW w:w="1992" w:type="pct"/>
+            <w:tcW w:w="965" w:type="pct"/>
             <w:hideMark/>
           </w:tcPr>
           <w:p>
@@ -15049,16 +15575,57 @@
                 <w:sz w:val="28"/>
                 <w:szCs w:val="28"/>
               </w:rPr>
-              <w:t xml:space="preserve">Dual Annealing (8× </w:t>
+              <w:t>8.1</w:t>
             </w:r>
+          </w:p>
+        </w:tc>
+        <w:tc>
+          <w:tcPr>
+            <w:tcW w:w="897" w:type="pct"/>
+            <w:hideMark/>
+          </w:tcPr>
+          <w:p>
+            <w:pPr>
+              <w:spacing w:line="259" w:lineRule="auto"/>
+              <w:jc w:val="center"/>
+              <w:rPr>
+                <w:rFonts w:eastAsiaTheme="minorEastAsia"/>
+                <w:sz w:val="28"/>
+                <w:szCs w:val="28"/>
+              </w:rPr>
+            </w:pPr>
             <w:r>
               <w:rPr>
                 <w:rFonts w:eastAsiaTheme="minorEastAsia"/>
                 <w:sz w:val="28"/>
                 <w:szCs w:val="28"/>
-                <w:cs/>
-              </w:rPr>
-              <w:t>เร็วกว่า)</w:t>
+              </w:rPr>
+              <w:t>8.4%</w:t>
+            </w:r>
+          </w:p>
+        </w:tc>
+        <w:tc>
+          <w:tcPr>
+            <w:tcW w:w="890" w:type="pct"/>
+            <w:hideMark/>
+          </w:tcPr>
+          <w:p>
+            <w:pPr>
+              <w:spacing w:line="259" w:lineRule="auto"/>
+              <w:jc w:val="center"/>
+              <w:rPr>
+                <w:rFonts w:eastAsiaTheme="minorEastAsia"/>
+                <w:sz w:val="28"/>
+                <w:szCs w:val="28"/>
+              </w:rPr>
+            </w:pPr>
+            <w:r>
+              <w:rPr>
+                <w:rFonts w:eastAsiaTheme="minorEastAsia"/>
+                <w:sz w:val="28"/>
+                <w:szCs w:val="28"/>
+              </w:rPr>
+              <w:t>46.0%</w:t>
             </w:r>
           </w:p>
         </w:tc>
@@ -15066,7 +15633,7 @@
       <w:tr>
         <w:tc>
           <w:tcPr>
-            <w:tcW w:w="216" w:type="pct"/>
+            <w:tcW w:w="248" w:type="pct"/>
             <w:hideMark/>
           </w:tcPr>
           <w:p>
@@ -15091,7 +15658,7 @@
         </w:tc>
         <w:tc>
           <w:tcPr>
-            <w:tcW w:w="1339" w:type="pct"/>
+            <w:tcW w:w="1003" w:type="pct"/>
             <w:hideMark/>
           </w:tcPr>
           <w:p>
@@ -15116,7 +15683,7 @@
         </w:tc>
         <w:tc>
           <w:tcPr>
-            <w:tcW w:w="1329" w:type="pct"/>
+            <w:tcW w:w="997" w:type="pct"/>
             <w:hideMark/>
           </w:tcPr>
           <w:p>
@@ -15141,7 +15708,7 @@
         </w:tc>
         <w:tc>
           <w:tcPr>
-            <w:tcW w:w="1992" w:type="pct"/>
+            <w:tcW w:w="965" w:type="pct"/>
             <w:hideMark/>
           </w:tcPr>
           <w:p>
@@ -15160,16 +15727,57 @@
                 <w:sz w:val="28"/>
                 <w:szCs w:val="28"/>
               </w:rPr>
-              <w:t xml:space="preserve">Dual Annealing (3× </w:t>
+              <w:t>2.8</w:t>
             </w:r>
+          </w:p>
+        </w:tc>
+        <w:tc>
+          <w:tcPr>
+            <w:tcW w:w="897" w:type="pct"/>
+            <w:hideMark/>
+          </w:tcPr>
+          <w:p>
+            <w:pPr>
+              <w:spacing w:line="259" w:lineRule="auto"/>
+              <w:jc w:val="center"/>
+              <w:rPr>
+                <w:rFonts w:eastAsiaTheme="minorEastAsia"/>
+                <w:sz w:val="28"/>
+                <w:szCs w:val="28"/>
+              </w:rPr>
+            </w:pPr>
             <w:r>
               <w:rPr>
                 <w:rFonts w:eastAsiaTheme="minorEastAsia"/>
                 <w:sz w:val="28"/>
                 <w:szCs w:val="28"/>
-                <w:cs/>
-              </w:rPr>
-              <w:t>เร็วกว่า)</w:t>
+              </w:rPr>
+              <w:t>33.5%</w:t>
+            </w:r>
+          </w:p>
+        </w:tc>
+        <w:tc>
+          <w:tcPr>
+            <w:tcW w:w="890" w:type="pct"/>
+            <w:hideMark/>
+          </w:tcPr>
+          <w:p>
+            <w:pPr>
+              <w:spacing w:line="259" w:lineRule="auto"/>
+              <w:jc w:val="center"/>
+              <w:rPr>
+                <w:rFonts w:eastAsiaTheme="minorEastAsia"/>
+                <w:sz w:val="28"/>
+                <w:szCs w:val="28"/>
+              </w:rPr>
+            </w:pPr>
+            <w:r>
+              <w:rPr>
+                <w:rFonts w:eastAsiaTheme="minorEastAsia"/>
+                <w:sz w:val="28"/>
+                <w:szCs w:val="28"/>
+              </w:rPr>
+              <w:t>41.8%</w:t>
             </w:r>
           </w:p>
         </w:tc>
@@ -15177,7 +15785,7 @@
       <w:tr>
         <w:tc>
           <w:tcPr>
-            <w:tcW w:w="216" w:type="pct"/>
+            <w:tcW w:w="248" w:type="pct"/>
             <w:hideMark/>
           </w:tcPr>
           <w:p>
@@ -15202,7 +15810,7 @@
         </w:tc>
         <w:tc>
           <w:tcPr>
-            <w:tcW w:w="1339" w:type="pct"/>
+            <w:tcW w:w="1003" w:type="pct"/>
             <w:hideMark/>
           </w:tcPr>
           <w:p>
@@ -15227,7 +15835,7 @@
         </w:tc>
         <w:tc>
           <w:tcPr>
-            <w:tcW w:w="1329" w:type="pct"/>
+            <w:tcW w:w="997" w:type="pct"/>
             <w:hideMark/>
           </w:tcPr>
           <w:p>
@@ -15252,7 +15860,7 @@
         </w:tc>
         <w:tc>
           <w:tcPr>
-            <w:tcW w:w="1992" w:type="pct"/>
+            <w:tcW w:w="965" w:type="pct"/>
             <w:hideMark/>
           </w:tcPr>
           <w:p>
@@ -15271,16 +15879,57 @@
                 <w:sz w:val="28"/>
                 <w:szCs w:val="28"/>
               </w:rPr>
-              <w:t xml:space="preserve">Dual Annealing (1.3× </w:t>
+              <w:t>1.3</w:t>
             </w:r>
+          </w:p>
+        </w:tc>
+        <w:tc>
+          <w:tcPr>
+            <w:tcW w:w="897" w:type="pct"/>
+            <w:hideMark/>
+          </w:tcPr>
+          <w:p>
+            <w:pPr>
+              <w:spacing w:line="259" w:lineRule="auto"/>
+              <w:jc w:val="center"/>
+              <w:rPr>
+                <w:rFonts w:eastAsiaTheme="minorEastAsia"/>
+                <w:sz w:val="28"/>
+                <w:szCs w:val="28"/>
+              </w:rPr>
+            </w:pPr>
             <w:r>
               <w:rPr>
                 <w:rFonts w:eastAsiaTheme="minorEastAsia"/>
                 <w:sz w:val="28"/>
                 <w:szCs w:val="28"/>
-                <w:cs/>
-              </w:rPr>
-              <w:t>เร็วกว่า)</w:t>
+              </w:rPr>
+              <w:t>79.3%</w:t>
+            </w:r>
+          </w:p>
+        </w:tc>
+        <w:tc>
+          <w:tcPr>
+            <w:tcW w:w="890" w:type="pct"/>
+            <w:hideMark/>
+          </w:tcPr>
+          <w:p>
+            <w:pPr>
+              <w:spacing w:line="259" w:lineRule="auto"/>
+              <w:jc w:val="center"/>
+              <w:rPr>
+                <w:rFonts w:eastAsiaTheme="minorEastAsia"/>
+                <w:sz w:val="28"/>
+                <w:szCs w:val="28"/>
+              </w:rPr>
+            </w:pPr>
+            <w:r>
+              <w:rPr>
+                <w:rFonts w:eastAsiaTheme="minorEastAsia"/>
+                <w:sz w:val="28"/>
+                <w:szCs w:val="28"/>
+              </w:rPr>
+              <w:t>41.4%</w:t>
             </w:r>
           </w:p>
         </w:tc>
@@ -15288,7 +15937,7 @@
       <w:tr>
         <w:tc>
           <w:tcPr>
-            <w:tcW w:w="216" w:type="pct"/>
+            <w:tcW w:w="248" w:type="pct"/>
             <w:hideMark/>
           </w:tcPr>
           <w:p>
@@ -15313,7 +15962,7 @@
         </w:tc>
         <w:tc>
           <w:tcPr>
-            <w:tcW w:w="1339" w:type="pct"/>
+            <w:tcW w:w="1003" w:type="pct"/>
             <w:hideMark/>
           </w:tcPr>
           <w:p>
@@ -15338,7 +15987,7 @@
         </w:tc>
         <w:tc>
           <w:tcPr>
-            <w:tcW w:w="1329" w:type="pct"/>
+            <w:tcW w:w="997" w:type="pct"/>
             <w:hideMark/>
           </w:tcPr>
           <w:p>
@@ -15363,7 +16012,7 @@
         </w:tc>
         <w:tc>
           <w:tcPr>
-            <w:tcW w:w="1992" w:type="pct"/>
+            <w:tcW w:w="965" w:type="pct"/>
             <w:hideMark/>
           </w:tcPr>
           <w:p>
@@ -15382,16 +16031,57 @@
                 <w:sz w:val="28"/>
                 <w:szCs w:val="28"/>
               </w:rPr>
-              <w:t xml:space="preserve">Dual Annealing (1.3× </w:t>
+              <w:t>1.3</w:t>
             </w:r>
+          </w:p>
+        </w:tc>
+        <w:tc>
+          <w:tcPr>
+            <w:tcW w:w="897" w:type="pct"/>
+            <w:hideMark/>
+          </w:tcPr>
+          <w:p>
+            <w:pPr>
+              <w:spacing w:line="259" w:lineRule="auto"/>
+              <w:jc w:val="center"/>
+              <w:rPr>
+                <w:rFonts w:eastAsiaTheme="minorEastAsia"/>
+                <w:sz w:val="28"/>
+                <w:szCs w:val="28"/>
+              </w:rPr>
+            </w:pPr>
             <w:r>
               <w:rPr>
                 <w:rFonts w:eastAsiaTheme="minorEastAsia"/>
                 <w:sz w:val="28"/>
                 <w:szCs w:val="28"/>
-                <w:cs/>
-              </w:rPr>
-              <w:t>เร็วกว่า)</w:t>
+              </w:rPr>
+              <w:t>83.1%</w:t>
+            </w:r>
+          </w:p>
+        </w:tc>
+        <w:tc>
+          <w:tcPr>
+            <w:tcW w:w="890" w:type="pct"/>
+            <w:hideMark/>
+          </w:tcPr>
+          <w:p>
+            <w:pPr>
+              <w:spacing w:line="259" w:lineRule="auto"/>
+              <w:jc w:val="center"/>
+              <w:rPr>
+                <w:rFonts w:eastAsiaTheme="minorEastAsia"/>
+                <w:sz w:val="28"/>
+                <w:szCs w:val="28"/>
+              </w:rPr>
+            </w:pPr>
+            <w:r>
+              <w:rPr>
+                <w:rFonts w:eastAsiaTheme="minorEastAsia"/>
+                <w:sz w:val="28"/>
+                <w:szCs w:val="28"/>
+              </w:rPr>
+              <w:t>39.8%</w:t>
             </w:r>
           </w:p>
         </w:tc>
@@ -15423,24 +16113,177 @@
           <w:szCs w:val="28"/>
           <w:cs/>
         </w:rPr>
-        <w:t>และ</w:t>
-      </w:r>
-      <w:r>
-        <w:rPr>
-          <w:rFonts w:eastAsiaTheme="minorEastAsia"/>
-          <w:sz w:val="28"/>
-          <w:szCs w:val="28"/>
-        </w:rPr>
-        <w:t xml:space="preserve"> Basin Hopping </w:t>
-      </w:r>
-      <w:r>
-        <w:rPr>
-          <w:rFonts w:eastAsiaTheme="minorEastAsia"/>
-          <w:sz w:val="28"/>
-          <w:szCs w:val="28"/>
-          <w:cs/>
-        </w:rPr>
-        <w:t xml:space="preserve">สามารถหา </w:t>
+        <w:t xml:space="preserve">แสดงประสิทธิภาพที่เหนือกว่าอย่างชัดเจนในทุกมิติ โดยใช้จำนวน </w:t>
+      </w:r>
+      <w:r>
+        <w:rPr>
+          <w:rFonts w:eastAsiaTheme="minorEastAsia"/>
+          <w:sz w:val="28"/>
+          <w:szCs w:val="28"/>
+        </w:rPr>
+        <w:t xml:space="preserve">Function Evaluations </w:t>
+      </w:r>
+      <w:r>
+        <w:rPr>
+          <w:rFonts w:eastAsiaTheme="minorEastAsia"/>
+          <w:sz w:val="28"/>
+          <w:szCs w:val="28"/>
+          <w:cs/>
+        </w:rPr>
+        <w:t xml:space="preserve">น้อยกว่า </w:t>
+      </w:r>
+      <w:r>
+        <w:rPr>
+          <w:rFonts w:eastAsiaTheme="minorEastAsia"/>
+          <w:sz w:val="28"/>
+          <w:szCs w:val="28"/>
+        </w:rPr>
+        <w:t xml:space="preserve">Basin Hopping </w:t>
+      </w:r>
+      <w:r>
+        <w:rPr>
+          <w:rFonts w:eastAsiaTheme="minorEastAsia"/>
+          <w:sz w:val="28"/>
+          <w:szCs w:val="28"/>
+          <w:cs/>
+        </w:rPr>
+        <w:t>ในทุกกรณี</w:t>
+      </w:r>
+      <w:r>
+        <w:rPr>
+          <w:rFonts w:eastAsiaTheme="minorEastAsia"/>
+          <w:sz w:val="28"/>
+          <w:szCs w:val="28"/>
+        </w:rPr>
+        <w:t xml:space="preserve"> </w:t>
+      </w:r>
+      <w:r>
+        <w:rPr>
+          <w:rFonts w:eastAsiaTheme="minorEastAsia"/>
+          <w:sz w:val="28"/>
+          <w:szCs w:val="28"/>
+          <w:cs/>
+        </w:rPr>
+        <w:t>ในมิติต่ำ (</w:t>
+      </w:r>
+      <w:r>
+        <w:rPr>
+          <w:rFonts w:eastAsiaTheme="minorEastAsia"/>
+          <w:sz w:val="28"/>
+          <w:szCs w:val="28"/>
+        </w:rPr>
+        <w:t xml:space="preserve">2D-4D) Dual Annealing </w:t>
+      </w:r>
+      <w:r>
+        <w:rPr>
+          <w:rFonts w:eastAsiaTheme="minorEastAsia"/>
+          <w:sz w:val="28"/>
+          <w:szCs w:val="28"/>
+          <w:cs/>
+        </w:rPr>
+        <w:t xml:space="preserve">มีประสิทธิภาพสูงกว่าอย่างมีนัยสำคัญ โดยเร็วกว่า </w:t>
+      </w:r>
+      <w:r>
+        <w:rPr>
+          <w:rFonts w:eastAsiaTheme="minorEastAsia"/>
+          <w:sz w:val="28"/>
+          <w:szCs w:val="28"/>
+        </w:rPr>
+        <w:t xml:space="preserve">2.8-14.4 </w:t>
+      </w:r>
+      <w:r>
+        <w:rPr>
+          <w:rFonts w:eastAsiaTheme="minorEastAsia"/>
+          <w:sz w:val="28"/>
+          <w:szCs w:val="28"/>
+          <w:cs/>
+        </w:rPr>
+        <w:t xml:space="preserve">เท่า ซึ่งเป็นผลมาจากการใช้ </w:t>
+      </w:r>
+      <w:r>
+        <w:rPr>
+          <w:rFonts w:eastAsiaTheme="minorEastAsia"/>
+          <w:sz w:val="28"/>
+          <w:szCs w:val="28"/>
+        </w:rPr>
+        <w:t xml:space="preserve">Cauchy-Lorentz Distribution </w:t>
+      </w:r>
+      <w:r>
+        <w:rPr>
+          <w:rFonts w:eastAsiaTheme="minorEastAsia"/>
+          <w:sz w:val="28"/>
+          <w:szCs w:val="28"/>
+          <w:cs/>
+        </w:rPr>
+        <w:t xml:space="preserve">ที่มีหางหนา ทำให้สามารถกระโดดข้ามบริเวณ </w:t>
+      </w:r>
+      <w:r>
+        <w:rPr>
+          <w:rFonts w:eastAsiaTheme="minorEastAsia"/>
+          <w:sz w:val="28"/>
+          <w:szCs w:val="28"/>
+        </w:rPr>
+        <w:t xml:space="preserve">Local Minima </w:t>
+      </w:r>
+      <w:r>
+        <w:rPr>
+          <w:rFonts w:eastAsiaTheme="minorEastAsia"/>
+          <w:sz w:val="28"/>
+          <w:szCs w:val="28"/>
+          <w:cs/>
+        </w:rPr>
+        <w:t xml:space="preserve">ได้อย่างมีประสิทธิภาพโดยไม่ต้องสำรวจทุกพื้นที่อย่างละเอียด การกระโดดระยะไกลนี้ช่วยให้ </w:t>
+      </w:r>
+      <w:r>
+        <w:rPr>
+          <w:rFonts w:eastAsiaTheme="minorEastAsia"/>
+          <w:sz w:val="28"/>
+          <w:szCs w:val="28"/>
+        </w:rPr>
+        <w:t xml:space="preserve">Algorithm </w:t>
+      </w:r>
+      <w:r>
+        <w:rPr>
+          <w:rFonts w:eastAsiaTheme="minorEastAsia"/>
+          <w:sz w:val="28"/>
+          <w:szCs w:val="28"/>
+          <w:cs/>
+        </w:rPr>
+        <w:t xml:space="preserve">หลีกเลี่ยงการติดอยู่ใน </w:t>
+      </w:r>
+      <w:r>
+        <w:rPr>
+          <w:rFonts w:eastAsiaTheme="minorEastAsia"/>
+          <w:sz w:val="28"/>
+          <w:szCs w:val="28"/>
+        </w:rPr>
+        <w:t xml:space="preserve">Basins </w:t>
+      </w:r>
+      <w:r>
+        <w:rPr>
+          <w:rFonts w:eastAsiaTheme="minorEastAsia"/>
+          <w:sz w:val="28"/>
+          <w:szCs w:val="28"/>
+          <w:cs/>
+        </w:rPr>
+        <w:t xml:space="preserve">ที่ไม่ดี และเข้าถึง </w:t>
+      </w:r>
+      <w:r>
+        <w:rPr>
+          <w:rFonts w:eastAsiaTheme="minorEastAsia"/>
+          <w:sz w:val="28"/>
+          <w:szCs w:val="28"/>
+        </w:rPr>
+        <w:t xml:space="preserve">Basin </w:t>
+      </w:r>
+      <w:r>
+        <w:rPr>
+          <w:rFonts w:eastAsiaTheme="minorEastAsia"/>
+          <w:sz w:val="28"/>
+          <w:szCs w:val="28"/>
+          <w:cs/>
+        </w:rPr>
+        <w:t xml:space="preserve">ของ </w:t>
       </w:r>
       <w:r>
         <w:rPr>
@@ -15457,31 +16300,30 @@
           <w:szCs w:val="28"/>
           <w:cs/>
         </w:rPr>
-        <w:t xml:space="preserve">ของ </w:t>
-      </w:r>
-      <w:r>
-        <w:rPr>
-          <w:rFonts w:eastAsiaTheme="minorEastAsia"/>
-          <w:sz w:val="28"/>
-          <w:szCs w:val="28"/>
-        </w:rPr>
-        <w:t xml:space="preserve">Rastrigin Function </w:t>
-      </w:r>
-      <w:r>
-        <w:rPr>
-          <w:rFonts w:eastAsiaTheme="minorEastAsia"/>
-          <w:sz w:val="28"/>
-          <w:szCs w:val="28"/>
-          <w:cs/>
-        </w:rPr>
-        <w:t>ได้สำเร็จในทุกมิติ</w:t>
-      </w:r>
-      <w:r>
-        <w:rPr>
-          <w:rFonts w:eastAsiaTheme="minorEastAsia" w:hint="cs"/>
-          <w:sz w:val="28"/>
-          <w:szCs w:val="28"/>
-          <w:cs/>
+        <w:t xml:space="preserve">ได้เร็วขึ้น โดยเฉพาะในมิติ </w:t>
+      </w:r>
+      <w:r>
+        <w:rPr>
+          <w:rFonts w:eastAsiaTheme="minorEastAsia"/>
+          <w:sz w:val="28"/>
+          <w:szCs w:val="28"/>
+        </w:rPr>
+        <w:t xml:space="preserve">2D </w:t>
+      </w:r>
+      <w:r>
+        <w:rPr>
+          <w:rFonts w:eastAsiaTheme="minorEastAsia"/>
+          <w:sz w:val="28"/>
+          <w:szCs w:val="28"/>
+          <w:cs/>
+        </w:rPr>
+        <w:t>ที่แสดงความได้เปรียบสูงสุด</w:t>
+      </w:r>
+      <w:r>
+        <w:rPr>
+          <w:rFonts w:eastAsiaTheme="minorEastAsia"/>
+          <w:sz w:val="28"/>
+          <w:szCs w:val="28"/>
         </w:rPr>
         <w:t xml:space="preserve"> </w:t>
       </w:r>
@@ -15492,79 +16334,491 @@
           <w:szCs w:val="28"/>
           <w:cs/>
         </w:rPr>
-        <w:t xml:space="preserve">โดยค่าฟังก์ชันที่ได้มีค่าเป็นศูนย์หรือใกล้เคียงศูนย์มาก ซึ่งบ่งชี้ว่าทั้งสอง </w:t>
-      </w:r>
-      <w:r>
-        <w:rPr>
-          <w:rFonts w:eastAsiaTheme="minorEastAsia"/>
-          <w:sz w:val="28"/>
-          <w:szCs w:val="28"/>
-        </w:rPr>
-        <w:t>A</w:t>
-      </w:r>
-      <w:r>
-        <w:rPr>
-          <w:rFonts w:eastAsiaTheme="minorEastAsia"/>
-          <w:sz w:val="28"/>
-          <w:szCs w:val="28"/>
-        </w:rPr>
-        <w:t xml:space="preserve">lgorithms </w:t>
-      </w:r>
-      <w:r>
-        <w:rPr>
-          <w:rFonts w:eastAsiaTheme="minorEastAsia"/>
-          <w:sz w:val="28"/>
-          <w:szCs w:val="28"/>
-          <w:cs/>
-        </w:rPr>
-        <w:t>สามารถลู่เข้าสู่จุดกำเนิด ได้อย่างแม่นยำ</w:t>
-      </w:r>
-      <w:r>
-        <w:rPr>
-          <w:rFonts w:eastAsiaTheme="minorEastAsia"/>
-          <w:sz w:val="28"/>
-          <w:szCs w:val="28"/>
-        </w:rPr>
-        <w:t xml:space="preserve"> </w:t>
-      </w:r>
-      <w:r>
-        <w:rPr>
-          <w:rFonts w:eastAsiaTheme="minorEastAsia" w:hint="cs"/>
-          <w:sz w:val="28"/>
-          <w:szCs w:val="28"/>
-          <w:cs/>
-        </w:rPr>
-        <w:t>ซึ่งสามารถวิเคราะห์ประสิทธิภาพระหว่าง 2 ว</w:t>
-      </w:r>
-      <w:r>
-        <w:rPr>
-          <w:rFonts w:eastAsiaTheme="minorEastAsia" w:hint="cs"/>
-          <w:sz w:val="28"/>
-          <w:szCs w:val="28"/>
-          <w:cs/>
-        </w:rPr>
-        <w:t>ิ</w:t>
-      </w:r>
-      <w:r>
-        <w:rPr>
-          <w:rFonts w:eastAsiaTheme="minorEastAsia" w:hint="cs"/>
-          <w:sz w:val="28"/>
-          <w:szCs w:val="28"/>
-          <w:cs/>
-        </w:rPr>
-        <w:t>ธีได้ดังนี้</w:t>
+        <w:t>อย่างไรก็ตาม ในมิติสูง (</w:t>
+      </w:r>
+      <w:r>
+        <w:rPr>
+          <w:rFonts w:eastAsiaTheme="minorEastAsia"/>
+          <w:sz w:val="28"/>
+          <w:szCs w:val="28"/>
+        </w:rPr>
+        <w:t xml:space="preserve">5D-6D) </w:t>
+      </w:r>
+      <w:r>
+        <w:rPr>
+          <w:rFonts w:eastAsiaTheme="minorEastAsia"/>
+          <w:sz w:val="28"/>
+          <w:szCs w:val="28"/>
+          <w:cs/>
+        </w:rPr>
+        <w:t xml:space="preserve">ความแตกต่างด้านประสิทธิภาพลดลงเหลือเพียง </w:t>
+      </w:r>
+      <w:r>
+        <w:rPr>
+          <w:rFonts w:eastAsiaTheme="minorEastAsia"/>
+          <w:sz w:val="28"/>
+          <w:szCs w:val="28"/>
+        </w:rPr>
+        <w:t xml:space="preserve">1.3 </w:t>
+      </w:r>
+      <w:r>
+        <w:rPr>
+          <w:rFonts w:eastAsiaTheme="minorEastAsia"/>
+          <w:sz w:val="28"/>
+          <w:szCs w:val="28"/>
+          <w:cs/>
+        </w:rPr>
+        <w:t xml:space="preserve">เท่า แสดงให้เห็นว่าเมื่อความซับซ้อนของปัญหาเพิ่มขึ้น พื้นที่ค้นหาขยายตัวแบบ </w:t>
+      </w:r>
+      <w:r>
+        <w:rPr>
+          <w:rFonts w:eastAsiaTheme="minorEastAsia"/>
+          <w:sz w:val="28"/>
+          <w:szCs w:val="28"/>
+        </w:rPr>
+        <w:t xml:space="preserve">Exponential </w:t>
+      </w:r>
+      <w:r>
+        <w:rPr>
+          <w:rFonts w:eastAsiaTheme="minorEastAsia"/>
+          <w:sz w:val="28"/>
+          <w:szCs w:val="28"/>
+          <w:cs/>
+        </w:rPr>
+        <w:t xml:space="preserve">และจำนวน </w:t>
+      </w:r>
+      <w:r>
+        <w:rPr>
+          <w:rFonts w:eastAsiaTheme="minorEastAsia"/>
+          <w:sz w:val="28"/>
+          <w:szCs w:val="28"/>
+        </w:rPr>
+        <w:t xml:space="preserve">Local Minima </w:t>
+      </w:r>
+      <w:r>
+        <w:rPr>
+          <w:rFonts w:eastAsiaTheme="minorEastAsia"/>
+          <w:sz w:val="28"/>
+          <w:szCs w:val="28"/>
+          <w:cs/>
+        </w:rPr>
+        <w:t xml:space="preserve">เพิ่มขึ้นอย่างมหาศาล ทำให้ทั้งสอง </w:t>
+      </w:r>
+      <w:r>
+        <w:rPr>
+          <w:rFonts w:eastAsiaTheme="minorEastAsia"/>
+          <w:sz w:val="28"/>
+          <w:szCs w:val="28"/>
+        </w:rPr>
+        <w:t xml:space="preserve">Algorithms </w:t>
+      </w:r>
+      <w:r>
+        <w:rPr>
+          <w:rFonts w:eastAsiaTheme="minorEastAsia"/>
+          <w:sz w:val="28"/>
+          <w:szCs w:val="28"/>
+          <w:cs/>
+        </w:rPr>
+        <w:t>มีประสิทธิภาพที่ใกล้เคียงกันมากขึ้น สิ่งนี้สะท้อนให้เห็นถึง "</w:t>
+      </w:r>
+      <w:r>
+        <w:rPr>
+          <w:rFonts w:eastAsiaTheme="minorEastAsia"/>
+          <w:sz w:val="28"/>
+          <w:szCs w:val="28"/>
+        </w:rPr>
+        <w:t xml:space="preserve">Curse Of Dimensionality" </w:t>
+      </w:r>
+      <w:r>
+        <w:rPr>
+          <w:rFonts w:eastAsiaTheme="minorEastAsia"/>
+          <w:sz w:val="28"/>
+          <w:szCs w:val="28"/>
+          <w:cs/>
+        </w:rPr>
+        <w:t xml:space="preserve">ที่ส่งผลกระทบต่อทุก </w:t>
+      </w:r>
+      <w:r>
+        <w:rPr>
+          <w:rFonts w:eastAsiaTheme="minorEastAsia"/>
+          <w:sz w:val="28"/>
+          <w:szCs w:val="28"/>
+        </w:rPr>
+        <w:t>Global Optimization Algorithm</w:t>
       </w:r>
     </w:p>
     <w:p>
       <w:pPr>
         <w:spacing w:after="0"/>
+        <w:ind w:firstLine="720"/>
         <w:jc w:val="thaiDistribute"/>
         <w:rPr>
           <w:rFonts w:eastAsiaTheme="minorEastAsia"/>
+          <w:sz w:val="28"/>
+          <w:szCs w:val="28"/>
+        </w:rPr>
+      </w:pPr>
+      <w:r>
+        <w:rPr>
+          <w:rFonts w:eastAsiaTheme="minorEastAsia"/>
+          <w:sz w:val="28"/>
+          <w:szCs w:val="28"/>
+          <w:cs/>
+        </w:rPr>
+        <w:t xml:space="preserve">รูปแบบ </w:t>
+      </w:r>
+      <w:r>
+        <w:rPr>
+          <w:rFonts w:eastAsiaTheme="minorEastAsia"/>
+          <w:sz w:val="28"/>
+          <w:szCs w:val="28"/>
+        </w:rPr>
+        <w:t xml:space="preserve">Acceptance Rate </w:t>
+      </w:r>
+      <w:r>
+        <w:rPr>
+          <w:rFonts w:eastAsiaTheme="minorEastAsia"/>
+          <w:sz w:val="28"/>
+          <w:szCs w:val="28"/>
+          <w:cs/>
+        </w:rPr>
+        <w:t xml:space="preserve">เผยให้เห็นลักษณะเฉพาะของแต่ละ </w:t>
+      </w:r>
+      <w:r>
+        <w:rPr>
+          <w:rFonts w:eastAsiaTheme="minorEastAsia"/>
+          <w:sz w:val="28"/>
+          <w:szCs w:val="28"/>
+        </w:rPr>
+        <w:t xml:space="preserve">Algorithm </w:t>
+      </w:r>
+      <w:r>
+        <w:rPr>
+          <w:rFonts w:eastAsiaTheme="minorEastAsia"/>
+          <w:sz w:val="28"/>
+          <w:szCs w:val="28"/>
+          <w:cs/>
+        </w:rPr>
+        <w:t xml:space="preserve">อย่างชัดเจน </w:t>
+      </w:r>
+      <w:r>
+        <w:rPr>
+          <w:rFonts w:eastAsiaTheme="minorEastAsia"/>
+          <w:sz w:val="28"/>
+          <w:szCs w:val="28"/>
+        </w:rPr>
+        <w:t xml:space="preserve">Dual Annealing </w:t>
+      </w:r>
+      <w:r>
+        <w:rPr>
+          <w:rFonts w:eastAsiaTheme="minorEastAsia"/>
+          <w:sz w:val="28"/>
+          <w:szCs w:val="28"/>
+          <w:cs/>
+        </w:rPr>
+        <w:t xml:space="preserve">แสดงพฤติกรรม "เลือกสรร" โดยมี </w:t>
+      </w:r>
+      <w:r>
+        <w:rPr>
+          <w:rFonts w:eastAsiaTheme="minorEastAsia"/>
+          <w:sz w:val="28"/>
+          <w:szCs w:val="28"/>
+        </w:rPr>
+        <w:t xml:space="preserve">Acceptance Rate </w:t>
+      </w:r>
+      <w:r>
+        <w:rPr>
+          <w:rFonts w:eastAsiaTheme="minorEastAsia"/>
+          <w:sz w:val="28"/>
+          <w:szCs w:val="28"/>
+          <w:cs/>
+        </w:rPr>
+        <w:t>ที่เพิ่มขึ้นตามมิติ จาก 1.4% ในมิติ 2</w:t>
+      </w:r>
+      <w:r>
+        <w:rPr>
+          <w:rFonts w:eastAsiaTheme="minorEastAsia"/>
+          <w:sz w:val="28"/>
+          <w:szCs w:val="28"/>
+        </w:rPr>
+        <w:t xml:space="preserve">D </w:t>
+      </w:r>
+      <w:r>
+        <w:rPr>
+          <w:rFonts w:eastAsiaTheme="minorEastAsia"/>
+          <w:sz w:val="28"/>
+          <w:szCs w:val="28"/>
+          <w:cs/>
+        </w:rPr>
+        <w:t>เป็น 83.1% ในมิติ 6</w:t>
+      </w:r>
+      <w:r>
+        <w:rPr>
+          <w:rFonts w:eastAsiaTheme="minorEastAsia"/>
+          <w:sz w:val="28"/>
+          <w:szCs w:val="28"/>
+        </w:rPr>
+        <w:t xml:space="preserve">D </w:t>
+      </w:r>
+      <w:r>
+        <w:rPr>
+          <w:rFonts w:eastAsiaTheme="minorEastAsia"/>
+          <w:sz w:val="28"/>
+          <w:szCs w:val="28"/>
+          <w:cs/>
+        </w:rPr>
+        <w:t xml:space="preserve">ในมิติต่ำ </w:t>
+      </w:r>
+      <w:r>
+        <w:rPr>
+          <w:rFonts w:eastAsiaTheme="minorEastAsia"/>
+          <w:sz w:val="28"/>
+          <w:szCs w:val="28"/>
+        </w:rPr>
+        <w:t xml:space="preserve">Algorithm </w:t>
+      </w:r>
+      <w:r>
+        <w:rPr>
+          <w:rFonts w:eastAsiaTheme="minorEastAsia"/>
+          <w:sz w:val="28"/>
+          <w:szCs w:val="28"/>
+          <w:cs/>
+        </w:rPr>
+        <w:t>ยอมรับเฉพาะจุดคุณภาพสูง ส่งผลให้ใช้การประเมิน</w:t>
+      </w:r>
+      <w:r>
+        <w:rPr>
+          <w:rFonts w:eastAsiaTheme="minorEastAsia" w:hint="cs"/>
+          <w:sz w:val="28"/>
+          <w:szCs w:val="28"/>
+          <w:cs/>
+        </w:rPr>
+        <w:t xml:space="preserve"> </w:t>
+      </w:r>
+      <w:r>
+        <w:rPr>
+          <w:rFonts w:eastAsiaTheme="minorEastAsia"/>
+          <w:sz w:val="28"/>
+          <w:szCs w:val="28"/>
+        </w:rPr>
+        <w:t xml:space="preserve">Function </w:t>
+      </w:r>
+      <w:r>
+        <w:rPr>
+          <w:rFonts w:eastAsiaTheme="minorEastAsia"/>
+          <w:sz w:val="28"/>
+          <w:szCs w:val="28"/>
+          <w:cs/>
+        </w:rPr>
+        <w:t xml:space="preserve">อย่างมีประสิทธิภาพ เมื่อมิติเพิ่มขึ้น </w:t>
+      </w:r>
+      <w:r>
+        <w:rPr>
+          <w:rFonts w:eastAsiaTheme="minorEastAsia"/>
+          <w:sz w:val="28"/>
+          <w:szCs w:val="28"/>
+        </w:rPr>
+        <w:t xml:space="preserve">Temperature Schedule </w:t>
+      </w:r>
+      <w:r>
+        <w:rPr>
+          <w:rFonts w:eastAsiaTheme="minorEastAsia"/>
+          <w:sz w:val="28"/>
+          <w:szCs w:val="28"/>
+          <w:cs/>
+        </w:rPr>
+        <w:t>ที่ปรับตามจำนวนมิติทำให้อุณหภูมิลดช้าลง ส่งผลให้ยอมรับการเคลื่อนที่ได้มากขึ้น สะท้อนความจำเป็นในการสำรวจพื้นที่กว้างขึ้นในปัญหามิติสูง</w:t>
+      </w:r>
+      <w:r>
+        <w:rPr>
+          <w:rFonts w:eastAsiaTheme="minorEastAsia" w:hint="cs"/>
+          <w:sz w:val="28"/>
+          <w:szCs w:val="28"/>
+          <w:cs/>
+        </w:rPr>
+        <w:t xml:space="preserve"> </w:t>
+      </w:r>
+      <w:r>
+        <w:rPr>
+          <w:rFonts w:eastAsiaTheme="minorEastAsia"/>
+          <w:sz w:val="28"/>
+          <w:szCs w:val="28"/>
+          <w:cs/>
+        </w:rPr>
+        <w:t xml:space="preserve">ในทางตรงกันข้าม </w:t>
+      </w:r>
+      <w:r>
+        <w:rPr>
+          <w:rFonts w:eastAsiaTheme="minorEastAsia"/>
+          <w:sz w:val="28"/>
+          <w:szCs w:val="28"/>
+        </w:rPr>
+        <w:t xml:space="preserve">Basin Hopping </w:t>
+      </w:r>
+      <w:r>
+        <w:rPr>
+          <w:rFonts w:eastAsiaTheme="minorEastAsia"/>
+          <w:sz w:val="28"/>
+          <w:szCs w:val="28"/>
+          <w:cs/>
+        </w:rPr>
+        <w:t xml:space="preserve">รักษา </w:t>
+      </w:r>
+      <w:r>
+        <w:rPr>
+          <w:rFonts w:eastAsiaTheme="minorEastAsia"/>
+          <w:sz w:val="28"/>
+          <w:szCs w:val="28"/>
+        </w:rPr>
+        <w:t xml:space="preserve">Acceptance Rate </w:t>
+      </w:r>
+      <w:r>
+        <w:rPr>
+          <w:rFonts w:eastAsiaTheme="minorEastAsia"/>
+          <w:sz w:val="28"/>
+          <w:szCs w:val="28"/>
+          <w:cs/>
+        </w:rPr>
+        <w:t xml:space="preserve">ไว้ในช่วงแคบ (39.8-54.4%) อย่างสม่ำเสมอทุกมิติ สะท้อนกลไก </w:t>
+      </w:r>
+      <w:r>
+        <w:rPr>
+          <w:rFonts w:eastAsiaTheme="minorEastAsia"/>
+          <w:sz w:val="28"/>
+          <w:szCs w:val="28"/>
+        </w:rPr>
+        <w:t xml:space="preserve">Adaptive Step Size </w:t>
+      </w:r>
+      <w:r>
+        <w:rPr>
+          <w:rFonts w:eastAsiaTheme="minorEastAsia"/>
+          <w:sz w:val="28"/>
+          <w:szCs w:val="28"/>
+          <w:cs/>
+        </w:rPr>
+        <w:t>ที่ปรับขนาดก้าวอัตโนมัติ</w:t>
+      </w:r>
+      <w:r>
+        <w:rPr>
+          <w:rFonts w:eastAsiaTheme="minorEastAsia" w:hint="cs"/>
+          <w:sz w:val="28"/>
+          <w:szCs w:val="28"/>
+          <w:cs/>
+        </w:rPr>
+        <w:t xml:space="preserve"> </w:t>
+      </w:r>
+      <w:r>
+        <w:rPr>
+          <w:rFonts w:eastAsiaTheme="minorEastAsia"/>
+          <w:sz w:val="28"/>
+          <w:szCs w:val="28"/>
+          <w:cs/>
+        </w:rPr>
+        <w:t>เพื่อรักษาเสถียรภาพ แนวทางนี้ให้ความมั่นคงและคาดการณ์พฤติกรรมได้ง่าย</w:t>
+      </w:r>
+    </w:p>
+    <w:p>
+      <w:pPr>
+        <w:spacing w:after="0"/>
+        <w:ind w:firstLine="720"/>
+        <w:jc w:val="thaiDistribute"/>
+        <w:rPr>
+          <w:rFonts w:eastAsiaTheme="minorEastAsia"/>
+          <w:sz w:val="28"/>
+          <w:szCs w:val="28"/>
+        </w:rPr>
+      </w:pPr>
+      <w:r>
+        <w:rPr>
+          <w:rFonts w:eastAsiaTheme="minorEastAsia"/>
+          <w:sz w:val="28"/>
+          <w:szCs w:val="28"/>
+          <w:cs/>
+        </w:rPr>
+        <w:t xml:space="preserve">ความแตกต่างนี้แสดงให้เห็นว่า </w:t>
+      </w:r>
+      <w:r>
+        <w:rPr>
+          <w:rFonts w:eastAsiaTheme="minorEastAsia"/>
+          <w:sz w:val="28"/>
+          <w:szCs w:val="28"/>
+        </w:rPr>
+        <w:t xml:space="preserve">Dual Annealing </w:t>
+      </w:r>
+      <w:r>
+        <w:rPr>
+          <w:rFonts w:eastAsiaTheme="minorEastAsia"/>
+          <w:sz w:val="28"/>
+          <w:szCs w:val="28"/>
+          <w:cs/>
+        </w:rPr>
+        <w:t>เหมาะสำหรับปัญหาที่ต้องการ</w:t>
+      </w:r>
+      <w:r>
+        <w:rPr>
+          <w:rFonts w:eastAsiaTheme="minorEastAsia" w:hint="cs"/>
+          <w:sz w:val="28"/>
+          <w:szCs w:val="28"/>
+          <w:cs/>
+        </w:rPr>
+        <w:t xml:space="preserve"> </w:t>
+      </w:r>
+      <w:r>
+        <w:rPr>
+          <w:rFonts w:eastAsiaTheme="minorEastAsia"/>
+          <w:sz w:val="28"/>
+          <w:szCs w:val="28"/>
+          <w:cs/>
+        </w:rPr>
+        <w:t xml:space="preserve">ประสิทธิภาพสูงสุดโดยเฉพาะในมิติต่ำ ในขณะที่ </w:t>
+      </w:r>
+      <w:r>
+        <w:rPr>
+          <w:rFonts w:eastAsiaTheme="minorEastAsia"/>
+          <w:sz w:val="28"/>
+          <w:szCs w:val="28"/>
+        </w:rPr>
+        <w:t xml:space="preserve">Basin Hopping </w:t>
+      </w:r>
+      <w:r>
+        <w:rPr>
+          <w:rFonts w:eastAsiaTheme="minorEastAsia"/>
+          <w:sz w:val="28"/>
+          <w:szCs w:val="28"/>
+          <w:cs/>
+        </w:rPr>
+        <w:t>เหมาะสำหรับ</w:t>
+      </w:r>
+      <w:r>
+        <w:rPr>
+          <w:rFonts w:eastAsiaTheme="minorEastAsia" w:hint="cs"/>
+          <w:sz w:val="28"/>
+          <w:szCs w:val="28"/>
+          <w:cs/>
+        </w:rPr>
+        <w:t xml:space="preserve"> </w:t>
+      </w:r>
+      <w:r>
+        <w:rPr>
+          <w:rFonts w:eastAsiaTheme="minorEastAsia"/>
+          <w:sz w:val="28"/>
+          <w:szCs w:val="28"/>
+          <w:cs/>
+        </w:rPr>
+        <w:t>สถานการณ์ที่ต้องการความเสถียรและคาดเดาพฤติกรรมได้ง่าย</w:t>
+      </w:r>
+    </w:p>
+    <w:p>
+      <w:pPr>
+        <w:spacing w:after="0"/>
+        <w:jc w:val="thaiDistribute"/>
+        <w:rPr>
+          <w:rFonts w:eastAsiaTheme="minorEastAsia" w:hint="cs"/>
           <w:b/>
           <w:bCs/>
           <w:sz w:val="28"/>
           <w:szCs w:val="28"/>
+          <w:cs/>
         </w:rPr>
       </w:pPr>
       <w:r>
@@ -15586,7 +16840,7 @@
           <w:sz w:val="28"/>
           <w:szCs w:val="28"/>
         </w:rPr>
-        <w:t xml:space="preserve">6: </w:t>
+        <w:t>6</w:t>
       </w:r>
       <w:r>
         <w:rPr>
@@ -15595,9 +16849,29 @@
           <w:bCs/>
           <w:sz w:val="28"/>
           <w:szCs w:val="28"/>
-          <w:cs/>
-        </w:rPr>
-        <w:t>การเปรียบเทียบสมรรถนะ</w:t>
+        </w:rPr>
+        <w:t>:</w:t>
+      </w:r>
+      <w:r>
+        <w:rPr>
+          <w:rFonts w:eastAsiaTheme="minorEastAsia"/>
+          <w:b/>
+          <w:bCs/>
+          <w:sz w:val="28"/>
+          <w:szCs w:val="28"/>
+        </w:rPr>
+        <w:t xml:space="preserve"> </w:t>
+      </w:r>
+      <w:r>
+        <w:rPr>
+          <w:rFonts w:eastAsiaTheme="minorEastAsia" w:hint="cs"/>
+          <w:b/>
+          <w:bCs/>
+          <w:sz w:val="28"/>
+          <w:szCs w:val="28"/>
+          <w:cs/>
+        </w:rPr>
+        <w:t>แนวทางการเลือกใช้</w:t>
       </w:r>
     </w:p>
     <w:tbl>
@@ -15607,23 +16881,20 @@
         <w:tblLook w:val="04A0" w:firstRow="1" w:lastRow="0" w:firstColumn="1" w:lastColumn="0" w:noHBand="0" w:noVBand="1"/>
       </w:tblPr>
       <w:tblGrid>
-        <w:gridCol w:w="448"/>
-        <w:gridCol w:w="1208"/>
-        <w:gridCol w:w="1193"/>
-        <w:gridCol w:w="2434"/>
-        <w:gridCol w:w="2239"/>
-        <w:gridCol w:w="2221"/>
+        <w:gridCol w:w="2019"/>
+        <w:gridCol w:w="4345"/>
+        <w:gridCol w:w="3379"/>
       </w:tblGrid>
       <w:tr>
         <w:tc>
           <w:tcPr>
-            <w:tcW w:w="230" w:type="pct"/>
+            <w:tcW w:w="1036" w:type="pct"/>
+            <w:vAlign w:val="center"/>
             <w:hideMark/>
           </w:tcPr>
           <w:p>
             <w:pPr>
               <w:spacing w:line="259" w:lineRule="auto"/>
-              <w:jc w:val="center"/>
               <w:rPr>
                 <w:rFonts w:eastAsiaTheme="minorEastAsia"/>
                 <w:b/>
@@ -15641,19 +16912,19 @@
                 <w:szCs w:val="28"/>
                 <w:cs/>
               </w:rPr>
-              <w:t>มิติ</w:t>
+              <w:t>เงื่อนไข / สถานการณ์</w:t>
             </w:r>
           </w:p>
         </w:tc>
         <w:tc>
           <w:tcPr>
-            <w:tcW w:w="620" w:type="pct"/>
+            <w:tcW w:w="2230" w:type="pct"/>
+            <w:vAlign w:val="center"/>
             <w:hideMark/>
           </w:tcPr>
           <w:p>
             <w:pPr>
               <w:spacing w:line="259" w:lineRule="auto"/>
-              <w:jc w:val="center"/>
               <w:rPr>
                 <w:rFonts w:eastAsiaTheme="minorEastAsia"/>
                 <w:b/>
@@ -15670,19 +16941,19 @@
                 <w:sz w:val="28"/>
                 <w:szCs w:val="28"/>
               </w:rPr>
-              <w:t>DA Calls</w:t>
+              <w:t>Dual Annealing (DA)</w:t>
             </w:r>
           </w:p>
         </w:tc>
         <w:tc>
           <w:tcPr>
-            <w:tcW w:w="612" w:type="pct"/>
+            <w:tcW w:w="1734" w:type="pct"/>
+            <w:vAlign w:val="center"/>
             <w:hideMark/>
           </w:tcPr>
           <w:p>
             <w:pPr>
               <w:spacing w:line="259" w:lineRule="auto"/>
-              <w:jc w:val="center"/>
               <w:rPr>
                 <w:rFonts w:eastAsiaTheme="minorEastAsia"/>
                 <w:b/>
@@ -15699,105 +16970,7 @@
                 <w:sz w:val="28"/>
                 <w:szCs w:val="28"/>
               </w:rPr>
-              <w:t>BH Calls</w:t>
-            </w:r>
-          </w:p>
-        </w:tc>
-        <w:tc>
-          <w:tcPr>
-            <w:tcW w:w="1249" w:type="pct"/>
-            <w:hideMark/>
-          </w:tcPr>
-          <w:p>
-            <w:pPr>
-              <w:spacing w:line="259" w:lineRule="auto"/>
-              <w:jc w:val="center"/>
-              <w:rPr>
-                <w:rFonts w:eastAsiaTheme="minorEastAsia"/>
-                <w:b/>
-                <w:bCs/>
-                <w:sz w:val="28"/>
-                <w:szCs w:val="28"/>
-              </w:rPr>
-            </w:pPr>
-            <w:r>
-              <w:rPr>
-                <w:rFonts w:eastAsiaTheme="minorEastAsia"/>
-                <w:b/>
-                <w:bCs/>
-                <w:sz w:val="28"/>
-                <w:szCs w:val="28"/>
-                <w:cs/>
-              </w:rPr>
-              <w:t>อัตราส่วน (</w:t>
-            </w:r>
-            <w:r>
-              <w:rPr>
-                <w:rFonts w:eastAsiaTheme="minorEastAsia"/>
-                <w:b/>
-                <w:bCs/>
-                <w:sz w:val="28"/>
-                <w:szCs w:val="28"/>
-              </w:rPr>
-              <w:t>BH/DA)</w:t>
-            </w:r>
-          </w:p>
-        </w:tc>
-        <w:tc>
-          <w:tcPr>
-            <w:tcW w:w="1149" w:type="pct"/>
-            <w:hideMark/>
-          </w:tcPr>
-          <w:p>
-            <w:pPr>
-              <w:spacing w:line="259" w:lineRule="auto"/>
-              <w:jc w:val="center"/>
-              <w:rPr>
-                <w:rFonts w:eastAsiaTheme="minorEastAsia"/>
-                <w:b/>
-                <w:bCs/>
-                <w:sz w:val="28"/>
-                <w:szCs w:val="28"/>
-              </w:rPr>
-            </w:pPr>
-            <w:r>
-              <w:rPr>
-                <w:rFonts w:eastAsiaTheme="minorEastAsia"/>
-                <w:b/>
-                <w:bCs/>
-                <w:sz w:val="28"/>
-                <w:szCs w:val="28"/>
-              </w:rPr>
-              <w:t>DA Accept Rate</w:t>
-            </w:r>
-          </w:p>
-        </w:tc>
-        <w:tc>
-          <w:tcPr>
-            <w:tcW w:w="1140" w:type="pct"/>
-            <w:hideMark/>
-          </w:tcPr>
-          <w:p>
-            <w:pPr>
-              <w:spacing w:line="259" w:lineRule="auto"/>
-              <w:jc w:val="center"/>
-              <w:rPr>
-                <w:rFonts w:eastAsiaTheme="minorEastAsia"/>
-                <w:b/>
-                <w:bCs/>
-                <w:sz w:val="28"/>
-                <w:szCs w:val="28"/>
-              </w:rPr>
-            </w:pPr>
-            <w:r>
-              <w:rPr>
-                <w:rFonts w:eastAsiaTheme="minorEastAsia"/>
-                <w:b/>
-                <w:bCs/>
-                <w:sz w:val="28"/>
-                <w:szCs w:val="28"/>
-              </w:rPr>
-              <w:t>BH Accept Rate</w:t>
+              <w:t>Basin Hopping (BH)</w:t>
             </w:r>
           </w:p>
         </w:tc>
@@ -15805,13 +16978,13 @@
       <w:tr>
         <w:tc>
           <w:tcPr>
-            <w:tcW w:w="230" w:type="pct"/>
+            <w:tcW w:w="1036" w:type="pct"/>
+            <w:vAlign w:val="center"/>
             <w:hideMark/>
           </w:tcPr>
           <w:p>
             <w:pPr>
               <w:spacing w:line="259" w:lineRule="auto"/>
-              <w:jc w:val="center"/>
               <w:rPr>
                 <w:rFonts w:eastAsiaTheme="minorEastAsia"/>
                 <w:sz w:val="28"/>
@@ -15821,22 +16994,25 @@
             <w:r>
               <w:rPr>
                 <w:rFonts w:eastAsiaTheme="minorEastAsia"/>
-                <w:sz w:val="28"/>
-                <w:szCs w:val="28"/>
-              </w:rPr>
-              <w:t>2D</w:t>
+                <w:b/>
+                <w:bCs/>
+                <w:sz w:val="28"/>
+                <w:szCs w:val="28"/>
+                <w:cs/>
+              </w:rPr>
+              <w:t>จำนวนมิติ</w:t>
             </w:r>
           </w:p>
         </w:tc>
         <w:tc>
           <w:tcPr>
-            <w:tcW w:w="620" w:type="pct"/>
+            <w:tcW w:w="2230" w:type="pct"/>
+            <w:vAlign w:val="center"/>
             <w:hideMark/>
           </w:tcPr>
           <w:p>
             <w:pPr>
               <w:spacing w:line="259" w:lineRule="auto"/>
-              <w:jc w:val="center"/>
               <w:rPr>
                 <w:rFonts w:eastAsiaTheme="minorEastAsia"/>
                 <w:sz w:val="28"/>
@@ -15848,20 +17024,29 @@
                 <w:rFonts w:eastAsiaTheme="minorEastAsia"/>
                 <w:sz w:val="28"/>
                 <w:szCs w:val="28"/>
-              </w:rPr>
-              <w:t>1,295</w:t>
+                <w:cs/>
+              </w:rPr>
+              <w:t>เหมาะกับมิติต่ำ–ปานกลาง (</w:t>
+            </w:r>
+            <w:r>
+              <w:rPr>
+                <w:rFonts w:eastAsiaTheme="minorEastAsia"/>
+                <w:sz w:val="28"/>
+                <w:szCs w:val="28"/>
+              </w:rPr>
+              <w:t>2D–4D)</w:t>
             </w:r>
           </w:p>
         </w:tc>
         <w:tc>
           <w:tcPr>
-            <w:tcW w:w="612" w:type="pct"/>
+            <w:tcW w:w="1734" w:type="pct"/>
+            <w:vAlign w:val="center"/>
             <w:hideMark/>
           </w:tcPr>
           <w:p>
             <w:pPr>
               <w:spacing w:line="259" w:lineRule="auto"/>
-              <w:jc w:val="center"/>
               <w:rPr>
                 <w:rFonts w:eastAsiaTheme="minorEastAsia"/>
                 <w:sz w:val="28"/>
@@ -15873,83 +17058,26 @@
                 <w:rFonts w:eastAsiaTheme="minorEastAsia"/>
                 <w:sz w:val="28"/>
                 <w:szCs w:val="28"/>
-              </w:rPr>
-              <w:t>18,663</w:t>
+                <w:cs/>
+              </w:rPr>
+              <w:t>เด่นในมิติสูง (≥</w:t>
             </w:r>
-          </w:p>
-        </w:tc>
-        <w:tc>
-          <w:tcPr>
-            <w:tcW w:w="1249" w:type="pct"/>
-            <w:hideMark/>
-          </w:tcPr>
-          <w:p>
-            <w:pPr>
-              <w:spacing w:line="259" w:lineRule="auto"/>
-              <w:jc w:val="center"/>
-              <w:rPr>
-                <w:rFonts w:eastAsiaTheme="minorEastAsia"/>
-                <w:sz w:val="28"/>
-                <w:szCs w:val="28"/>
-              </w:rPr>
-            </w:pPr>
             <w:r>
               <w:rPr>
                 <w:rFonts w:eastAsiaTheme="minorEastAsia"/>
                 <w:sz w:val="28"/>
                 <w:szCs w:val="28"/>
               </w:rPr>
-              <w:t>14.4</w:t>
+              <w:t xml:space="preserve">5D) </w:t>
             </w:r>
-          </w:p>
-        </w:tc>
-        <w:tc>
-          <w:tcPr>
-            <w:tcW w:w="1149" w:type="pct"/>
-            <w:hideMark/>
-          </w:tcPr>
-          <w:p>
-            <w:pPr>
-              <w:spacing w:line="259" w:lineRule="auto"/>
-              <w:jc w:val="center"/>
-              <w:rPr>
-                <w:rFonts w:eastAsiaTheme="minorEastAsia"/>
-                <w:sz w:val="28"/>
-                <w:szCs w:val="28"/>
-              </w:rPr>
-            </w:pPr>
             <w:r>
               <w:rPr>
                 <w:rFonts w:eastAsiaTheme="minorEastAsia"/>
                 <w:sz w:val="28"/>
                 <w:szCs w:val="28"/>
-              </w:rPr>
-              <w:t>1.4%</w:t>
-            </w:r>
-          </w:p>
-        </w:tc>
-        <w:tc>
-          <w:tcPr>
-            <w:tcW w:w="1140" w:type="pct"/>
-            <w:hideMark/>
-          </w:tcPr>
-          <w:p>
-            <w:pPr>
-              <w:spacing w:line="259" w:lineRule="auto"/>
-              <w:jc w:val="center"/>
-              <w:rPr>
-                <w:rFonts w:eastAsiaTheme="minorEastAsia"/>
-                <w:sz w:val="28"/>
-                <w:szCs w:val="28"/>
-              </w:rPr>
-            </w:pPr>
-            <w:r>
-              <w:rPr>
-                <w:rFonts w:eastAsiaTheme="minorEastAsia"/>
-                <w:sz w:val="28"/>
-                <w:szCs w:val="28"/>
-              </w:rPr>
-              <w:t>54.4%</w:t>
+                <w:cs/>
+              </w:rPr>
+              <w:t>ที่พื้นที่ค้นหากว้าง</w:t>
             </w:r>
           </w:p>
         </w:tc>
@@ -15957,13 +17085,13 @@
       <w:tr>
         <w:tc>
           <w:tcPr>
-            <w:tcW w:w="230" w:type="pct"/>
+            <w:tcW w:w="1036" w:type="pct"/>
+            <w:vAlign w:val="center"/>
             <w:hideMark/>
           </w:tcPr>
           <w:p>
             <w:pPr>
               <w:spacing w:line="259" w:lineRule="auto"/>
-              <w:jc w:val="center"/>
               <w:rPr>
                 <w:rFonts w:eastAsiaTheme="minorEastAsia"/>
                 <w:sz w:val="28"/>
@@ -15973,22 +17101,25 @@
             <w:r>
               <w:rPr>
                 <w:rFonts w:eastAsiaTheme="minorEastAsia"/>
-                <w:sz w:val="28"/>
-                <w:szCs w:val="28"/>
-              </w:rPr>
-              <w:t>3D</w:t>
+                <w:b/>
+                <w:bCs/>
+                <w:sz w:val="28"/>
+                <w:szCs w:val="28"/>
+                <w:cs/>
+              </w:rPr>
+              <w:t>ลักษณะปัญหา</w:t>
             </w:r>
           </w:p>
         </w:tc>
         <w:tc>
           <w:tcPr>
-            <w:tcW w:w="620" w:type="pct"/>
+            <w:tcW w:w="2230" w:type="pct"/>
+            <w:vAlign w:val="center"/>
             <w:hideMark/>
           </w:tcPr>
           <w:p>
             <w:pPr>
               <w:spacing w:line="259" w:lineRule="auto"/>
-              <w:jc w:val="center"/>
               <w:rPr>
                 <w:rFonts w:eastAsiaTheme="minorEastAsia"/>
                 <w:sz w:val="28"/>
@@ -16000,20 +17131,38 @@
                 <w:rFonts w:eastAsiaTheme="minorEastAsia"/>
                 <w:sz w:val="28"/>
                 <w:szCs w:val="28"/>
-              </w:rPr>
-              <w:t>3,353</w:t>
+                <w:cs/>
+              </w:rPr>
+              <w:t xml:space="preserve">ปัญหาที่มี </w:t>
+            </w:r>
+            <w:r>
+              <w:rPr>
+                <w:rFonts w:eastAsiaTheme="minorEastAsia"/>
+                <w:sz w:val="28"/>
+                <w:szCs w:val="28"/>
+              </w:rPr>
+              <w:t xml:space="preserve">Local Minima </w:t>
+            </w:r>
+            <w:r>
+              <w:rPr>
+                <w:rFonts w:eastAsiaTheme="minorEastAsia"/>
+                <w:sz w:val="28"/>
+                <w:szCs w:val="28"/>
+                <w:cs/>
+              </w:rPr>
+              <w:t>หลายจุดแต่ไม่ซับซ้อนมาก</w:t>
             </w:r>
           </w:p>
         </w:tc>
         <w:tc>
           <w:tcPr>
-            <w:tcW w:w="612" w:type="pct"/>
+            <w:tcW w:w="1734" w:type="pct"/>
+            <w:vAlign w:val="center"/>
             <w:hideMark/>
           </w:tcPr>
           <w:p>
             <w:pPr>
               <w:spacing w:line="259" w:lineRule="auto"/>
-              <w:jc w:val="center"/>
               <w:rPr>
                 <w:rFonts w:eastAsiaTheme="minorEastAsia"/>
                 <w:sz w:val="28"/>
@@ -16025,83 +17174,43 @@
                 <w:rFonts w:eastAsiaTheme="minorEastAsia"/>
                 <w:sz w:val="28"/>
                 <w:szCs w:val="28"/>
-              </w:rPr>
-              <w:t>27,292</w:t>
+                <w:cs/>
+              </w:rPr>
+              <w:t xml:space="preserve">ปัญหาที่ </w:t>
             </w:r>
-          </w:p>
-        </w:tc>
-        <w:tc>
-          <w:tcPr>
-            <w:tcW w:w="1249" w:type="pct"/>
-            <w:hideMark/>
-          </w:tcPr>
-          <w:p>
-            <w:pPr>
-              <w:spacing w:line="259" w:lineRule="auto"/>
-              <w:jc w:val="center"/>
-              <w:rPr>
-                <w:rFonts w:eastAsiaTheme="minorEastAsia"/>
-                <w:sz w:val="28"/>
-                <w:szCs w:val="28"/>
-              </w:rPr>
-            </w:pPr>
             <w:r>
               <w:rPr>
                 <w:rFonts w:eastAsiaTheme="minorEastAsia"/>
                 <w:sz w:val="28"/>
                 <w:szCs w:val="28"/>
               </w:rPr>
-              <w:t>8.1</w:t>
+              <w:t xml:space="preserve">Landscape </w:t>
             </w:r>
-          </w:p>
-        </w:tc>
-        <w:tc>
-          <w:tcPr>
-            <w:tcW w:w="1149" w:type="pct"/>
-            <w:hideMark/>
-          </w:tcPr>
-          <w:p>
-            <w:pPr>
-              <w:spacing w:line="259" w:lineRule="auto"/>
-              <w:jc w:val="center"/>
-              <w:rPr>
-                <w:rFonts w:eastAsiaTheme="minorEastAsia"/>
-                <w:sz w:val="28"/>
-                <w:szCs w:val="28"/>
-              </w:rPr>
-            </w:pPr>
             <w:r>
               <w:rPr>
                 <w:rFonts w:eastAsiaTheme="minorEastAsia"/>
                 <w:sz w:val="28"/>
                 <w:szCs w:val="28"/>
-              </w:rPr>
-              <w:t>8.4%</w:t>
+                <w:cs/>
+              </w:rPr>
+              <w:t xml:space="preserve">ซับซ้อนและมีหลาย </w:t>
             </w:r>
-          </w:p>
-        </w:tc>
-        <w:tc>
-          <w:tcPr>
-            <w:tcW w:w="1140" w:type="pct"/>
-            <w:hideMark/>
-          </w:tcPr>
-          <w:p>
-            <w:pPr>
-              <w:spacing w:line="259" w:lineRule="auto"/>
-              <w:jc w:val="center"/>
-              <w:rPr>
-                <w:rFonts w:eastAsiaTheme="minorEastAsia"/>
-                <w:sz w:val="28"/>
-                <w:szCs w:val="28"/>
-              </w:rPr>
-            </w:pPr>
             <w:r>
               <w:rPr>
                 <w:rFonts w:eastAsiaTheme="minorEastAsia"/>
                 <w:sz w:val="28"/>
                 <w:szCs w:val="28"/>
               </w:rPr>
-              <w:t>46.0%</w:t>
+              <w:t xml:space="preserve">Basin </w:t>
+            </w:r>
+            <w:r>
+              <w:rPr>
+                <w:rFonts w:eastAsiaTheme="minorEastAsia"/>
+                <w:sz w:val="28"/>
+                <w:szCs w:val="28"/>
+                <w:cs/>
+              </w:rPr>
+              <w:t>ลึก</w:t>
             </w:r>
           </w:p>
         </w:tc>
@@ -16109,13 +17218,13 @@
       <w:tr>
         <w:tc>
           <w:tcPr>
-            <w:tcW w:w="230" w:type="pct"/>
+            <w:tcW w:w="1036" w:type="pct"/>
+            <w:vAlign w:val="center"/>
             <w:hideMark/>
           </w:tcPr>
           <w:p>
             <w:pPr>
               <w:spacing w:line="259" w:lineRule="auto"/>
-              <w:jc w:val="center"/>
               <w:rPr>
                 <w:rFonts w:eastAsiaTheme="minorEastAsia"/>
                 <w:sz w:val="28"/>
@@ -16125,22 +17234,25 @@
             <w:r>
               <w:rPr>
                 <w:rFonts w:eastAsiaTheme="minorEastAsia"/>
-                <w:sz w:val="28"/>
-                <w:szCs w:val="28"/>
-              </w:rPr>
-              <w:t>4D</w:t>
+                <w:b/>
+                <w:bCs/>
+                <w:sz w:val="28"/>
+                <w:szCs w:val="28"/>
+                <w:cs/>
+              </w:rPr>
+              <w:t>เวลาและประสิทธิภาพ</w:t>
             </w:r>
           </w:p>
         </w:tc>
         <w:tc>
           <w:tcPr>
-            <w:tcW w:w="620" w:type="pct"/>
+            <w:tcW w:w="2230" w:type="pct"/>
+            <w:vAlign w:val="center"/>
             <w:hideMark/>
           </w:tcPr>
           <w:p>
             <w:pPr>
               <w:spacing w:line="259" w:lineRule="auto"/>
-              <w:jc w:val="center"/>
               <w:rPr>
                 <w:rFonts w:eastAsiaTheme="minorEastAsia"/>
                 <w:sz w:val="28"/>
@@ -16152,20 +17264,38 @@
                 <w:rFonts w:eastAsiaTheme="minorEastAsia"/>
                 <w:sz w:val="28"/>
                 <w:szCs w:val="28"/>
-              </w:rPr>
-              <w:t>12,726</w:t>
+                <w:cs/>
+              </w:rPr>
+              <w:t xml:space="preserve">เร็วกว่า ใช้ </w:t>
+            </w:r>
+            <w:r>
+              <w:rPr>
+                <w:rFonts w:eastAsiaTheme="minorEastAsia"/>
+                <w:sz w:val="28"/>
+                <w:szCs w:val="28"/>
+              </w:rPr>
+              <w:t xml:space="preserve">Function Calls </w:t>
+            </w:r>
+            <w:r>
+              <w:rPr>
+                <w:rFonts w:eastAsiaTheme="minorEastAsia"/>
+                <w:sz w:val="28"/>
+                <w:szCs w:val="28"/>
+                <w:cs/>
+              </w:rPr>
+              <w:t>น้อยกว่า</w:t>
             </w:r>
           </w:p>
         </w:tc>
         <w:tc>
           <w:tcPr>
-            <w:tcW w:w="612" w:type="pct"/>
+            <w:tcW w:w="1734" w:type="pct"/>
+            <w:vAlign w:val="center"/>
             <w:hideMark/>
           </w:tcPr>
           <w:p>
             <w:pPr>
               <w:spacing w:line="259" w:lineRule="auto"/>
-              <w:jc w:val="center"/>
               <w:rPr>
                 <w:rFonts w:eastAsiaTheme="minorEastAsia"/>
                 <w:sz w:val="28"/>
@@ -16177,83 +17307,9 @@
                 <w:rFonts w:eastAsiaTheme="minorEastAsia"/>
                 <w:sz w:val="28"/>
                 <w:szCs w:val="28"/>
-              </w:rPr>
-              <w:t>36,225</w:t>
-            </w:r>
-          </w:p>
-        </w:tc>
-        <w:tc>
-          <w:tcPr>
-            <w:tcW w:w="1249" w:type="pct"/>
-            <w:hideMark/>
-          </w:tcPr>
-          <w:p>
-            <w:pPr>
-              <w:spacing w:line="259" w:lineRule="auto"/>
-              <w:jc w:val="center"/>
-              <w:rPr>
-                <w:rFonts w:eastAsiaTheme="minorEastAsia"/>
-                <w:sz w:val="28"/>
-                <w:szCs w:val="28"/>
-              </w:rPr>
-            </w:pPr>
-            <w:r>
-              <w:rPr>
-                <w:rFonts w:eastAsiaTheme="minorEastAsia"/>
-                <w:sz w:val="28"/>
-                <w:szCs w:val="28"/>
-              </w:rPr>
-              <w:t>2.8</w:t>
-            </w:r>
-          </w:p>
-        </w:tc>
-        <w:tc>
-          <w:tcPr>
-            <w:tcW w:w="1149" w:type="pct"/>
-            <w:hideMark/>
-          </w:tcPr>
-          <w:p>
-            <w:pPr>
-              <w:spacing w:line="259" w:lineRule="auto"/>
-              <w:jc w:val="center"/>
-              <w:rPr>
-                <w:rFonts w:eastAsiaTheme="minorEastAsia"/>
-                <w:sz w:val="28"/>
-                <w:szCs w:val="28"/>
-              </w:rPr>
-            </w:pPr>
-            <w:r>
-              <w:rPr>
-                <w:rFonts w:eastAsiaTheme="minorEastAsia"/>
-                <w:sz w:val="28"/>
-                <w:szCs w:val="28"/>
-              </w:rPr>
-              <w:t>33.5%</w:t>
-            </w:r>
-          </w:p>
-        </w:tc>
-        <w:tc>
-          <w:tcPr>
-            <w:tcW w:w="1140" w:type="pct"/>
-            <w:hideMark/>
-          </w:tcPr>
-          <w:p>
-            <w:pPr>
-              <w:spacing w:line="259" w:lineRule="auto"/>
-              <w:jc w:val="center"/>
-              <w:rPr>
-                <w:rFonts w:eastAsiaTheme="minorEastAsia"/>
-                <w:sz w:val="28"/>
-                <w:szCs w:val="28"/>
-              </w:rPr>
-            </w:pPr>
-            <w:r>
-              <w:rPr>
-                <w:rFonts w:eastAsiaTheme="minorEastAsia"/>
-                <w:sz w:val="28"/>
-                <w:szCs w:val="28"/>
-              </w:rPr>
-              <w:t>41.8%</w:t>
+                <w:cs/>
+              </w:rPr>
+              <w:t>ใช้เวลามากกว่า แต่ให้ผลลัพธ์เสถียรกว่า</w:t>
             </w:r>
           </w:p>
         </w:tc>
@@ -16261,13 +17317,13 @@
       <w:tr>
         <w:tc>
           <w:tcPr>
-            <w:tcW w:w="230" w:type="pct"/>
+            <w:tcW w:w="1036" w:type="pct"/>
+            <w:vAlign w:val="center"/>
             <w:hideMark/>
           </w:tcPr>
           <w:p>
             <w:pPr>
               <w:spacing w:line="259" w:lineRule="auto"/>
-              <w:jc w:val="center"/>
               <w:rPr>
                 <w:rFonts w:eastAsiaTheme="minorEastAsia"/>
                 <w:sz w:val="28"/>
@@ -16277,22 +17333,25 @@
             <w:r>
               <w:rPr>
                 <w:rFonts w:eastAsiaTheme="minorEastAsia"/>
-                <w:sz w:val="28"/>
-                <w:szCs w:val="28"/>
-              </w:rPr>
-              <w:t>5D</w:t>
+                <w:b/>
+                <w:bCs/>
+                <w:sz w:val="28"/>
+                <w:szCs w:val="28"/>
+                <w:cs/>
+              </w:rPr>
+              <w:t>ความเสถียรของผลลัพธ์</w:t>
             </w:r>
           </w:p>
         </w:tc>
         <w:tc>
           <w:tcPr>
-            <w:tcW w:w="620" w:type="pct"/>
+            <w:tcW w:w="2230" w:type="pct"/>
+            <w:vAlign w:val="center"/>
             <w:hideMark/>
           </w:tcPr>
           <w:p>
             <w:pPr>
               <w:spacing w:line="259" w:lineRule="auto"/>
-              <w:jc w:val="center"/>
               <w:rPr>
                 <w:rFonts w:eastAsiaTheme="minorEastAsia"/>
                 <w:sz w:val="28"/>
@@ -16304,20 +17363,29 @@
                 <w:rFonts w:eastAsiaTheme="minorEastAsia"/>
                 <w:sz w:val="28"/>
                 <w:szCs w:val="28"/>
-              </w:rPr>
-              <w:t>34,307</w:t>
+                <w:cs/>
+              </w:rPr>
+              <w:t>ลู่เข้าเร็ว แต่ผลอาจเปลี่ยนตามมิติหรือ</w:t>
+            </w:r>
+            <w:r>
+              <w:rPr>
+                <w:rFonts w:eastAsiaTheme="minorEastAsia"/>
+                <w:sz w:val="28"/>
+                <w:szCs w:val="28"/>
+              </w:rPr>
+              <w:t xml:space="preserve"> Parameter</w:t>
             </w:r>
           </w:p>
         </w:tc>
         <w:tc>
           <w:tcPr>
-            <w:tcW w:w="612" w:type="pct"/>
+            <w:tcW w:w="1734" w:type="pct"/>
+            <w:vAlign w:val="center"/>
             <w:hideMark/>
           </w:tcPr>
           <w:p>
             <w:pPr>
               <w:spacing w:line="259" w:lineRule="auto"/>
-              <w:jc w:val="center"/>
               <w:rPr>
                 <w:rFonts w:eastAsiaTheme="minorEastAsia"/>
                 <w:sz w:val="28"/>
@@ -16329,83 +17397,9 @@
                 <w:rFonts w:eastAsiaTheme="minorEastAsia"/>
                 <w:sz w:val="28"/>
                 <w:szCs w:val="28"/>
-              </w:rPr>
-              <w:t>44,058</w:t>
-            </w:r>
-          </w:p>
-        </w:tc>
-        <w:tc>
-          <w:tcPr>
-            <w:tcW w:w="1249" w:type="pct"/>
-            <w:hideMark/>
-          </w:tcPr>
-          <w:p>
-            <w:pPr>
-              <w:spacing w:line="259" w:lineRule="auto"/>
-              <w:jc w:val="center"/>
-              <w:rPr>
-                <w:rFonts w:eastAsiaTheme="minorEastAsia"/>
-                <w:sz w:val="28"/>
-                <w:szCs w:val="28"/>
-              </w:rPr>
-            </w:pPr>
-            <w:r>
-              <w:rPr>
-                <w:rFonts w:eastAsiaTheme="minorEastAsia"/>
-                <w:sz w:val="28"/>
-                <w:szCs w:val="28"/>
-              </w:rPr>
-              <w:t>1.3</w:t>
-            </w:r>
-          </w:p>
-        </w:tc>
-        <w:tc>
-          <w:tcPr>
-            <w:tcW w:w="1149" w:type="pct"/>
-            <w:hideMark/>
-          </w:tcPr>
-          <w:p>
-            <w:pPr>
-              <w:spacing w:line="259" w:lineRule="auto"/>
-              <w:jc w:val="center"/>
-              <w:rPr>
-                <w:rFonts w:eastAsiaTheme="minorEastAsia"/>
-                <w:sz w:val="28"/>
-                <w:szCs w:val="28"/>
-              </w:rPr>
-            </w:pPr>
-            <w:r>
-              <w:rPr>
-                <w:rFonts w:eastAsiaTheme="minorEastAsia"/>
-                <w:sz w:val="28"/>
-                <w:szCs w:val="28"/>
-              </w:rPr>
-              <w:t>79.3%</w:t>
-            </w:r>
-          </w:p>
-        </w:tc>
-        <w:tc>
-          <w:tcPr>
-            <w:tcW w:w="1140" w:type="pct"/>
-            <w:hideMark/>
-          </w:tcPr>
-          <w:p>
-            <w:pPr>
-              <w:spacing w:line="259" w:lineRule="auto"/>
-              <w:jc w:val="center"/>
-              <w:rPr>
-                <w:rFonts w:eastAsiaTheme="minorEastAsia"/>
-                <w:sz w:val="28"/>
-                <w:szCs w:val="28"/>
-              </w:rPr>
-            </w:pPr>
-            <w:r>
-              <w:rPr>
-                <w:rFonts w:eastAsiaTheme="minorEastAsia"/>
-                <w:sz w:val="28"/>
-                <w:szCs w:val="28"/>
-              </w:rPr>
-              <w:t>41.4%</w:t>
+                <w:cs/>
+              </w:rPr>
+              <w:t>ลู่เข้าอย่างมั่นคง พฤติกรรมคาดการณ์ได้ดี</w:t>
             </w:r>
           </w:p>
         </w:tc>
@@ -16413,13 +17407,13 @@
       <w:tr>
         <w:tc>
           <w:tcPr>
-            <w:tcW w:w="230" w:type="pct"/>
+            <w:tcW w:w="1036" w:type="pct"/>
+            <w:vAlign w:val="center"/>
             <w:hideMark/>
           </w:tcPr>
           <w:p>
             <w:pPr>
               <w:spacing w:line="259" w:lineRule="auto"/>
-              <w:jc w:val="center"/>
               <w:rPr>
                 <w:rFonts w:eastAsiaTheme="minorEastAsia"/>
                 <w:sz w:val="28"/>
@@ -16429,22 +17423,25 @@
             <w:r>
               <w:rPr>
                 <w:rFonts w:eastAsiaTheme="minorEastAsia"/>
-                <w:sz w:val="28"/>
-                <w:szCs w:val="28"/>
-              </w:rPr>
-              <w:t>6D</w:t>
+                <w:b/>
+                <w:bCs/>
+                <w:sz w:val="28"/>
+                <w:szCs w:val="28"/>
+                <w:cs/>
+              </w:rPr>
+              <w:t>จุดเด่นหลัก</w:t>
             </w:r>
           </w:p>
         </w:tc>
         <w:tc>
           <w:tcPr>
-            <w:tcW w:w="620" w:type="pct"/>
+            <w:tcW w:w="2230" w:type="pct"/>
+            <w:vAlign w:val="center"/>
             <w:hideMark/>
           </w:tcPr>
           <w:p>
             <w:pPr>
               <w:spacing w:line="259" w:lineRule="auto"/>
-              <w:jc w:val="center"/>
               <w:rPr>
                 <w:rFonts w:eastAsiaTheme="minorEastAsia"/>
                 <w:sz w:val="28"/>
@@ -16456,20 +17453,82 @@
                 <w:rFonts w:eastAsiaTheme="minorEastAsia"/>
                 <w:sz w:val="28"/>
                 <w:szCs w:val="28"/>
-              </w:rPr>
-              <w:t>41,720</w:t>
+                <w:cs/>
+              </w:rPr>
+              <w:t>ประสิทธิภาพสูง</w:t>
+            </w:r>
+            <w:r>
+              <w:rPr>
+                <w:rFonts w:eastAsiaTheme="minorEastAsia"/>
+                <w:sz w:val="28"/>
+                <w:szCs w:val="28"/>
+              </w:rPr>
+              <w:t xml:space="preserve"> (</w:t>
+            </w:r>
+            <w:r>
+              <w:rPr>
+                <w:rFonts w:eastAsiaTheme="minorEastAsia"/>
+                <w:sz w:val="28"/>
+                <w:szCs w:val="28"/>
+                <w:cs/>
+              </w:rPr>
+              <w:t>การลู่เข้าที่ไว</w:t>
+            </w:r>
+            <w:r>
+              <w:rPr>
+                <w:rFonts w:eastAsiaTheme="minorEastAsia"/>
+                <w:sz w:val="28"/>
+                <w:szCs w:val="28"/>
+              </w:rPr>
+              <w:t>)</w:t>
+            </w:r>
+          </w:p>
+          <w:p>
+            <w:pPr>
+              <w:spacing w:line="259" w:lineRule="auto"/>
+              <w:rPr>
+                <w:rFonts w:eastAsiaTheme="minorEastAsia"/>
+                <w:sz w:val="28"/>
+                <w:szCs w:val="28"/>
+              </w:rPr>
+            </w:pPr>
+            <w:r>
+              <w:rPr>
+                <w:rFonts w:eastAsiaTheme="minorEastAsia"/>
+                <w:sz w:val="28"/>
+                <w:szCs w:val="28"/>
+                <w:cs/>
+              </w:rPr>
+              <w:t xml:space="preserve">เหมาะกับการค้นหา </w:t>
+            </w:r>
+            <w:r>
+              <w:rPr>
+                <w:rFonts w:eastAsiaTheme="minorEastAsia"/>
+                <w:sz w:val="28"/>
+                <w:szCs w:val="28"/>
+              </w:rPr>
+              <w:t xml:space="preserve">Global Minimum </w:t>
+            </w:r>
+            <w:r>
+              <w:rPr>
+                <w:rFonts w:eastAsiaTheme="minorEastAsia"/>
+                <w:sz w:val="28"/>
+                <w:szCs w:val="28"/>
+                <w:cs/>
+              </w:rPr>
+              <w:t>รวดเร็ว</w:t>
             </w:r>
           </w:p>
         </w:tc>
         <w:tc>
           <w:tcPr>
-            <w:tcW w:w="612" w:type="pct"/>
+            <w:tcW w:w="1734" w:type="pct"/>
+            <w:vAlign w:val="center"/>
             <w:hideMark/>
           </w:tcPr>
           <w:p>
             <w:pPr>
               <w:spacing w:line="259" w:lineRule="auto"/>
-              <w:jc w:val="center"/>
               <w:rPr>
                 <w:rFonts w:eastAsiaTheme="minorEastAsia"/>
                 <w:sz w:val="28"/>
@@ -16481,20 +17540,14 @@
                 <w:rFonts w:eastAsiaTheme="minorEastAsia"/>
                 <w:sz w:val="28"/>
                 <w:szCs w:val="28"/>
-              </w:rPr>
-              <w:t>53,858</w:t>
+                <w:cs/>
+              </w:rPr>
+              <w:t>ความเสถียรสูง</w:t>
             </w:r>
           </w:p>
-        </w:tc>
-        <w:tc>
-          <w:tcPr>
-            <w:tcW w:w="1249" w:type="pct"/>
-            <w:hideMark/>
-          </w:tcPr>
           <w:p>
             <w:pPr>
               <w:spacing w:line="259" w:lineRule="auto"/>
-              <w:jc w:val="center"/>
               <w:rPr>
                 <w:rFonts w:eastAsiaTheme="minorEastAsia"/>
                 <w:sz w:val="28"/>
@@ -16506,58 +17559,9 @@
                 <w:rFonts w:eastAsiaTheme="minorEastAsia"/>
                 <w:sz w:val="28"/>
                 <w:szCs w:val="28"/>
-              </w:rPr>
-              <w:t>1.3</w:t>
-            </w:r>
-          </w:p>
-        </w:tc>
-        <w:tc>
-          <w:tcPr>
-            <w:tcW w:w="1149" w:type="pct"/>
-            <w:hideMark/>
-          </w:tcPr>
-          <w:p>
-            <w:pPr>
-              <w:spacing w:line="259" w:lineRule="auto"/>
-              <w:jc w:val="center"/>
-              <w:rPr>
-                <w:rFonts w:eastAsiaTheme="minorEastAsia"/>
-                <w:sz w:val="28"/>
-                <w:szCs w:val="28"/>
-              </w:rPr>
-            </w:pPr>
-            <w:r>
-              <w:rPr>
-                <w:rFonts w:eastAsiaTheme="minorEastAsia"/>
-                <w:sz w:val="28"/>
-                <w:szCs w:val="28"/>
-              </w:rPr>
-              <w:t>83.1%</w:t>
-            </w:r>
-          </w:p>
-        </w:tc>
-        <w:tc>
-          <w:tcPr>
-            <w:tcW w:w="1140" w:type="pct"/>
-            <w:hideMark/>
-          </w:tcPr>
-          <w:p>
-            <w:pPr>
-              <w:spacing w:line="259" w:lineRule="auto"/>
-              <w:jc w:val="center"/>
-              <w:rPr>
-                <w:rFonts w:eastAsiaTheme="minorEastAsia"/>
-                <w:sz w:val="28"/>
-                <w:szCs w:val="28"/>
-              </w:rPr>
-            </w:pPr>
-            <w:r>
-              <w:rPr>
-                <w:rFonts w:eastAsiaTheme="minorEastAsia"/>
-                <w:sz w:val="28"/>
-                <w:szCs w:val="28"/>
-              </w:rPr>
-              <w:t>39.8%</w:t>
+                <w:cs/>
+              </w:rPr>
+              <w:t>เหมาะกับปัญหามิติสูงและซับซ้อน</w:t>
             </w:r>
           </w:p>
         </w:tc>
@@ -16566,729 +17570,33 @@
     <w:p>
       <w:pPr>
         <w:spacing w:after="0"/>
-        <w:ind w:firstLine="720"/>
         <w:jc w:val="thaiDistribute"/>
         <w:rPr>
           <w:rFonts w:eastAsiaTheme="minorEastAsia"/>
-          <w:sz w:val="28"/>
-          <w:szCs w:val="28"/>
-        </w:rPr>
-      </w:pPr>
-      <w:r>
-        <w:rPr>
-          <w:rFonts w:eastAsiaTheme="minorEastAsia"/>
-          <w:sz w:val="28"/>
-          <w:szCs w:val="28"/>
-        </w:rPr>
-        <w:t xml:space="preserve">Dual Annealing </w:t>
-      </w:r>
-      <w:r>
-        <w:rPr>
-          <w:rFonts w:eastAsiaTheme="minorEastAsia"/>
-          <w:sz w:val="28"/>
-          <w:szCs w:val="28"/>
-          <w:cs/>
-        </w:rPr>
-        <w:t xml:space="preserve">แสดงประสิทธิภาพที่เหนือกว่าอย่างชัดเจนในทุกมิติ โดยใช้จำนวน </w:t>
-      </w:r>
-      <w:r>
-        <w:rPr>
-          <w:rFonts w:eastAsiaTheme="minorEastAsia"/>
-          <w:sz w:val="28"/>
-          <w:szCs w:val="28"/>
-        </w:rPr>
-        <w:t xml:space="preserve">Function Evaluations </w:t>
-      </w:r>
-      <w:r>
-        <w:rPr>
-          <w:rFonts w:eastAsiaTheme="minorEastAsia"/>
-          <w:sz w:val="28"/>
-          <w:szCs w:val="28"/>
-          <w:cs/>
-        </w:rPr>
-        <w:t xml:space="preserve">น้อยกว่า </w:t>
-      </w:r>
-      <w:r>
-        <w:rPr>
-          <w:rFonts w:eastAsiaTheme="minorEastAsia"/>
-          <w:sz w:val="28"/>
-          <w:szCs w:val="28"/>
-        </w:rPr>
-        <w:t xml:space="preserve">Basin Hopping </w:t>
-      </w:r>
-      <w:r>
-        <w:rPr>
-          <w:rFonts w:eastAsiaTheme="minorEastAsia"/>
-          <w:sz w:val="28"/>
-          <w:szCs w:val="28"/>
-          <w:cs/>
-        </w:rPr>
-        <w:t>ในทุกกรณี</w:t>
-      </w:r>
-      <w:r>
-        <w:rPr>
-          <w:rFonts w:eastAsiaTheme="minorEastAsia"/>
-          <w:sz w:val="28"/>
-          <w:szCs w:val="28"/>
-        </w:rPr>
-        <w:t xml:space="preserve"> </w:t>
-      </w:r>
-      <w:r>
-        <w:rPr>
-          <w:rFonts w:eastAsiaTheme="minorEastAsia"/>
-          <w:sz w:val="28"/>
-          <w:szCs w:val="28"/>
-          <w:cs/>
-        </w:rPr>
-        <w:t>ในมิติต่ำ (</w:t>
-      </w:r>
-      <w:r>
-        <w:rPr>
-          <w:rFonts w:eastAsiaTheme="minorEastAsia"/>
-          <w:sz w:val="28"/>
-          <w:szCs w:val="28"/>
-        </w:rPr>
-        <w:t xml:space="preserve">2D-4D) Dual Annealing </w:t>
-      </w:r>
-      <w:r>
-        <w:rPr>
-          <w:rFonts w:eastAsiaTheme="minorEastAsia"/>
-          <w:sz w:val="28"/>
-          <w:szCs w:val="28"/>
-          <w:cs/>
-        </w:rPr>
-        <w:t xml:space="preserve">มีประสิทธิภาพสูงกว่าอย่างมีนัยสำคัญ โดยเร็วกว่า </w:t>
-      </w:r>
-      <w:r>
-        <w:rPr>
-          <w:rFonts w:eastAsiaTheme="minorEastAsia"/>
-          <w:sz w:val="28"/>
-          <w:szCs w:val="28"/>
-        </w:rPr>
-        <w:t xml:space="preserve">2.8-14.4 </w:t>
-      </w:r>
-      <w:r>
-        <w:rPr>
-          <w:rFonts w:eastAsiaTheme="minorEastAsia"/>
-          <w:sz w:val="28"/>
-          <w:szCs w:val="28"/>
-          <w:cs/>
-        </w:rPr>
-        <w:t xml:space="preserve">เท่า ซึ่งเป็นผลมาจากการใช้ </w:t>
-      </w:r>
-      <w:r>
-        <w:rPr>
-          <w:rFonts w:eastAsiaTheme="minorEastAsia"/>
-          <w:sz w:val="28"/>
-          <w:szCs w:val="28"/>
-        </w:rPr>
-        <w:t xml:space="preserve">Cauchy-Lorentz Distribution </w:t>
-      </w:r>
-      <w:r>
-        <w:rPr>
-          <w:rFonts w:eastAsiaTheme="minorEastAsia"/>
-          <w:sz w:val="28"/>
-          <w:szCs w:val="28"/>
-          <w:cs/>
-        </w:rPr>
-        <w:t xml:space="preserve">ที่มีหางหนา ทำให้สามารถกระโดดข้ามบริเวณ </w:t>
-      </w:r>
-      <w:r>
-        <w:rPr>
-          <w:rFonts w:eastAsiaTheme="minorEastAsia"/>
-          <w:sz w:val="28"/>
-          <w:szCs w:val="28"/>
-        </w:rPr>
-        <w:t xml:space="preserve">Local Minima </w:t>
-      </w:r>
-      <w:r>
-        <w:rPr>
-          <w:rFonts w:eastAsiaTheme="minorEastAsia"/>
-          <w:sz w:val="28"/>
-          <w:szCs w:val="28"/>
-          <w:cs/>
-        </w:rPr>
-        <w:t xml:space="preserve">ได้อย่างมีประสิทธิภาพโดยไม่ต้องสำรวจทุกพื้นที่อย่างละเอียด การกระโดดระยะไกลนี้ช่วยให้ </w:t>
-      </w:r>
-      <w:r>
-        <w:rPr>
-          <w:rFonts w:eastAsiaTheme="minorEastAsia"/>
-          <w:sz w:val="28"/>
-          <w:szCs w:val="28"/>
-        </w:rPr>
-        <w:t xml:space="preserve">Algorithm </w:t>
-      </w:r>
-      <w:r>
-        <w:rPr>
-          <w:rFonts w:eastAsiaTheme="minorEastAsia"/>
-          <w:sz w:val="28"/>
-          <w:szCs w:val="28"/>
-          <w:cs/>
-        </w:rPr>
-        <w:t xml:space="preserve">หลีกเลี่ยงการติดอยู่ใน </w:t>
-      </w:r>
-      <w:r>
-        <w:rPr>
-          <w:rFonts w:eastAsiaTheme="minorEastAsia"/>
-          <w:sz w:val="28"/>
-          <w:szCs w:val="28"/>
-        </w:rPr>
-        <w:t xml:space="preserve">Basins </w:t>
-      </w:r>
-      <w:r>
-        <w:rPr>
-          <w:rFonts w:eastAsiaTheme="minorEastAsia"/>
-          <w:sz w:val="28"/>
-          <w:szCs w:val="28"/>
-          <w:cs/>
-        </w:rPr>
-        <w:t xml:space="preserve">ที่ไม่ดี และเข้าถึง </w:t>
-      </w:r>
-      <w:r>
-        <w:rPr>
-          <w:rFonts w:eastAsiaTheme="minorEastAsia"/>
-          <w:sz w:val="28"/>
-          <w:szCs w:val="28"/>
-        </w:rPr>
-        <w:t xml:space="preserve">Basin </w:t>
-      </w:r>
-      <w:r>
-        <w:rPr>
-          <w:rFonts w:eastAsiaTheme="minorEastAsia"/>
-          <w:sz w:val="28"/>
-          <w:szCs w:val="28"/>
-          <w:cs/>
-        </w:rPr>
-        <w:t xml:space="preserve">ของ </w:t>
-      </w:r>
-      <w:r>
-        <w:rPr>
-          <w:rFonts w:eastAsiaTheme="minorEastAsia"/>
-          <w:sz w:val="28"/>
-          <w:szCs w:val="28"/>
-        </w:rPr>
-        <w:t xml:space="preserve">Global Minimum </w:t>
-      </w:r>
-      <w:r>
-        <w:rPr>
-          <w:rFonts w:eastAsiaTheme="minorEastAsia"/>
-          <w:sz w:val="28"/>
-          <w:szCs w:val="28"/>
-          <w:cs/>
-        </w:rPr>
-        <w:t xml:space="preserve">ได้เร็วขึ้น โดยเฉพาะในมิติ </w:t>
-      </w:r>
-      <w:r>
-        <w:rPr>
-          <w:rFonts w:eastAsiaTheme="minorEastAsia"/>
-          <w:sz w:val="28"/>
-          <w:szCs w:val="28"/>
-        </w:rPr>
-        <w:t xml:space="preserve">2D </w:t>
-      </w:r>
-      <w:r>
-        <w:rPr>
-          <w:rFonts w:eastAsiaTheme="minorEastAsia"/>
-          <w:sz w:val="28"/>
-          <w:szCs w:val="28"/>
-          <w:cs/>
-        </w:rPr>
-        <w:t>ที่แสดงความได้เปรียบสูงสุด</w:t>
-      </w:r>
-      <w:r>
-        <w:rPr>
-          <w:rFonts w:eastAsiaTheme="minorEastAsia"/>
-          <w:sz w:val="28"/>
-          <w:szCs w:val="28"/>
-        </w:rPr>
-        <w:t xml:space="preserve"> </w:t>
-      </w:r>
-      <w:r>
-        <w:rPr>
-          <w:rFonts w:eastAsiaTheme="minorEastAsia"/>
-          <w:sz w:val="28"/>
-          <w:szCs w:val="28"/>
-          <w:cs/>
-        </w:rPr>
-        <w:t>อย่างไรก็ตาม ในมิติสูง (</w:t>
-      </w:r>
-      <w:r>
-        <w:rPr>
-          <w:rFonts w:eastAsiaTheme="minorEastAsia"/>
-          <w:sz w:val="28"/>
-          <w:szCs w:val="28"/>
-        </w:rPr>
-        <w:t xml:space="preserve">5D-6D) </w:t>
-      </w:r>
-      <w:r>
-        <w:rPr>
-          <w:rFonts w:eastAsiaTheme="minorEastAsia"/>
-          <w:sz w:val="28"/>
-          <w:szCs w:val="28"/>
-          <w:cs/>
-        </w:rPr>
-        <w:t xml:space="preserve">ความแตกต่างด้านประสิทธิภาพลดลงเหลือเพียง </w:t>
-      </w:r>
-      <w:r>
-        <w:rPr>
-          <w:rFonts w:eastAsiaTheme="minorEastAsia"/>
-          <w:sz w:val="28"/>
-          <w:szCs w:val="28"/>
-        </w:rPr>
-        <w:t xml:space="preserve">1.3 </w:t>
-      </w:r>
-      <w:r>
-        <w:rPr>
-          <w:rFonts w:eastAsiaTheme="minorEastAsia"/>
-          <w:sz w:val="28"/>
-          <w:szCs w:val="28"/>
-          <w:cs/>
-        </w:rPr>
-        <w:t xml:space="preserve">เท่า แสดงให้เห็นว่าเมื่อความซับซ้อนของปัญหาเพิ่มขึ้น พื้นที่ค้นหาขยายตัวแบบ </w:t>
-      </w:r>
-      <w:r>
-        <w:rPr>
-          <w:rFonts w:eastAsiaTheme="minorEastAsia"/>
-          <w:sz w:val="28"/>
-          <w:szCs w:val="28"/>
-        </w:rPr>
-        <w:t xml:space="preserve">Exponential </w:t>
-      </w:r>
-      <w:r>
-        <w:rPr>
-          <w:rFonts w:eastAsiaTheme="minorEastAsia"/>
-          <w:sz w:val="28"/>
-          <w:szCs w:val="28"/>
-          <w:cs/>
-        </w:rPr>
-        <w:t xml:space="preserve">และจำนวน </w:t>
-      </w:r>
-      <w:r>
-        <w:rPr>
-          <w:rFonts w:eastAsiaTheme="minorEastAsia"/>
-          <w:sz w:val="28"/>
-          <w:szCs w:val="28"/>
-        </w:rPr>
-        <w:t xml:space="preserve">Local Minima </w:t>
-      </w:r>
-      <w:r>
-        <w:rPr>
-          <w:rFonts w:eastAsiaTheme="minorEastAsia"/>
-          <w:sz w:val="28"/>
-          <w:szCs w:val="28"/>
-          <w:cs/>
-        </w:rPr>
-        <w:t xml:space="preserve">เพิ่มขึ้นอย่างมหาศาล ทำให้ทั้งสอง </w:t>
-      </w:r>
-      <w:r>
-        <w:rPr>
-          <w:rFonts w:eastAsiaTheme="minorEastAsia"/>
-          <w:sz w:val="28"/>
-          <w:szCs w:val="28"/>
-        </w:rPr>
-        <w:t xml:space="preserve">Algorithms </w:t>
-      </w:r>
-      <w:r>
-        <w:rPr>
-          <w:rFonts w:eastAsiaTheme="minorEastAsia"/>
-          <w:sz w:val="28"/>
-          <w:szCs w:val="28"/>
-          <w:cs/>
-        </w:rPr>
-        <w:t>มีประสิทธิภาพที่ใกล้เคียงกันมากขึ้น สิ่งนี้สะท้อนให้เห็นถึง "</w:t>
-      </w:r>
-      <w:r>
-        <w:rPr>
-          <w:rFonts w:eastAsiaTheme="minorEastAsia"/>
-          <w:sz w:val="28"/>
-          <w:szCs w:val="28"/>
-        </w:rPr>
-        <w:t xml:space="preserve">Curse Of Dimensionality" </w:t>
-      </w:r>
-      <w:r>
-        <w:rPr>
-          <w:rFonts w:eastAsiaTheme="minorEastAsia"/>
-          <w:sz w:val="28"/>
-          <w:szCs w:val="28"/>
-          <w:cs/>
-        </w:rPr>
-        <w:t xml:space="preserve">ที่ส่งผลกระทบต่อทุก </w:t>
-      </w:r>
-      <w:r>
-        <w:rPr>
-          <w:rFonts w:eastAsiaTheme="minorEastAsia"/>
-          <w:sz w:val="28"/>
-          <w:szCs w:val="28"/>
-        </w:rPr>
-        <w:t>Global Optimization Algorithm</w:t>
-      </w:r>
+          <w:b/>
+          <w:bCs/>
+          <w:sz w:val="28"/>
+          <w:szCs w:val="28"/>
+        </w:rPr>
+      </w:pPr>
     </w:p>
     <w:p>
       <w:pPr>
-        <w:spacing w:after="0"/>
-        <w:ind w:firstLine="720"/>
-        <w:jc w:val="thaiDistribute"/>
-        <w:rPr>
-          <w:rFonts w:eastAsiaTheme="minorEastAsia"/>
-          <w:sz w:val="28"/>
-          <w:szCs w:val="28"/>
-        </w:rPr>
-      </w:pPr>
-      <w:r>
-        <w:rPr>
-          <w:rFonts w:eastAsiaTheme="minorEastAsia"/>
-          <w:sz w:val="28"/>
-          <w:szCs w:val="28"/>
-          <w:cs/>
-        </w:rPr>
-        <w:t xml:space="preserve">รูปแบบ </w:t>
-      </w:r>
-      <w:r>
-        <w:rPr>
-          <w:rFonts w:eastAsiaTheme="minorEastAsia"/>
-          <w:sz w:val="28"/>
-          <w:szCs w:val="28"/>
-        </w:rPr>
-        <w:t xml:space="preserve">Acceptance Rate </w:t>
-      </w:r>
-      <w:r>
-        <w:rPr>
-          <w:rFonts w:eastAsiaTheme="minorEastAsia"/>
-          <w:sz w:val="28"/>
-          <w:szCs w:val="28"/>
-          <w:cs/>
-        </w:rPr>
-        <w:t xml:space="preserve">เผยให้เห็นลักษณะเฉพาะของแต่ละ </w:t>
-      </w:r>
-      <w:r>
-        <w:rPr>
-          <w:rFonts w:eastAsiaTheme="minorEastAsia"/>
-          <w:sz w:val="28"/>
-          <w:szCs w:val="28"/>
-        </w:rPr>
-        <w:t xml:space="preserve">Algorithm </w:t>
-      </w:r>
-      <w:r>
-        <w:rPr>
-          <w:rFonts w:eastAsiaTheme="minorEastAsia"/>
-          <w:sz w:val="28"/>
-          <w:szCs w:val="28"/>
-          <w:cs/>
-        </w:rPr>
-        <w:t xml:space="preserve">อย่างชัดเจน </w:t>
-      </w:r>
-      <w:r>
-        <w:rPr>
-          <w:rFonts w:eastAsiaTheme="minorEastAsia"/>
-          <w:sz w:val="28"/>
-          <w:szCs w:val="28"/>
-        </w:rPr>
-        <w:t xml:space="preserve">Dual Annealing </w:t>
-      </w:r>
-      <w:r>
-        <w:rPr>
-          <w:rFonts w:eastAsiaTheme="minorEastAsia"/>
-          <w:sz w:val="28"/>
-          <w:szCs w:val="28"/>
-          <w:cs/>
-        </w:rPr>
-        <w:t xml:space="preserve">แสดงพฤติกรรม "เลือกสรร" โดยมี </w:t>
-      </w:r>
-      <w:r>
-        <w:rPr>
-          <w:rFonts w:eastAsiaTheme="minorEastAsia"/>
-          <w:sz w:val="28"/>
-          <w:szCs w:val="28"/>
-        </w:rPr>
-        <w:t xml:space="preserve">Acceptance Rate </w:t>
-      </w:r>
-      <w:r>
-        <w:rPr>
-          <w:rFonts w:eastAsiaTheme="minorEastAsia"/>
-          <w:sz w:val="28"/>
-          <w:szCs w:val="28"/>
-          <w:cs/>
-        </w:rPr>
-        <w:t>ที่เพิ่มขึ้นตามมิติ จาก 1.4% ในมิติ 2</w:t>
-      </w:r>
-      <w:r>
-        <w:rPr>
-          <w:rFonts w:eastAsiaTheme="minorEastAsia"/>
-          <w:sz w:val="28"/>
-          <w:szCs w:val="28"/>
-        </w:rPr>
-        <w:t xml:space="preserve">D </w:t>
-      </w:r>
-      <w:r>
-        <w:rPr>
-          <w:rFonts w:eastAsiaTheme="minorEastAsia"/>
-          <w:sz w:val="28"/>
-          <w:szCs w:val="28"/>
-          <w:cs/>
-        </w:rPr>
-        <w:t>เป็น 83.1% ในมิติ 6</w:t>
-      </w:r>
-      <w:r>
-        <w:rPr>
-          <w:rFonts w:eastAsiaTheme="minorEastAsia"/>
-          <w:sz w:val="28"/>
-          <w:szCs w:val="28"/>
-        </w:rPr>
-        <w:t xml:space="preserve">D </w:t>
-      </w:r>
-      <w:r>
-        <w:rPr>
-          <w:rFonts w:eastAsiaTheme="minorEastAsia"/>
-          <w:sz w:val="28"/>
-          <w:szCs w:val="28"/>
-          <w:cs/>
-        </w:rPr>
-        <w:t xml:space="preserve">ในมิติต่ำ </w:t>
-      </w:r>
-      <w:r>
-        <w:rPr>
-          <w:rFonts w:eastAsiaTheme="minorEastAsia"/>
-          <w:sz w:val="28"/>
-          <w:szCs w:val="28"/>
-        </w:rPr>
-        <w:t xml:space="preserve">Algorithm </w:t>
-      </w:r>
-      <w:r>
-        <w:rPr>
-          <w:rFonts w:eastAsiaTheme="minorEastAsia"/>
-          <w:sz w:val="28"/>
-          <w:szCs w:val="28"/>
-          <w:cs/>
-        </w:rPr>
-        <w:t>ยอมรับเฉพาะจุดคุณภาพสูง ส่งผลให้ใช้การประเมิน</w:t>
-      </w:r>
-      <w:r>
-        <w:rPr>
-          <w:rFonts w:eastAsiaTheme="minorEastAsia" w:hint="cs"/>
-          <w:sz w:val="28"/>
-          <w:szCs w:val="28"/>
-          <w:cs/>
-        </w:rPr>
-        <w:t xml:space="preserve"> </w:t>
-      </w:r>
-      <w:r>
-        <w:rPr>
-          <w:rFonts w:eastAsiaTheme="minorEastAsia"/>
-          <w:sz w:val="28"/>
-          <w:szCs w:val="28"/>
-        </w:rPr>
-        <w:t xml:space="preserve">Function </w:t>
-      </w:r>
-      <w:r>
-        <w:rPr>
-          <w:rFonts w:eastAsiaTheme="minorEastAsia"/>
-          <w:sz w:val="28"/>
-          <w:szCs w:val="28"/>
-          <w:cs/>
-        </w:rPr>
-        <w:t xml:space="preserve">อย่างมีประสิทธิภาพ เมื่อมิติเพิ่มขึ้น </w:t>
-      </w:r>
-      <w:r>
-        <w:rPr>
-          <w:rFonts w:eastAsiaTheme="minorEastAsia"/>
-          <w:sz w:val="28"/>
-          <w:szCs w:val="28"/>
-        </w:rPr>
-        <w:t xml:space="preserve">Temperature Schedule </w:t>
-      </w:r>
-      <w:r>
-        <w:rPr>
-          <w:rFonts w:eastAsiaTheme="minorEastAsia"/>
-          <w:sz w:val="28"/>
-          <w:szCs w:val="28"/>
-          <w:cs/>
-        </w:rPr>
-        <w:t>ที่ปรับตามจำนวนมิติทำให้อุณหภูมิลดช้าลง ส่งผลให้ยอมรับการเคลื่อนที่ได้มากขึ้น สะท้อนความจำเป็นในการสำรวจพื้นที่กว้างขึ้นในปัญหามิติสูง</w:t>
-      </w:r>
-      <w:r>
-        <w:rPr>
-          <w:rFonts w:eastAsiaTheme="minorEastAsia" w:hint="cs"/>
-          <w:sz w:val="28"/>
-          <w:szCs w:val="28"/>
-          <w:cs/>
-        </w:rPr>
-        <w:t xml:space="preserve"> </w:t>
-      </w:r>
-      <w:r>
-        <w:rPr>
-          <w:rFonts w:eastAsiaTheme="minorEastAsia"/>
-          <w:sz w:val="28"/>
-          <w:szCs w:val="28"/>
-          <w:cs/>
-        </w:rPr>
-        <w:t xml:space="preserve">ในทางตรงกันข้าม </w:t>
-      </w:r>
-      <w:r>
-        <w:rPr>
-          <w:rFonts w:eastAsiaTheme="minorEastAsia"/>
-          <w:sz w:val="28"/>
-          <w:szCs w:val="28"/>
-        </w:rPr>
-        <w:t xml:space="preserve">Basin Hopping </w:t>
-      </w:r>
-      <w:r>
-        <w:rPr>
-          <w:rFonts w:eastAsiaTheme="minorEastAsia"/>
-          <w:sz w:val="28"/>
-          <w:szCs w:val="28"/>
-          <w:cs/>
-        </w:rPr>
-        <w:t xml:space="preserve">รักษา </w:t>
-      </w:r>
-      <w:r>
-        <w:rPr>
-          <w:rFonts w:eastAsiaTheme="minorEastAsia"/>
-          <w:sz w:val="28"/>
-          <w:szCs w:val="28"/>
-        </w:rPr>
-        <w:t xml:space="preserve">Acceptance Rate </w:t>
-      </w:r>
-      <w:r>
-        <w:rPr>
-          <w:rFonts w:eastAsiaTheme="minorEastAsia"/>
-          <w:sz w:val="28"/>
-          <w:szCs w:val="28"/>
-          <w:cs/>
-        </w:rPr>
-        <w:t xml:space="preserve">ไว้ในช่วงแคบ (39.8-54.4%) อย่างสม่ำเสมอทุกมิติ สะท้อนกลไก </w:t>
-      </w:r>
-      <w:r>
-        <w:rPr>
-          <w:rFonts w:eastAsiaTheme="minorEastAsia"/>
-          <w:sz w:val="28"/>
-          <w:szCs w:val="28"/>
-        </w:rPr>
-        <w:t xml:space="preserve">Adaptive Step Size </w:t>
-      </w:r>
-      <w:r>
-        <w:rPr>
-          <w:rFonts w:eastAsiaTheme="minorEastAsia"/>
-          <w:sz w:val="28"/>
-          <w:szCs w:val="28"/>
-          <w:cs/>
-        </w:rPr>
-        <w:t>ที่ปรับขนาดก้าวอัตโนมัติ</w:t>
-      </w:r>
-      <w:r>
-        <w:rPr>
-          <w:rFonts w:eastAsiaTheme="minorEastAsia" w:hint="cs"/>
-          <w:sz w:val="28"/>
-          <w:szCs w:val="28"/>
-          <w:cs/>
-        </w:rPr>
-        <w:t xml:space="preserve"> </w:t>
-      </w:r>
-      <w:r>
-        <w:rPr>
-          <w:rFonts w:eastAsiaTheme="minorEastAsia"/>
-          <w:sz w:val="28"/>
-          <w:szCs w:val="28"/>
-          <w:cs/>
-        </w:rPr>
-        <w:t>เพื่อรักษาเสถียรภาพ แนวทางนี้ให้ความมั่นคงและคาดการณ์พฤติกรรมได้ง่าย</w:t>
-      </w:r>
-    </w:p>
-    <w:p>
-      <w:pPr>
-        <w:spacing w:after="0"/>
-        <w:ind w:firstLine="720"/>
-        <w:jc w:val="thaiDistribute"/>
-        <w:rPr>
-          <w:rFonts w:eastAsiaTheme="minorEastAsia"/>
-          <w:sz w:val="28"/>
-          <w:szCs w:val="28"/>
-        </w:rPr>
-      </w:pPr>
-      <w:r>
-        <w:rPr>
-          <w:rFonts w:eastAsiaTheme="minorEastAsia"/>
-          <w:sz w:val="28"/>
-          <w:szCs w:val="28"/>
-          <w:cs/>
-        </w:rPr>
-        <w:t xml:space="preserve">ความแตกต่างนี้แสดงให้เห็นว่า </w:t>
-      </w:r>
-      <w:r>
-        <w:rPr>
-          <w:rFonts w:eastAsiaTheme="minorEastAsia"/>
-          <w:sz w:val="28"/>
-          <w:szCs w:val="28"/>
-        </w:rPr>
-        <w:t xml:space="preserve">Dual Annealing </w:t>
-      </w:r>
-      <w:r>
-        <w:rPr>
-          <w:rFonts w:eastAsiaTheme="minorEastAsia"/>
-          <w:sz w:val="28"/>
-          <w:szCs w:val="28"/>
-          <w:cs/>
-        </w:rPr>
-        <w:t>เหมาะสำหรับปัญหาที่ต้องการ</w:t>
-      </w:r>
-      <w:r>
-        <w:rPr>
-          <w:rFonts w:eastAsiaTheme="minorEastAsia" w:hint="cs"/>
-          <w:sz w:val="28"/>
-          <w:szCs w:val="28"/>
-          <w:cs/>
-        </w:rPr>
-        <w:t xml:space="preserve"> </w:t>
-      </w:r>
-      <w:r>
-        <w:rPr>
-          <w:rFonts w:eastAsiaTheme="minorEastAsia"/>
-          <w:sz w:val="28"/>
-          <w:szCs w:val="28"/>
-          <w:cs/>
-        </w:rPr>
-        <w:t xml:space="preserve">ประสิทธิภาพสูงสุดโดยเฉพาะในมิติต่ำ ในขณะที่ </w:t>
-      </w:r>
-      <w:r>
-        <w:rPr>
-          <w:rFonts w:eastAsiaTheme="minorEastAsia"/>
-          <w:sz w:val="28"/>
-          <w:szCs w:val="28"/>
-        </w:rPr>
-        <w:t xml:space="preserve">Basin Hopping </w:t>
-      </w:r>
-      <w:r>
-        <w:rPr>
-          <w:rFonts w:eastAsiaTheme="minorEastAsia"/>
-          <w:sz w:val="28"/>
-          <w:szCs w:val="28"/>
-          <w:cs/>
-        </w:rPr>
-        <w:t>เหมาะสำหรับ</w:t>
-      </w:r>
-      <w:r>
-        <w:rPr>
-          <w:rFonts w:eastAsiaTheme="minorEastAsia" w:hint="cs"/>
-          <w:sz w:val="28"/>
-          <w:szCs w:val="28"/>
-          <w:cs/>
-        </w:rPr>
-        <w:t xml:space="preserve"> </w:t>
-      </w:r>
-      <w:r>
-        <w:rPr>
-          <w:rFonts w:eastAsiaTheme="minorEastAsia"/>
-          <w:sz w:val="28"/>
-          <w:szCs w:val="28"/>
-          <w:cs/>
-        </w:rPr>
-        <w:t>สถานการณ์ที่ต้องการความเสถียรและคาดเดาพฤติกรรมได้ง่าย</w:t>
-      </w:r>
-      <w:r>
-        <w:rPr>
-          <w:rFonts w:eastAsiaTheme="minorEastAsia"/>
-          <w:sz w:val="28"/>
-          <w:szCs w:val="28"/>
-          <w:cs/>
+        <w:rPr>
+          <w:rFonts w:eastAsiaTheme="minorEastAsia"/>
+          <w:b/>
+          <w:bCs/>
+          <w:sz w:val="28"/>
+          <w:szCs w:val="28"/>
+        </w:rPr>
+      </w:pPr>
+      <w:r>
+        <w:rPr>
+          <w:rFonts w:eastAsiaTheme="minorEastAsia"/>
+          <w:b/>
+          <w:bCs/>
+          <w:sz w:val="28"/>
+          <w:szCs w:val="28"/>
         </w:rPr>
         <w:br w:type="page"/>
       </w:r>
@@ -26401,7 +26709,7 @@
   <w:style w:type="paragraph" w:default="1" w:styleId="Normal">
     <w:name w:val="Normal"/>
     <w:qFormat/>
-    <w:rsid w:val="006F630C"/>
+    <w:rsid w:val="00B675D7"/>
   </w:style>
   <w:style w:type="paragraph" w:styleId="Heading1">
     <w:name w:val="heading 1"/>
